--- a/ref-doc/6733 proposal .docx
+++ b/ref-doc/6733 proposal .docx
@@ -5,6 +5,8 @@
     <w:p>
       <w:pPr>
         <w:pStyle w:val="Title"/>
+        <w:spacing w:line="276" w:lineRule="auto"/>
+        <w:jc w:val="both"/>
         <w:rPr/>
       </w:pPr>
       <w:bookmarkStart w:colFirst="0" w:colLast="0" w:name="_g46o1g6je6vx" w:id="0"/>
@@ -13,11 +15,1097 @@
         <w:rPr>
           <w:rtl w:val="0"/>
         </w:rPr>
-        <w:t xml:space="preserve">Project Report</w:t>
-      </w:r>
-    </w:p>
-    <w:p>
-      <w:pPr>
+        <w:t xml:space="preserve">Project Proposal</w:t>
+      </w:r>
+    </w:p>
+    <w:p>
+      <w:pPr>
+        <w:rPr/>
+      </w:pPr>
+      <w:r>
+        <w:rPr>
+          <w:rtl w:val="0"/>
+        </w:rPr>
+      </w:r>
+    </w:p>
+    <w:p>
+      <w:pPr>
+        <w:jc w:val="both"/>
+        <w:rPr/>
+      </w:pPr>
+      <w:r>
+        <w:br w:type="page"/>
+      </w:r>
+      <w:r>
+        <w:rPr>
+          <w:rtl w:val="0"/>
+        </w:rPr>
+      </w:r>
+    </w:p>
+    <w:p>
+      <w:pPr>
+        <w:pStyle w:val="Heading1"/>
+        <w:jc w:val="both"/>
+        <w:rPr/>
+      </w:pPr>
+      <w:bookmarkStart w:colFirst="0" w:colLast="0" w:name="_5p7aamelgba" w:id="1"/>
+      <w:bookmarkEnd w:id="1"/>
+      <w:r>
+        <w:rPr>
+          <w:rtl w:val="0"/>
+        </w:rPr>
+        <w:t xml:space="preserve">Table of Content</w:t>
+      </w:r>
+    </w:p>
+    <w:sdt>
+      <w:sdtPr>
+        <w:id w:val="288898876"/>
+        <w:docPartObj>
+          <w:docPartGallery w:val="Table of Contents"/>
+          <w:docPartUnique w:val="1"/>
+        </w:docPartObj>
+      </w:sdtPr>
+      <w:sdtContent>
+        <w:p>
+          <w:pPr>
+            <w:widowControl w:val="0"/>
+            <w:tabs>
+              <w:tab w:val="right" w:leader="none" w:pos="12000"/>
+            </w:tabs>
+            <w:spacing w:before="60" w:line="240" w:lineRule="auto"/>
+            <w:rPr>
+              <w:b w:val="1"/>
+              <w:bCs w:val="1"/>
+              <w:color w:val="000000"/>
+              <w:u w:val="none"/>
+            </w:rPr>
+          </w:pPr>
+          <w:r>
+            <w:fldChar w:fldCharType="begin"/>
+            <w:instrText xml:space="preserve"> TOC \h \u \z \t "Heading 1,1,Heading 2,2,Heading 3,3,Heading 4,4,Heading 5,5,Heading 6,6,"</w:instrText>
+            <w:fldChar w:fldCharType="separate"/>
+          </w:r>
+          <w:hyperlink w:anchor="_5p7aamelgba">
+            <w:r>
+              <w:rPr>
+                <w:rFonts w:ascii="Arial" w:cs="Arial" w:eastAsia="Arial" w:hAnsi="Arial"/>
+                <w:b w:val="1"/>
+                <w:bCs w:val="1"/>
+                <w:i w:val="0"/>
+                <w:iCs w:val="0"/>
+                <w:smallCaps w:val="0"/>
+                <w:strike w:val="0"/>
+                <w:color w:val="000000"/>
+                <w:sz w:val="22"/>
+                <w:szCs w:val="22"/>
+                <w:u w:val="none"/>
+                <w:shd w:fill="auto" w:val="clear"/>
+                <w:vertAlign w:val="baseline"/>
+                <w:rtl w:val="0"/>
+              </w:rPr>
+              <w:t xml:space="preserve">Table of Content</w:t>
+              <w:tab/>
+              <w:t xml:space="preserve">1</w:t>
+            </w:r>
+          </w:hyperlink>
+          <w:r>
+            <w:rPr>
+              <w:rtl w:val="0"/>
+            </w:rPr>
+          </w:r>
+        </w:p>
+        <w:p>
+          <w:pPr>
+            <w:widowControl w:val="0"/>
+            <w:tabs>
+              <w:tab w:val="right" w:leader="none" w:pos="12000"/>
+            </w:tabs>
+            <w:spacing w:before="60" w:line="240" w:lineRule="auto"/>
+            <w:rPr>
+              <w:b w:val="1"/>
+              <w:bCs w:val="1"/>
+              <w:color w:val="000000"/>
+              <w:u w:val="none"/>
+            </w:rPr>
+          </w:pPr>
+          <w:hyperlink w:anchor="_s0jgyc9t8k5v">
+            <w:r>
+              <w:rPr>
+                <w:rFonts w:ascii="Arial" w:cs="Arial" w:eastAsia="Arial" w:hAnsi="Arial"/>
+                <w:b w:val="1"/>
+                <w:bCs w:val="1"/>
+                <w:i w:val="0"/>
+                <w:iCs w:val="0"/>
+                <w:smallCaps w:val="0"/>
+                <w:strike w:val="0"/>
+                <w:color w:val="000000"/>
+                <w:sz w:val="22"/>
+                <w:szCs w:val="22"/>
+                <w:u w:val="none"/>
+                <w:shd w:fill="auto" w:val="clear"/>
+                <w:vertAlign w:val="baseline"/>
+                <w:rtl w:val="0"/>
+              </w:rPr>
+              <w:t xml:space="preserve">1.Introduction</w:t>
+              <w:tab/>
+              <w:t xml:space="preserve">2</w:t>
+            </w:r>
+          </w:hyperlink>
+          <w:r>
+            <w:rPr>
+              <w:rtl w:val="0"/>
+            </w:rPr>
+          </w:r>
+        </w:p>
+        <w:p>
+          <w:pPr>
+            <w:widowControl w:val="0"/>
+            <w:tabs>
+              <w:tab w:val="right" w:leader="none" w:pos="12000"/>
+            </w:tabs>
+            <w:spacing w:before="60" w:line="240" w:lineRule="auto"/>
+            <w:ind w:left="360" w:firstLine="0"/>
+            <w:rPr>
+              <w:color w:val="000000"/>
+              <w:u w:val="none"/>
+            </w:rPr>
+          </w:pPr>
+          <w:hyperlink w:anchor="_1tdz02w24w8r">
+            <w:r>
+              <w:rPr>
+                <w:rFonts w:ascii="Arial" w:cs="Arial" w:eastAsia="Arial" w:hAnsi="Arial"/>
+                <w:b w:val="0"/>
+                <w:bCs w:val="0"/>
+                <w:i w:val="0"/>
+                <w:iCs w:val="0"/>
+                <w:smallCaps w:val="0"/>
+                <w:strike w:val="0"/>
+                <w:color w:val="000000"/>
+                <w:sz w:val="22"/>
+                <w:szCs w:val="22"/>
+                <w:u w:val="none"/>
+                <w:shd w:fill="auto" w:val="clear"/>
+                <w:vertAlign w:val="baseline"/>
+                <w:rtl w:val="0"/>
+              </w:rPr>
+              <w:t xml:space="preserve">1.1: Project background</w:t>
+              <w:tab/>
+              <w:t xml:space="preserve">2</w:t>
+            </w:r>
+          </w:hyperlink>
+          <w:r>
+            <w:rPr>
+              <w:rtl w:val="0"/>
+            </w:rPr>
+          </w:r>
+        </w:p>
+        <w:p>
+          <w:pPr>
+            <w:widowControl w:val="0"/>
+            <w:tabs>
+              <w:tab w:val="right" w:leader="none" w:pos="12000"/>
+            </w:tabs>
+            <w:spacing w:before="60" w:line="240" w:lineRule="auto"/>
+            <w:ind w:left="360" w:firstLine="0"/>
+            <w:rPr>
+              <w:color w:val="000000"/>
+              <w:u w:val="none"/>
+            </w:rPr>
+          </w:pPr>
+          <w:hyperlink w:anchor="_nhlllfh8amw9">
+            <w:r>
+              <w:rPr>
+                <w:rFonts w:ascii="Arial" w:cs="Arial" w:eastAsia="Arial" w:hAnsi="Arial"/>
+                <w:b w:val="0"/>
+                <w:bCs w:val="0"/>
+                <w:i w:val="0"/>
+                <w:iCs w:val="0"/>
+                <w:smallCaps w:val="0"/>
+                <w:strike w:val="0"/>
+                <w:color w:val="000000"/>
+                <w:sz w:val="22"/>
+                <w:szCs w:val="22"/>
+                <w:u w:val="none"/>
+                <w:shd w:fill="auto" w:val="clear"/>
+                <w:vertAlign w:val="baseline"/>
+                <w:rtl w:val="0"/>
+              </w:rPr>
+              <w:t xml:space="preserve">1.2 Problem statement and objectives</w:t>
+              <w:tab/>
+              <w:t xml:space="preserve">2</w:t>
+            </w:r>
+          </w:hyperlink>
+          <w:r>
+            <w:rPr>
+              <w:rtl w:val="0"/>
+            </w:rPr>
+          </w:r>
+        </w:p>
+        <w:p>
+          <w:pPr>
+            <w:widowControl w:val="0"/>
+            <w:tabs>
+              <w:tab w:val="right" w:leader="none" w:pos="12000"/>
+            </w:tabs>
+            <w:spacing w:before="60" w:line="240" w:lineRule="auto"/>
+            <w:ind w:left="360" w:firstLine="0"/>
+            <w:rPr>
+              <w:color w:val="000000"/>
+              <w:u w:val="none"/>
+            </w:rPr>
+          </w:pPr>
+          <w:hyperlink w:anchor="_wvvejb8e1n5e">
+            <w:r>
+              <w:rPr>
+                <w:rFonts w:ascii="Arial" w:cs="Arial" w:eastAsia="Arial" w:hAnsi="Arial"/>
+                <w:b w:val="0"/>
+                <w:bCs w:val="0"/>
+                <w:i w:val="0"/>
+                <w:iCs w:val="0"/>
+                <w:smallCaps w:val="0"/>
+                <w:strike w:val="0"/>
+                <w:color w:val="000000"/>
+                <w:sz w:val="22"/>
+                <w:szCs w:val="22"/>
+                <w:u w:val="none"/>
+                <w:shd w:fill="auto" w:val="clear"/>
+                <w:vertAlign w:val="baseline"/>
+                <w:rtl w:val="0"/>
+              </w:rPr>
+              <w:t xml:space="preserve">1.3 Research questions</w:t>
+              <w:tab/>
+              <w:t xml:space="preserve">3</w:t>
+            </w:r>
+          </w:hyperlink>
+          <w:r>
+            <w:rPr>
+              <w:rtl w:val="0"/>
+            </w:rPr>
+          </w:r>
+        </w:p>
+        <w:p>
+          <w:pPr>
+            <w:widowControl w:val="0"/>
+            <w:tabs>
+              <w:tab w:val="right" w:leader="none" w:pos="12000"/>
+            </w:tabs>
+            <w:spacing w:before="60" w:line="240" w:lineRule="auto"/>
+            <w:rPr>
+              <w:b w:val="1"/>
+              <w:bCs w:val="1"/>
+              <w:color w:val="000000"/>
+              <w:u w:val="none"/>
+            </w:rPr>
+          </w:pPr>
+          <w:hyperlink w:anchor="_r5inl1x711uk">
+            <w:r>
+              <w:rPr>
+                <w:rFonts w:ascii="Arial" w:cs="Arial" w:eastAsia="Arial" w:hAnsi="Arial"/>
+                <w:b w:val="1"/>
+                <w:bCs w:val="1"/>
+                <w:i w:val="0"/>
+                <w:iCs w:val="0"/>
+                <w:smallCaps w:val="0"/>
+                <w:strike w:val="0"/>
+                <w:color w:val="000000"/>
+                <w:sz w:val="22"/>
+                <w:szCs w:val="22"/>
+                <w:u w:val="none"/>
+                <w:shd w:fill="auto" w:val="clear"/>
+                <w:vertAlign w:val="baseline"/>
+                <w:rtl w:val="0"/>
+              </w:rPr>
+              <w:t xml:space="preserve">2.Review and Analysis：</w:t>
+              <w:tab/>
+              <w:t xml:space="preserve">4</w:t>
+            </w:r>
+          </w:hyperlink>
+          <w:r>
+            <w:rPr>
+              <w:rtl w:val="0"/>
+            </w:rPr>
+          </w:r>
+        </w:p>
+        <w:p>
+          <w:pPr>
+            <w:widowControl w:val="0"/>
+            <w:tabs>
+              <w:tab w:val="right" w:leader="none" w:pos="12000"/>
+            </w:tabs>
+            <w:spacing w:before="60" w:line="240" w:lineRule="auto"/>
+            <w:ind w:left="360" w:firstLine="0"/>
+            <w:rPr>
+              <w:color w:val="000000"/>
+              <w:u w:val="none"/>
+            </w:rPr>
+          </w:pPr>
+          <w:hyperlink w:anchor="_q7hvguphpbzd">
+            <w:r>
+              <w:rPr>
+                <w:rFonts w:ascii="Arial" w:cs="Arial" w:eastAsia="Arial" w:hAnsi="Arial"/>
+                <w:b w:val="0"/>
+                <w:bCs w:val="0"/>
+                <w:i w:val="0"/>
+                <w:iCs w:val="0"/>
+                <w:smallCaps w:val="0"/>
+                <w:strike w:val="0"/>
+                <w:color w:val="000000"/>
+                <w:sz w:val="22"/>
+                <w:szCs w:val="22"/>
+                <w:u w:val="none"/>
+                <w:shd w:fill="auto" w:val="clear"/>
+                <w:vertAlign w:val="baseline"/>
+                <w:rtl w:val="0"/>
+              </w:rPr>
+              <w:t xml:space="preserve">2.1: Research Review</w:t>
+              <w:tab/>
+              <w:t xml:space="preserve">4</w:t>
+            </w:r>
+          </w:hyperlink>
+          <w:r>
+            <w:rPr>
+              <w:rtl w:val="0"/>
+            </w:rPr>
+          </w:r>
+        </w:p>
+        <w:p>
+          <w:pPr>
+            <w:widowControl w:val="0"/>
+            <w:tabs>
+              <w:tab w:val="right" w:leader="none" w:pos="12000"/>
+            </w:tabs>
+            <w:spacing w:before="60" w:line="240" w:lineRule="auto"/>
+            <w:ind w:left="360" w:firstLine="0"/>
+            <w:rPr>
+              <w:color w:val="000000"/>
+              <w:u w:val="none"/>
+            </w:rPr>
+          </w:pPr>
+          <w:hyperlink w:anchor="_q328o0asnsqb">
+            <w:r>
+              <w:rPr>
+                <w:rFonts w:ascii="Arial" w:cs="Arial" w:eastAsia="Arial" w:hAnsi="Arial"/>
+                <w:b w:val="0"/>
+                <w:bCs w:val="0"/>
+                <w:i w:val="0"/>
+                <w:iCs w:val="0"/>
+                <w:smallCaps w:val="0"/>
+                <w:strike w:val="0"/>
+                <w:color w:val="000000"/>
+                <w:sz w:val="22"/>
+                <w:szCs w:val="22"/>
+                <w:u w:val="none"/>
+                <w:shd w:fill="auto" w:val="clear"/>
+                <w:vertAlign w:val="baseline"/>
+                <w:rtl w:val="0"/>
+              </w:rPr>
+              <w:t xml:space="preserve">2.2 Solution Summary</w:t>
+              <w:tab/>
+              <w:t xml:space="preserve">4</w:t>
+            </w:r>
+          </w:hyperlink>
+          <w:r>
+            <w:rPr>
+              <w:rtl w:val="0"/>
+            </w:rPr>
+          </w:r>
+        </w:p>
+        <w:p>
+          <w:pPr>
+            <w:widowControl w:val="0"/>
+            <w:tabs>
+              <w:tab w:val="right" w:leader="none" w:pos="12000"/>
+            </w:tabs>
+            <w:spacing w:before="60" w:line="240" w:lineRule="auto"/>
+            <w:ind w:left="360" w:firstLine="0"/>
+            <w:rPr>
+              <w:color w:val="000000"/>
+              <w:u w:val="none"/>
+            </w:rPr>
+          </w:pPr>
+          <w:hyperlink w:anchor="_uqv2csvtxqkb">
+            <w:r>
+              <w:rPr>
+                <w:rFonts w:ascii="Arial" w:cs="Arial" w:eastAsia="Arial" w:hAnsi="Arial"/>
+                <w:b w:val="0"/>
+                <w:bCs w:val="0"/>
+                <w:i w:val="0"/>
+                <w:iCs w:val="0"/>
+                <w:smallCaps w:val="0"/>
+                <w:strike w:val="0"/>
+                <w:color w:val="000000"/>
+                <w:sz w:val="22"/>
+                <w:szCs w:val="22"/>
+                <w:u w:val="none"/>
+                <w:shd w:fill="auto" w:val="clear"/>
+                <w:vertAlign w:val="baseline"/>
+                <w:rtl w:val="0"/>
+              </w:rPr>
+              <w:t xml:space="preserve">2.3 Preliminary feasibility study</w:t>
+              <w:tab/>
+              <w:t xml:space="preserve">5</w:t>
+            </w:r>
+          </w:hyperlink>
+          <w:r>
+            <w:rPr>
+              <w:rtl w:val="0"/>
+            </w:rPr>
+          </w:r>
+        </w:p>
+        <w:p>
+          <w:pPr>
+            <w:widowControl w:val="0"/>
+            <w:tabs>
+              <w:tab w:val="right" w:leader="none" w:pos="12000"/>
+            </w:tabs>
+            <w:spacing w:before="60" w:line="240" w:lineRule="auto"/>
+            <w:rPr>
+              <w:b w:val="1"/>
+              <w:bCs w:val="1"/>
+              <w:color w:val="000000"/>
+              <w:u w:val="none"/>
+            </w:rPr>
+          </w:pPr>
+          <w:hyperlink w:anchor="_257c08td0n7r">
+            <w:r>
+              <w:rPr>
+                <w:rFonts w:ascii="Arial" w:cs="Arial" w:eastAsia="Arial" w:hAnsi="Arial"/>
+                <w:b w:val="1"/>
+                <w:bCs w:val="1"/>
+                <w:i w:val="0"/>
+                <w:iCs w:val="0"/>
+                <w:smallCaps w:val="0"/>
+                <w:strike w:val="0"/>
+                <w:color w:val="000000"/>
+                <w:sz w:val="22"/>
+                <w:szCs w:val="22"/>
+                <w:u w:val="none"/>
+                <w:shd w:fill="auto" w:val="clear"/>
+                <w:vertAlign w:val="baseline"/>
+                <w:rtl w:val="0"/>
+              </w:rPr>
+              <w:t xml:space="preserve">3. Milestones&amp;Project plan</w:t>
+              <w:tab/>
+              <w:t xml:space="preserve">8</w:t>
+            </w:r>
+          </w:hyperlink>
+          <w:r>
+            <w:rPr>
+              <w:rtl w:val="0"/>
+            </w:rPr>
+          </w:r>
+        </w:p>
+        <w:p>
+          <w:pPr>
+            <w:widowControl w:val="0"/>
+            <w:tabs>
+              <w:tab w:val="right" w:leader="none" w:pos="12000"/>
+            </w:tabs>
+            <w:spacing w:before="60" w:line="240" w:lineRule="auto"/>
+            <w:ind w:left="360" w:firstLine="0"/>
+            <w:rPr>
+              <w:color w:val="000000"/>
+              <w:u w:val="none"/>
+            </w:rPr>
+          </w:pPr>
+          <w:hyperlink w:anchor="_acsxtoykdfa">
+            <w:r>
+              <w:rPr>
+                <w:rFonts w:ascii="Arial" w:cs="Arial" w:eastAsia="Arial" w:hAnsi="Arial"/>
+                <w:b w:val="0"/>
+                <w:bCs w:val="0"/>
+                <w:i w:val="0"/>
+                <w:iCs w:val="0"/>
+                <w:smallCaps w:val="0"/>
+                <w:strike w:val="0"/>
+                <w:color w:val="000000"/>
+                <w:sz w:val="22"/>
+                <w:szCs w:val="22"/>
+                <w:u w:val="none"/>
+                <w:shd w:fill="auto" w:val="clear"/>
+                <w:vertAlign w:val="baseline"/>
+                <w:rtl w:val="0"/>
+              </w:rPr>
+              <w:t xml:space="preserve">3.1 Overall Development Strategy</w:t>
+              <w:tab/>
+              <w:t xml:space="preserve">8</w:t>
+            </w:r>
+          </w:hyperlink>
+          <w:r>
+            <w:rPr>
+              <w:rtl w:val="0"/>
+            </w:rPr>
+          </w:r>
+        </w:p>
+        <w:p>
+          <w:pPr>
+            <w:widowControl w:val="0"/>
+            <w:tabs>
+              <w:tab w:val="right" w:leader="none" w:pos="12000"/>
+            </w:tabs>
+            <w:spacing w:before="60" w:line="240" w:lineRule="auto"/>
+            <w:ind w:left="360" w:firstLine="0"/>
+            <w:rPr>
+              <w:color w:val="000000"/>
+              <w:u w:val="none"/>
+            </w:rPr>
+          </w:pPr>
+          <w:hyperlink w:anchor="_mhw180wvphnv">
+            <w:r>
+              <w:rPr>
+                <w:rFonts w:ascii="Arial" w:cs="Arial" w:eastAsia="Arial" w:hAnsi="Arial"/>
+                <w:b w:val="0"/>
+                <w:bCs w:val="0"/>
+                <w:i w:val="0"/>
+                <w:iCs w:val="0"/>
+                <w:smallCaps w:val="0"/>
+                <w:strike w:val="0"/>
+                <w:color w:val="000000"/>
+                <w:sz w:val="22"/>
+                <w:szCs w:val="22"/>
+                <w:u w:val="none"/>
+                <w:shd w:fill="auto" w:val="clear"/>
+                <w:vertAlign w:val="baseline"/>
+                <w:rtl w:val="0"/>
+              </w:rPr>
+              <w:t xml:space="preserve">3.2 Week 8 milestone</w:t>
+              <w:tab/>
+              <w:t xml:space="preserve">8</w:t>
+            </w:r>
+          </w:hyperlink>
+          <w:r>
+            <w:rPr>
+              <w:rtl w:val="0"/>
+            </w:rPr>
+          </w:r>
+        </w:p>
+        <w:p>
+          <w:pPr>
+            <w:widowControl w:val="0"/>
+            <w:tabs>
+              <w:tab w:val="right" w:leader="none" w:pos="12000"/>
+            </w:tabs>
+            <w:spacing w:before="60" w:line="240" w:lineRule="auto"/>
+            <w:ind w:left="360" w:firstLine="0"/>
+            <w:rPr>
+              <w:color w:val="000000"/>
+              <w:u w:val="none"/>
+            </w:rPr>
+          </w:pPr>
+          <w:hyperlink w:anchor="_i169zj2ajkg8">
+            <w:r>
+              <w:rPr>
+                <w:rFonts w:ascii="Arial" w:cs="Arial" w:eastAsia="Arial" w:hAnsi="Arial"/>
+                <w:b w:val="0"/>
+                <w:bCs w:val="0"/>
+                <w:i w:val="0"/>
+                <w:iCs w:val="0"/>
+                <w:smallCaps w:val="0"/>
+                <w:strike w:val="0"/>
+                <w:color w:val="000000"/>
+                <w:sz w:val="22"/>
+                <w:szCs w:val="22"/>
+                <w:u w:val="none"/>
+                <w:shd w:fill="auto" w:val="clear"/>
+                <w:vertAlign w:val="baseline"/>
+                <w:rtl w:val="0"/>
+              </w:rPr>
+              <w:t xml:space="preserve">3.3 Final milestone</w:t>
+              <w:tab/>
+              <w:t xml:space="preserve">9</w:t>
+            </w:r>
+          </w:hyperlink>
+          <w:r>
+            <w:rPr>
+              <w:rtl w:val="0"/>
+            </w:rPr>
+          </w:r>
+        </w:p>
+        <w:p>
+          <w:pPr>
+            <w:widowControl w:val="0"/>
+            <w:tabs>
+              <w:tab w:val="right" w:leader="none" w:pos="12000"/>
+            </w:tabs>
+            <w:spacing w:before="60" w:line="240" w:lineRule="auto"/>
+            <w:ind w:left="360" w:firstLine="0"/>
+            <w:rPr>
+              <w:color w:val="000000"/>
+              <w:u w:val="none"/>
+            </w:rPr>
+          </w:pPr>
+          <w:hyperlink w:anchor="_j7cvyx9el00z">
+            <w:r>
+              <w:rPr>
+                <w:rFonts w:ascii="Arial" w:cs="Arial" w:eastAsia="Arial" w:hAnsi="Arial"/>
+                <w:b w:val="0"/>
+                <w:bCs w:val="0"/>
+                <w:i w:val="0"/>
+                <w:iCs w:val="0"/>
+                <w:smallCaps w:val="0"/>
+                <w:strike w:val="0"/>
+                <w:color w:val="000000"/>
+                <w:sz w:val="22"/>
+                <w:szCs w:val="22"/>
+                <w:u w:val="none"/>
+                <w:shd w:fill="auto" w:val="clear"/>
+                <w:vertAlign w:val="baseline"/>
+                <w:rtl w:val="0"/>
+              </w:rPr>
+              <w:t xml:space="preserve">3.4 Implementation timeline</w:t>
+              <w:tab/>
+              <w:t xml:space="preserve">10</w:t>
+            </w:r>
+          </w:hyperlink>
+          <w:r>
+            <w:rPr>
+              <w:rtl w:val="0"/>
+            </w:rPr>
+          </w:r>
+        </w:p>
+        <w:p>
+          <w:pPr>
+            <w:widowControl w:val="0"/>
+            <w:tabs>
+              <w:tab w:val="right" w:leader="none" w:pos="12000"/>
+            </w:tabs>
+            <w:spacing w:before="60" w:line="240" w:lineRule="auto"/>
+            <w:ind w:left="360" w:firstLine="0"/>
+            <w:rPr>
+              <w:color w:val="000000"/>
+              <w:u w:val="none"/>
+            </w:rPr>
+          </w:pPr>
+          <w:hyperlink w:anchor="_njo3a7kt9wrl">
+            <w:r>
+              <w:rPr>
+                <w:rFonts w:ascii="Arial" w:cs="Arial" w:eastAsia="Arial" w:hAnsi="Arial"/>
+                <w:b w:val="0"/>
+                <w:bCs w:val="0"/>
+                <w:i w:val="0"/>
+                <w:iCs w:val="0"/>
+                <w:smallCaps w:val="0"/>
+                <w:strike w:val="0"/>
+                <w:color w:val="000000"/>
+                <w:sz w:val="22"/>
+                <w:szCs w:val="22"/>
+                <w:u w:val="none"/>
+                <w:shd w:fill="auto" w:val="clear"/>
+                <w:vertAlign w:val="baseline"/>
+                <w:rtl w:val="0"/>
+              </w:rPr>
+              <w:t xml:space="preserve">3.5 Team responsibilities and progress tracking</w:t>
+              <w:tab/>
+              <w:t xml:space="preserve">10</w:t>
+            </w:r>
+          </w:hyperlink>
+          <w:r>
+            <w:rPr>
+              <w:rtl w:val="0"/>
+            </w:rPr>
+          </w:r>
+        </w:p>
+        <w:p>
+          <w:pPr>
+            <w:widowControl w:val="0"/>
+            <w:tabs>
+              <w:tab w:val="right" w:leader="none" w:pos="12000"/>
+            </w:tabs>
+            <w:spacing w:before="60" w:line="240" w:lineRule="auto"/>
+            <w:rPr>
+              <w:b w:val="1"/>
+              <w:bCs w:val="1"/>
+              <w:color w:val="000000"/>
+              <w:u w:val="none"/>
+            </w:rPr>
+          </w:pPr>
+          <w:hyperlink w:anchor="_qq3er7s6akb7">
+            <w:r>
+              <w:rPr>
+                <w:rFonts w:ascii="Arial" w:cs="Arial" w:eastAsia="Arial" w:hAnsi="Arial"/>
+                <w:b w:val="1"/>
+                <w:bCs w:val="1"/>
+                <w:i w:val="0"/>
+                <w:iCs w:val="0"/>
+                <w:smallCaps w:val="0"/>
+                <w:strike w:val="0"/>
+                <w:color w:val="000000"/>
+                <w:sz w:val="22"/>
+                <w:szCs w:val="22"/>
+                <w:u w:val="none"/>
+                <w:shd w:fill="auto" w:val="clear"/>
+                <w:vertAlign w:val="baseline"/>
+                <w:rtl w:val="0"/>
+              </w:rPr>
+              <w:t xml:space="preserve">4. Risk analysis</w:t>
+              <w:tab/>
+              <w:t xml:space="preserve">11</w:t>
+            </w:r>
+          </w:hyperlink>
+          <w:r>
+            <w:rPr>
+              <w:rtl w:val="0"/>
+            </w:rPr>
+          </w:r>
+        </w:p>
+        <w:p>
+          <w:pPr>
+            <w:widowControl w:val="0"/>
+            <w:tabs>
+              <w:tab w:val="right" w:leader="none" w:pos="12000"/>
+            </w:tabs>
+            <w:spacing w:before="60" w:line="240" w:lineRule="auto"/>
+            <w:ind w:left="360" w:firstLine="0"/>
+            <w:rPr>
+              <w:color w:val="000000"/>
+              <w:u w:val="none"/>
+            </w:rPr>
+          </w:pPr>
+          <w:hyperlink w:anchor="_sprr2flmzwac">
+            <w:r>
+              <w:rPr>
+                <w:rFonts w:ascii="Arial" w:cs="Arial" w:eastAsia="Arial" w:hAnsi="Arial"/>
+                <w:b w:val="0"/>
+                <w:bCs w:val="0"/>
+                <w:i w:val="0"/>
+                <w:iCs w:val="0"/>
+                <w:smallCaps w:val="0"/>
+                <w:strike w:val="0"/>
+                <w:color w:val="000000"/>
+                <w:sz w:val="22"/>
+                <w:szCs w:val="22"/>
+                <w:u w:val="none"/>
+                <w:shd w:fill="auto" w:val="clear"/>
+                <w:vertAlign w:val="baseline"/>
+                <w:rtl w:val="0"/>
+              </w:rPr>
+              <w:t xml:space="preserve">4.1 Knowledge of hardware and libraries Risk</w:t>
+              <w:tab/>
+              <w:t xml:space="preserve">11</w:t>
+            </w:r>
+          </w:hyperlink>
+          <w:r>
+            <w:rPr>
+              <w:rtl w:val="0"/>
+            </w:rPr>
+          </w:r>
+        </w:p>
+        <w:p>
+          <w:pPr>
+            <w:widowControl w:val="0"/>
+            <w:tabs>
+              <w:tab w:val="right" w:leader="none" w:pos="12000"/>
+            </w:tabs>
+            <w:spacing w:before="60" w:line="240" w:lineRule="auto"/>
+            <w:ind w:left="360" w:firstLine="0"/>
+            <w:rPr>
+              <w:color w:val="000000"/>
+              <w:u w:val="none"/>
+            </w:rPr>
+          </w:pPr>
+          <w:hyperlink w:anchor="_od56yxs63v9e">
+            <w:r>
+              <w:rPr>
+                <w:rFonts w:ascii="Arial" w:cs="Arial" w:eastAsia="Arial" w:hAnsi="Arial"/>
+                <w:b w:val="0"/>
+                <w:bCs w:val="0"/>
+                <w:i w:val="0"/>
+                <w:iCs w:val="0"/>
+                <w:smallCaps w:val="0"/>
+                <w:strike w:val="0"/>
+                <w:color w:val="000000"/>
+                <w:sz w:val="22"/>
+                <w:szCs w:val="22"/>
+                <w:u w:val="none"/>
+                <w:shd w:fill="auto" w:val="clear"/>
+                <w:vertAlign w:val="baseline"/>
+                <w:rtl w:val="0"/>
+              </w:rPr>
+              <w:t xml:space="preserve">4.2  Compilation failure risk</w:t>
+              <w:tab/>
+              <w:t xml:space="preserve">11</w:t>
+            </w:r>
+          </w:hyperlink>
+          <w:r>
+            <w:rPr>
+              <w:rtl w:val="0"/>
+            </w:rPr>
+          </w:r>
+        </w:p>
+        <w:p>
+          <w:pPr>
+            <w:widowControl w:val="0"/>
+            <w:tabs>
+              <w:tab w:val="right" w:leader="none" w:pos="12000"/>
+            </w:tabs>
+            <w:spacing w:before="60" w:line="240" w:lineRule="auto"/>
+            <w:ind w:left="360" w:firstLine="0"/>
+            <w:rPr>
+              <w:color w:val="000000"/>
+              <w:u w:val="none"/>
+            </w:rPr>
+          </w:pPr>
+          <w:hyperlink w:anchor="_kbf0gb3bhewb">
+            <w:r>
+              <w:rPr>
+                <w:rFonts w:ascii="Arial" w:cs="Arial" w:eastAsia="Arial" w:hAnsi="Arial"/>
+                <w:b w:val="0"/>
+                <w:bCs w:val="0"/>
+                <w:i w:val="0"/>
+                <w:iCs w:val="0"/>
+                <w:smallCaps w:val="0"/>
+                <w:strike w:val="0"/>
+                <w:color w:val="000000"/>
+                <w:sz w:val="22"/>
+                <w:szCs w:val="22"/>
+                <w:u w:val="none"/>
+                <w:shd w:fill="auto" w:val="clear"/>
+                <w:vertAlign w:val="baseline"/>
+                <w:rtl w:val="0"/>
+              </w:rPr>
+              <w:t xml:space="preserve">4.3 runtime behavior error</w:t>
+              <w:tab/>
+              <w:t xml:space="preserve">12</w:t>
+            </w:r>
+          </w:hyperlink>
+          <w:r>
+            <w:rPr>
+              <w:rtl w:val="0"/>
+            </w:rPr>
+          </w:r>
+        </w:p>
+        <w:p>
+          <w:pPr>
+            <w:widowControl w:val="0"/>
+            <w:tabs>
+              <w:tab w:val="right" w:leader="none" w:pos="12000"/>
+            </w:tabs>
+            <w:spacing w:before="60" w:line="240" w:lineRule="auto"/>
+            <w:ind w:left="360" w:firstLine="0"/>
+            <w:rPr>
+              <w:color w:val="000000"/>
+              <w:u w:val="none"/>
+            </w:rPr>
+          </w:pPr>
+          <w:hyperlink w:anchor="_gjyg3psj3wtp">
+            <w:r>
+              <w:rPr>
+                <w:rFonts w:ascii="Arial" w:cs="Arial" w:eastAsia="Arial" w:hAnsi="Arial"/>
+                <w:b w:val="0"/>
+                <w:bCs w:val="0"/>
+                <w:i w:val="0"/>
+                <w:iCs w:val="0"/>
+                <w:smallCaps w:val="0"/>
+                <w:strike w:val="0"/>
+                <w:color w:val="000000"/>
+                <w:sz w:val="22"/>
+                <w:szCs w:val="22"/>
+                <w:u w:val="none"/>
+                <w:shd w:fill="auto" w:val="clear"/>
+                <w:vertAlign w:val="baseline"/>
+                <w:rtl w:val="0"/>
+              </w:rPr>
+              <w:t xml:space="preserve">4.4  Flashing and serial communication stability risk</w:t>
+              <w:tab/>
+              <w:t xml:space="preserve">12</w:t>
+            </w:r>
+          </w:hyperlink>
+          <w:r>
+            <w:rPr>
+              <w:rtl w:val="0"/>
+            </w:rPr>
+          </w:r>
+        </w:p>
+        <w:p>
+          <w:pPr>
+            <w:widowControl w:val="0"/>
+            <w:tabs>
+              <w:tab w:val="right" w:leader="none" w:pos="12000"/>
+            </w:tabs>
+            <w:spacing w:before="60" w:line="240" w:lineRule="auto"/>
+            <w:ind w:left="360" w:firstLine="0"/>
+            <w:rPr>
+              <w:color w:val="000000"/>
+              <w:u w:val="none"/>
+            </w:rPr>
+          </w:pPr>
+          <w:hyperlink w:anchor="_bxkezaakc1zk">
+            <w:r>
+              <w:rPr>
+                <w:rFonts w:ascii="Arial" w:cs="Arial" w:eastAsia="Arial" w:hAnsi="Arial"/>
+                <w:b w:val="0"/>
+                <w:bCs w:val="0"/>
+                <w:i w:val="0"/>
+                <w:iCs w:val="0"/>
+                <w:smallCaps w:val="0"/>
+                <w:strike w:val="0"/>
+                <w:color w:val="000000"/>
+                <w:sz w:val="22"/>
+                <w:szCs w:val="22"/>
+                <w:u w:val="none"/>
+                <w:shd w:fill="auto" w:val="clear"/>
+                <w:vertAlign w:val="baseline"/>
+                <w:rtl w:val="0"/>
+              </w:rPr>
+              <w:t xml:space="preserve">4.5 LLM variability/cost risk</w:t>
+              <w:tab/>
+              <w:t xml:space="preserve">12</w:t>
+            </w:r>
+          </w:hyperlink>
+          <w:r>
+            <w:rPr>
+              <w:rtl w:val="0"/>
+            </w:rPr>
+          </w:r>
+        </w:p>
+        <w:p>
+          <w:pPr>
+            <w:widowControl w:val="0"/>
+            <w:tabs>
+              <w:tab w:val="right" w:leader="none" w:pos="12000"/>
+            </w:tabs>
+            <w:spacing w:before="60" w:line="240" w:lineRule="auto"/>
+            <w:ind w:left="360" w:firstLine="0"/>
+            <w:rPr>
+              <w:color w:val="000000"/>
+              <w:u w:val="none"/>
+            </w:rPr>
+          </w:pPr>
+          <w:hyperlink w:anchor="_gcu31gr63uyq">
+            <w:r>
+              <w:rPr>
+                <w:rFonts w:ascii="Arial" w:cs="Arial" w:eastAsia="Arial" w:hAnsi="Arial"/>
+                <w:b w:val="0"/>
+                <w:bCs w:val="0"/>
+                <w:i w:val="0"/>
+                <w:iCs w:val="0"/>
+                <w:smallCaps w:val="0"/>
+                <w:strike w:val="0"/>
+                <w:color w:val="000000"/>
+                <w:sz w:val="22"/>
+                <w:szCs w:val="22"/>
+                <w:u w:val="none"/>
+                <w:shd w:fill="auto" w:val="clear"/>
+                <w:vertAlign w:val="baseline"/>
+                <w:rtl w:val="0"/>
+              </w:rPr>
+              <w:t xml:space="preserve">4.6 Evaluation objectivity/fairness risk</w:t>
+              <w:tab/>
+              <w:t xml:space="preserve">13</w:t>
+            </w:r>
+          </w:hyperlink>
+          <w:r>
+            <w:rPr>
+              <w:rtl w:val="0"/>
+            </w:rPr>
+          </w:r>
+        </w:p>
+        <w:p>
+          <w:pPr>
+            <w:widowControl w:val="0"/>
+            <w:tabs>
+              <w:tab w:val="right" w:leader="none" w:pos="12000"/>
+            </w:tabs>
+            <w:spacing w:before="60" w:line="240" w:lineRule="auto"/>
+            <w:rPr>
+              <w:b w:val="1"/>
+              <w:bCs w:val="1"/>
+              <w:color w:val="000000"/>
+              <w:u w:val="none"/>
+            </w:rPr>
+          </w:pPr>
+          <w:hyperlink w:anchor="_tqqii6z9ulvc">
+            <w:r>
+              <w:rPr>
+                <w:rFonts w:ascii="Arial" w:cs="Arial" w:eastAsia="Arial" w:hAnsi="Arial"/>
+                <w:b w:val="1"/>
+                <w:bCs w:val="1"/>
+                <w:i w:val="0"/>
+                <w:iCs w:val="0"/>
+                <w:smallCaps w:val="0"/>
+                <w:strike w:val="0"/>
+                <w:color w:val="000000"/>
+                <w:sz w:val="22"/>
+                <w:szCs w:val="22"/>
+                <w:u w:val="none"/>
+                <w:shd w:fill="auto" w:val="clear"/>
+                <w:vertAlign w:val="baseline"/>
+                <w:rtl w:val="0"/>
+              </w:rPr>
+              <w:t xml:space="preserve">5. Demonstration goals</w:t>
+              <w:tab/>
+              <w:t xml:space="preserve">14</w:t>
+            </w:r>
+          </w:hyperlink>
+          <w:r>
+            <w:rPr>
+              <w:rtl w:val="0"/>
+            </w:rPr>
+          </w:r>
+        </w:p>
+        <w:p>
+          <w:pPr>
+            <w:widowControl w:val="0"/>
+            <w:tabs>
+              <w:tab w:val="right" w:leader="none" w:pos="12000"/>
+            </w:tabs>
+            <w:spacing w:before="60" w:line="240" w:lineRule="auto"/>
+            <w:rPr>
+              <w:b w:val="1"/>
+              <w:bCs w:val="1"/>
+              <w:color w:val="000000"/>
+              <w:u w:val="none"/>
+            </w:rPr>
+          </w:pPr>
+          <w:hyperlink w:anchor="_uyf45uualsvs">
+            <w:r>
+              <w:rPr>
+                <w:rFonts w:ascii="Arial" w:cs="Arial" w:eastAsia="Arial" w:hAnsi="Arial"/>
+                <w:b w:val="1"/>
+                <w:bCs w:val="1"/>
+                <w:i w:val="0"/>
+                <w:iCs w:val="0"/>
+                <w:smallCaps w:val="0"/>
+                <w:strike w:val="0"/>
+                <w:color w:val="000000"/>
+                <w:sz w:val="22"/>
+                <w:szCs w:val="22"/>
+                <w:u w:val="none"/>
+                <w:shd w:fill="auto" w:val="clear"/>
+                <w:vertAlign w:val="baseline"/>
+                <w:rtl w:val="0"/>
+              </w:rPr>
+              <w:t xml:space="preserve">6.References</w:t>
+              <w:tab/>
+              <w:t xml:space="preserve">15</w:t>
+            </w:r>
+          </w:hyperlink>
+          <w:r>
+            <w:rPr>
+              <w:rtl w:val="0"/>
+            </w:rPr>
+          </w:r>
+          <w:r>
+            <w:fldChar w:fldCharType="end"/>
+          </w:r>
+        </w:p>
+      </w:sdtContent>
+    </w:sdt>
+    <w:p>
+      <w:pPr>
+        <w:jc w:val="both"/>
+        <w:rPr/>
+      </w:pPr>
+      <w:r>
+        <w:rPr>
+          <w:rtl w:val="0"/>
+        </w:rPr>
+      </w:r>
+    </w:p>
+    <w:p>
+      <w:pPr>
+        <w:spacing w:line="276" w:lineRule="auto"/>
+        <w:jc w:val="both"/>
         <w:rPr>
           <w:b w:val="1"/>
           <w:bCs w:val="1"/>
@@ -26,6 +1114,9 @@
         </w:rPr>
       </w:pPr>
       <w:r>
+        <w:br w:type="page"/>
+      </w:r>
+      <w:r>
         <w:rPr>
           <w:rtl w:val="0"/>
         </w:rPr>
@@ -34,85 +1125,592 @@
     <w:p>
       <w:pPr>
         <w:pStyle w:val="Heading1"/>
-        <w:rPr/>
-      </w:pPr>
-      <w:bookmarkStart w:colFirst="0" w:colLast="0" w:name="_s0jgyc9t8k5v" w:id="1"/>
-      <w:bookmarkEnd w:id="1"/>
-      <w:r>
-        <w:rPr>
-          <w:rtl w:val="0"/>
-        </w:rPr>
-        <w:t xml:space="preserve">1.Introduction:</w:t>
-      </w:r>
-    </w:p>
-    <w:p>
-      <w:pPr>
-        <w:ind w:firstLine="720"/>
+        <w:spacing w:line="276" w:lineRule="auto"/>
+        <w:jc w:val="both"/>
+        <w:rPr>
+          <w:sz w:val="36"/>
+          <w:szCs w:val="36"/>
+        </w:rPr>
+      </w:pPr>
+      <w:bookmarkStart w:colFirst="0" w:colLast="0" w:name="_s0jgyc9t8k5v" w:id="2"/>
+      <w:bookmarkEnd w:id="2"/>
+      <w:r>
+        <w:rPr>
+          <w:sz w:val="36"/>
+          <w:szCs w:val="36"/>
+          <w:rtl w:val="0"/>
+        </w:rPr>
+        <w:t xml:space="preserve">1.Introduction</w:t>
+      </w:r>
+    </w:p>
+    <w:p>
+      <w:pPr>
+        <w:pStyle w:val="Heading2"/>
+        <w:spacing w:line="276" w:lineRule="auto"/>
+        <w:jc w:val="both"/>
+        <w:rPr/>
+      </w:pPr>
+      <w:bookmarkStart w:colFirst="0" w:colLast="0" w:name="_1tdz02w24w8r" w:id="3"/>
+      <w:bookmarkEnd w:id="3"/>
+      <w:r>
+        <w:rPr>
+          <w:rtl w:val="0"/>
+        </w:rPr>
+        <w:t xml:space="preserve">1.1: Project background</w:t>
+      </w:r>
+    </w:p>
+    <w:p>
+      <w:pPr>
+        <w:jc w:val="both"/>
+        <w:rPr/>
+      </w:pPr>
+      <w:r>
+        <w:rPr>
+          <w:rtl w:val="0"/>
+        </w:rPr>
+        <w:t xml:space="preserve">In recent years, with the rapid development of Large Language Models (LLMs), AI has demonstrated powerful capabilities in traditional software engineering. Various AI coding agents — such as Claude Code, Codex, and Cursor — now let developers generate high-quality code from natural language. These tools primarily target web and mobile application development; support for embedded-system development, however, remains limited.</w:t>
+      </w:r>
+    </w:p>
+    <w:p>
+      <w:pPr>
+        <w:spacing w:line="276" w:lineRule="auto"/>
+        <w:jc w:val="both"/>
+        <w:rPr/>
+      </w:pPr>
+      <w:r>
+        <w:rPr>
+          <w:rtl w:val="0"/>
+        </w:rPr>
+      </w:r>
+    </w:p>
+    <w:p>
+      <w:pPr>
+        <w:spacing w:line="276" w:lineRule="auto"/>
+        <w:ind w:left="720" w:firstLine="0"/>
+        <w:jc w:val="both"/>
+        <w:rPr/>
+      </w:pPr>
+      <w:r>
+        <w:rPr>
+          <w:rtl w:val="0"/>
+        </w:rPr>
+      </w:r>
+    </w:p>
+    <w:p>
+      <w:pPr>
+        <w:spacing w:line="276" w:lineRule="auto"/>
+        <w:jc w:val="both"/>
+        <w:rPr/>
+      </w:pPr>
+      <w:r>
+        <w:rPr>
+          <w:rtl w:val="0"/>
+        </w:rPr>
+        <w:t xml:space="preserve">Embedded system development is crucial for realizing the functionality of various IoT applications. However, developing embedded systems is far more complex than traditional software engineering, requiring consideration of many more factors. For example, it demands that developers possess cross-disciplinary hardware and software knowledge and a correct understanding of how devices interact with the physical world. In addition to code generation, debugging, and deployment, correct compilation and flashing are also essential steps. Developers need to configure appropriate libraries and specific hardware platforms, making this an extremely time-consuming development process.</w:t>
+      </w:r>
+    </w:p>
+    <w:p>
+      <w:pPr>
+        <w:spacing w:line="276" w:lineRule="auto"/>
+        <w:ind w:left="0" w:firstLine="0"/>
+        <w:jc w:val="both"/>
+        <w:rPr/>
+      </w:pPr>
+      <w:r>
+        <w:rPr>
+          <w:rtl w:val="0"/>
+        </w:rPr>
+      </w:r>
+    </w:p>
+    <w:p>
+      <w:pPr>
+        <w:pStyle w:val="Heading2"/>
+        <w:spacing w:line="276" w:lineRule="auto"/>
+        <w:jc w:val="both"/>
+        <w:rPr/>
+      </w:pPr>
+      <w:bookmarkStart w:colFirst="0" w:colLast="0" w:name="_7hwhzcx38efw" w:id="4"/>
+      <w:bookmarkEnd w:id="4"/>
+      <w:r>
+        <w:rPr>
+          <w:rtl w:val="0"/>
+        </w:rPr>
+      </w:r>
+    </w:p>
+    <w:p>
+      <w:pPr>
+        <w:pStyle w:val="Heading2"/>
+        <w:spacing w:line="276" w:lineRule="auto"/>
+        <w:jc w:val="both"/>
+        <w:rPr/>
+      </w:pPr>
+      <w:bookmarkStart w:colFirst="0" w:colLast="0" w:name="_nhlllfh8amw9" w:id="5"/>
+      <w:bookmarkEnd w:id="5"/>
+      <w:r>
+        <w:rPr>
+          <w:rtl w:val="0"/>
+        </w:rPr>
+        <w:t xml:space="preserve">1.2 Problem statement and objectives</w:t>
+      </w:r>
+    </w:p>
+    <w:p>
+      <w:pPr>
+        <w:spacing w:line="276" w:lineRule="auto"/>
+        <w:ind w:left="0" w:firstLine="0"/>
+        <w:jc w:val="both"/>
+        <w:rPr/>
+      </w:pPr>
+      <w:r>
+        <w:rPr>
+          <w:rtl w:val="0"/>
+        </w:rPr>
+      </w:r>
+    </w:p>
+    <w:p>
+      <w:pPr>
+        <w:spacing w:line="276" w:lineRule="auto"/>
+        <w:ind w:left="0" w:firstLine="0"/>
+        <w:jc w:val="both"/>
+        <w:rPr/>
+      </w:pPr>
+      <w:r>
+        <w:rPr>
+          <w:rtl w:val="0"/>
+        </w:rPr>
+        <w:t xml:space="preserve">General-purpose code LLMs are typically evaluated on self-contained functions in</w:t>
+      </w:r>
+    </w:p>
+    <w:p>
+      <w:pPr>
+        <w:spacing w:line="276" w:lineRule="auto"/>
+        <w:ind w:left="0" w:firstLine="0"/>
+        <w:jc w:val="both"/>
+        <w:rPr/>
+      </w:pPr>
+      <w:r>
+        <w:rPr>
+          <w:rtl w:val="0"/>
+        </w:rPr>
+        <w:t xml:space="preserve">web/general domains [4], [5] — with no library resolution, no compiler, and no target</w:t>
+      </w:r>
+    </w:p>
+    <w:p>
+      <w:pPr>
+        <w:spacing w:line="276" w:lineRule="auto"/>
+        <w:ind w:left="0" w:firstLine="0"/>
+        <w:jc w:val="both"/>
+        <w:rPr/>
+      </w:pPr>
+      <w:r>
+        <w:rPr>
+          <w:rtl w:val="0"/>
+        </w:rPr>
+        <w:t xml:space="preserve">hardware in the loop. Embedded code, by contrast, can *look* correct yet fail because of</w:t>
+      </w:r>
+    </w:p>
+    <w:p>
+      <w:pPr>
+        <w:spacing w:line="276" w:lineRule="auto"/>
+        <w:ind w:left="0" w:firstLine="0"/>
+        <w:jc w:val="both"/>
+        <w:rPr/>
+      </w:pPr>
+      <w:r>
+        <w:rPr>
+          <w:rtl w:val="0"/>
+        </w:rPr>
+        <w:t xml:space="preserve">a wrong header, a mismatched sensor library version, or an incorrect initialisation</w:t>
+      </w:r>
+    </w:p>
+    <w:p>
+      <w:pPr>
+        <w:spacing w:line="276" w:lineRule="auto"/>
+        <w:ind w:left="0" w:firstLine="0"/>
+        <w:jc w:val="both"/>
+        <w:rPr/>
+      </w:pPr>
+      <w:r>
+        <w:rPr>
+          <w:rtl w:val="0"/>
+        </w:rPr>
+        <w:t xml:space="preserve">sequence. A one-shot prompt therefore rarely produces firmware that compiles, let alone</w:t>
+      </w:r>
+    </w:p>
+    <w:p>
+      <w:pPr>
+        <w:spacing w:line="276" w:lineRule="auto"/>
+        <w:ind w:left="0" w:firstLine="0"/>
+        <w:jc w:val="both"/>
+        <w:rPr/>
+      </w:pPr>
+      <w:r>
+        <w:rPr>
+          <w:rtl w:val="0"/>
+        </w:rPr>
+        <w:t xml:space="preserve">runs.</w:t>
+      </w:r>
+    </w:p>
+    <w:p>
+      <w:pPr>
+        <w:spacing w:line="276" w:lineRule="auto"/>
+        <w:ind w:left="0" w:firstLine="0"/>
+        <w:jc w:val="both"/>
+        <w:rPr/>
+      </w:pPr>
+      <w:r>
+        <w:rPr>
+          <w:rtl w:val="0"/>
+        </w:rPr>
+      </w:r>
+    </w:p>
+    <w:p>
+      <w:pPr>
+        <w:spacing w:line="276" w:lineRule="auto"/>
+        <w:ind w:left="0" w:firstLine="0"/>
+        <w:jc w:val="both"/>
+        <w:rPr/>
+      </w:pPr>
+      <w:r>
         <w:rPr>
           <w:b w:val="1"/>
           <w:bCs w:val="1"/>
-        </w:rPr>
-      </w:pPr>
+          <w:rtl w:val="0"/>
+        </w:rPr>
+        <w:t xml:space="preserve">Objective: </w:t>
+      </w:r>
+      <w:r>
+        <w:rPr>
+          <w:rtl w:val="0"/>
+        </w:rPr>
+        <w:t xml:space="preserve">This project builds an LLM-driven pipeline that turns a plain-English</w:t>
+      </w:r>
+    </w:p>
+    <w:p>
+      <w:pPr>
+        <w:spacing w:line="276" w:lineRule="auto"/>
+        <w:ind w:left="0" w:firstLine="0"/>
+        <w:jc w:val="both"/>
+        <w:rPr/>
+      </w:pPr>
+      <w:r>
+        <w:rPr>
+          <w:rtl w:val="0"/>
+        </w:rPr>
+        <w:t xml:space="preserve">embedded task into *compiled*, and ultimately *hardware-verified*, Arduino firmware for</w:t>
+      </w:r>
+    </w:p>
+    <w:p>
+      <w:pPr>
+        <w:spacing w:line="276" w:lineRule="auto"/>
+        <w:ind w:left="0" w:firstLine="0"/>
+        <w:jc w:val="both"/>
+        <w:rPr/>
+      </w:pPr>
+      <w:r>
+        <w:rPr>
+          <w:rtl w:val="0"/>
+        </w:rPr>
+        <w:t xml:space="preserve">the Arduino Nano 33 BLE Sense (Rev2). It rests on two mechanisms drawn from AutoEmbed [8] but deliberately streamlined:</w:t>
+      </w:r>
+    </w:p>
+    <w:p>
+      <w:pPr>
+        <w:spacing w:line="276" w:lineRule="auto"/>
+        <w:ind w:left="0" w:firstLine="0"/>
+        <w:jc w:val="both"/>
+        <w:rPr/>
+      </w:pPr>
+      <w:r>
+        <w:rPr>
+          <w:rtl w:val="0"/>
+        </w:rPr>
+      </w:r>
+    </w:p>
+    <w:p>
+      <w:pPr>
+        <w:spacing w:line="276" w:lineRule="auto"/>
+        <w:ind w:left="0" w:firstLine="0"/>
+        <w:jc w:val="both"/>
+        <w:rPr/>
+      </w:pPr>
+      <w:r>
+        <w:rPr>
+          <w:rtl w:val="0"/>
+        </w:rPr>
+        <w:t xml:space="preserve">1. </w:t>
+      </w:r>
       <w:r>
         <w:rPr>
           <w:b w:val="1"/>
           <w:bCs w:val="1"/>
           <w:rtl w:val="0"/>
         </w:rPr>
-        <w:t xml:space="preserve">1.1: Project background</w:t>
-      </w:r>
-    </w:p>
-    <w:p>
-      <w:pPr>
-        <w:ind w:firstLine="720"/>
+        <w:t xml:space="preserve">Per-module API-knowledge injection</w:t>
+      </w:r>
+      <w:r>
+        <w:rPr>
+          <w:rtl w:val="0"/>
+        </w:rPr>
+        <w:t xml:space="preserve">— a structured, verified cheat-sheet for each</w:t>
+      </w:r>
+    </w:p>
+    <w:p>
+      <w:pPr>
+        <w:spacing w:line="276" w:lineRule="auto"/>
+        <w:ind w:left="0" w:firstLine="0"/>
+        <w:jc w:val="both"/>
+        <w:rPr/>
+      </w:pPr>
+      <w:r>
+        <w:rPr>
+          <w:rtl w:val="0"/>
+        </w:rPr>
+        <w:t xml:space="preserve">   on-board module (library include, initialisation, key functions, return types,</w:t>
+      </w:r>
+    </w:p>
+    <w:p>
+      <w:pPr>
+        <w:spacing w:line="276" w:lineRule="auto"/>
+        <w:ind w:left="0" w:firstLine="0"/>
+        <w:jc w:val="both"/>
+        <w:rPr/>
+      </w:pPr>
+      <w:r>
+        <w:rPr>
+          <w:rtl w:val="0"/>
+        </w:rPr>
+        <w:t xml:space="preserve">   gotchas) is injected into the prompt so the model uses only the correct API.</w:t>
+      </w:r>
+    </w:p>
+    <w:p>
+      <w:pPr>
+        <w:spacing w:line="276" w:lineRule="auto"/>
+        <w:ind w:left="0" w:firstLine="0"/>
+        <w:jc w:val="both"/>
+        <w:rPr/>
+      </w:pPr>
+      <w:r>
+        <w:rPr>
+          <w:rtl w:val="0"/>
+        </w:rPr>
+        <w:t xml:space="preserve">2. </w:t>
+      </w:r>
+      <w:r>
         <w:rPr>
           <w:b w:val="1"/>
           <w:bCs w:val="1"/>
-        </w:rPr>
-      </w:pPr>
-      <w:r>
-        <w:rPr>
-          <w:rtl w:val="0"/>
-        </w:rPr>
-      </w:r>
-    </w:p>
-    <w:p>
-      <w:pPr>
+          <w:rtl w:val="0"/>
+        </w:rPr>
+        <w:t xml:space="preserve">An automated feedback loop</w:t>
+      </w:r>
+      <w:r>
+        <w:rPr>
+          <w:rtl w:val="0"/>
+        </w:rPr>
+        <w:t xml:space="preserve"> — `arduino-cli` compiler errors (and, in the final</w:t>
+      </w:r>
+    </w:p>
+    <w:p>
+      <w:pPr>
+        <w:spacing w:line="276" w:lineRule="auto"/>
         <w:ind w:left="0" w:firstLine="0"/>
+        <w:jc w:val="both"/>
+        <w:rPr/>
+      </w:pPr>
+      <w:r>
+        <w:rPr>
+          <w:rtl w:val="0"/>
+        </w:rPr>
+        <w:t xml:space="preserve">   system, on-device serial output) are fed back to the LLM to repair the sketch over a</w:t>
+      </w:r>
+    </w:p>
+    <w:p>
+      <w:pPr>
+        <w:spacing w:line="276" w:lineRule="auto"/>
+        <w:ind w:left="0" w:firstLine="0"/>
+        <w:jc w:val="both"/>
+        <w:rPr/>
+      </w:pPr>
+      <w:r>
+        <w:rPr>
+          <w:rtl w:val="0"/>
+        </w:rPr>
+        <w:t xml:space="preserve">   bounded number of attempts.</w:t>
+      </w:r>
+    </w:p>
+    <w:p>
+      <w:pPr>
+        <w:spacing w:line="276" w:lineRule="auto"/>
+        <w:ind w:left="0" w:firstLine="0"/>
+        <w:jc w:val="both"/>
+        <w:rPr/>
+      </w:pPr>
+      <w:r>
+        <w:rPr>
+          <w:rtl w:val="0"/>
+        </w:rPr>
+      </w:r>
+    </w:p>
+    <w:p>
+      <w:pPr>
+        <w:spacing w:line="276" w:lineRule="auto"/>
+        <w:ind w:left="0" w:firstLine="0"/>
+        <w:jc w:val="both"/>
+        <w:rPr/>
+      </w:pPr>
+      <w:r>
         <w:rPr>
           <w:b w:val="1"/>
           <w:bCs w:val="1"/>
-        </w:rPr>
-      </w:pPr>
-      <w:r>
-        <w:br w:type="page"/>
-      </w:r>
-      <w:r>
-        <w:rPr>
-          <w:rtl w:val="0"/>
-        </w:rPr>
-      </w:r>
-    </w:p>
-    <w:p>
-      <w:pPr>
-        <w:pStyle w:val="Heading1"/>
-        <w:rPr/>
-      </w:pPr>
-      <w:bookmarkStart w:colFirst="0" w:colLast="0" w:name="_r5inl1x711uk" w:id="2"/>
-      <w:bookmarkEnd w:id="2"/>
-      <w:r>
-        <w:rPr>
-          <w:rtl w:val="0"/>
-        </w:rPr>
-        <w:t xml:space="preserve">2. Analysis and Design</w:t>
-      </w:r>
-    </w:p>
-    <w:p>
-      <w:pPr>
+          <w:rtl w:val="0"/>
+        </w:rPr>
+        <w:t xml:space="preserve">Scope:</w:t>
+      </w:r>
+      <w:r>
+        <w:rPr>
+          <w:rtl w:val="0"/>
+        </w:rPr>
+        <w:t xml:space="preserve">  Rather than supporting AutoEmbed's ~7,000-library generality, we target the</w:t>
+      </w:r>
+    </w:p>
+    <w:p>
+      <w:pPr>
+        <w:spacing w:line="276" w:lineRule="auto"/>
+        <w:ind w:left="0" w:firstLine="0"/>
+        <w:jc w:val="both"/>
+        <w:rPr/>
+      </w:pPr>
+      <w:r>
+        <w:rPr>
+          <w:rtl w:val="0"/>
+        </w:rPr>
+        <w:t xml:space="preserve">board's on-board sensors and peripherals — the Rev2 HS3003 temperature/humidity sensor</w:t>
+      </w:r>
+    </w:p>
+    <w:p>
+      <w:pPr>
+        <w:spacing w:line="276" w:lineRule="auto"/>
+        <w:ind w:left="0" w:firstLine="0"/>
+        <w:jc w:val="both"/>
+        <w:rPr/>
+      </w:pPr>
+      <w:r>
+        <w:rPr>
+          <w:rtl w:val="0"/>
+        </w:rPr>
+        <w:t xml:space="preserve">(`Arduino_HS300x`), the on-board LED, and BLE. We evaluate on a 30–50 task benchmark</w:t>
+      </w:r>
+    </w:p>
+    <w:p>
+      <w:pPr>
+        <w:spacing w:line="276" w:lineRule="auto"/>
+        <w:ind w:left="0" w:firstLine="0"/>
+        <w:jc w:val="both"/>
+        <w:rPr/>
+      </w:pPr>
+      <w:r>
+        <w:rPr>
+          <w:rtl w:val="0"/>
+        </w:rPr>
+        <w:t xml:space="preserve">spanning three difficulty levels, compare at least two LLMs, and contrast the feedback</w:t>
+      </w:r>
+    </w:p>
+    <w:p>
+      <w:pPr>
+        <w:spacing w:line="276" w:lineRule="auto"/>
+        <w:ind w:left="0" w:firstLine="0"/>
+        <w:jc w:val="both"/>
+        <w:rPr/>
+      </w:pPr>
+      <w:r>
+        <w:rPr>
+          <w:rtl w:val="0"/>
+        </w:rPr>
+        <w:t xml:space="preserve">loop against a no-feedback baseline. </w:t>
+      </w:r>
+    </w:p>
+    <w:p>
+      <w:pPr>
+        <w:spacing w:line="276" w:lineRule="auto"/>
+        <w:ind w:left="0" w:firstLine="0"/>
+        <w:jc w:val="both"/>
+        <w:rPr/>
+      </w:pPr>
+      <w:r>
+        <w:rPr>
+          <w:rtl w:val="0"/>
+        </w:rPr>
+      </w:r>
+    </w:p>
+    <w:p>
+      <w:pPr>
+        <w:spacing w:line="276" w:lineRule="auto"/>
+        <w:ind w:left="0" w:firstLine="0"/>
+        <w:jc w:val="both"/>
+        <w:rPr/>
+      </w:pPr>
+      <w:r>
         <w:rPr>
           <w:b w:val="1"/>
           <w:bCs w:val="1"/>
-        </w:rPr>
+          <w:rtl w:val="0"/>
+        </w:rPr>
+        <w:t xml:space="preserve">Out of scope:</w:t>
+      </w:r>
+      <w:r>
+        <w:rPr>
+          <w:rtl w:val="0"/>
+        </w:rPr>
+        <w:t xml:space="preserve"> arbitrary external modules, full</w:t>
+      </w:r>
+    </w:p>
+    <w:p>
+      <w:pPr>
+        <w:spacing w:line="276" w:lineRule="auto"/>
+        <w:ind w:left="0" w:firstLine="0"/>
+        <w:jc w:val="both"/>
+        <w:rPr/>
+      </w:pPr>
+      <w:r>
+        <w:rPr>
+          <w:rtl w:val="0"/>
+        </w:rPr>
+        <w:t xml:space="preserve">automatic library resolution across the Arduino ecosystem, and any production-grade</w:t>
+      </w:r>
+    </w:p>
+    <w:p>
+      <w:pPr>
+        <w:spacing w:line="276" w:lineRule="auto"/>
+        <w:ind w:left="0" w:firstLine="0"/>
+        <w:jc w:val="both"/>
+        <w:rPr/>
+      </w:pPr>
+      <w:r>
+        <w:rPr>
+          <w:rtl w:val="0"/>
+        </w:rPr>
+        <w:t xml:space="preserve">deployment.</w:t>
+      </w:r>
+    </w:p>
+    <w:p>
+      <w:pPr>
+        <w:spacing w:line="276" w:lineRule="auto"/>
+        <w:ind w:left="0" w:firstLine="0"/>
+        <w:jc w:val="both"/>
+        <w:rPr/>
+      </w:pPr>
+      <w:r>
+        <w:rPr>
+          <w:rtl w:val="0"/>
+        </w:rPr>
+      </w:r>
+    </w:p>
+    <w:p>
+      <w:pPr>
+        <w:spacing w:line="276" w:lineRule="auto"/>
+        <w:ind w:left="0" w:firstLine="0"/>
+        <w:jc w:val="both"/>
+        <w:rPr/>
       </w:pPr>
       <w:r>
         <w:rPr>
@@ -120,15 +1718,316 @@
           <w:bCs w:val="1"/>
           <w:rtl w:val="0"/>
         </w:rPr>
-        <w:tab/>
-        <w:t xml:space="preserve">2.1: Research Review</w:t>
-      </w:r>
-    </w:p>
-    <w:p>
-      <w:pPr>
+        <w:t xml:space="preserve">Early feasibility: </w:t>
+      </w:r>
+      <w:r>
+        <w:rPr>
+          <w:rtl w:val="0"/>
+        </w:rPr>
+        <w:t xml:space="preserve"> The compile half of this pipeline is already implemented and</w:t>
+      </w:r>
+    </w:p>
+    <w:p>
+      <w:pPr>
+        <w:spacing w:line="276" w:lineRule="auto"/>
+        <w:ind w:left="0" w:firstLine="0"/>
+        <w:jc w:val="both"/>
+        <w:rPr/>
+      </w:pPr>
+      <w:r>
+        <w:rPr>
+          <w:rtl w:val="0"/>
+        </w:rPr>
+        <w:t xml:space="preserve">tested; on five Level-1 tasks it produced firmware that compiled **5/5 on the first</w:t>
+      </w:r>
+    </w:p>
+    <w:p>
+      <w:pPr>
+        <w:spacing w:line="276" w:lineRule="auto"/>
+        <w:ind w:left="0" w:firstLine="0"/>
+        <w:jc w:val="both"/>
+        <w:rPr/>
+      </w:pPr>
+      <w:r>
+        <w:rPr>
+          <w:rtl w:val="0"/>
+        </w:rPr>
+        <w:t xml:space="preserve">attempt** (see §2.3). This proposal therefore plans the *scaling* of a working core, not</w:t>
+      </w:r>
+    </w:p>
+    <w:p>
+      <w:pPr>
+        <w:spacing w:line="276" w:lineRule="auto"/>
+        <w:ind w:left="0" w:firstLine="0"/>
+        <w:jc w:val="both"/>
+        <w:rPr/>
+      </w:pPr>
+      <w:r>
+        <w:rPr>
+          <w:rtl w:val="0"/>
+        </w:rPr>
+        <w:t xml:space="preserve">an unproven idea.</w:t>
+      </w:r>
+    </w:p>
+    <w:p>
+      <w:pPr>
+        <w:spacing w:line="276" w:lineRule="auto"/>
+        <w:ind w:left="0" w:firstLine="0"/>
+        <w:jc w:val="both"/>
+        <w:rPr/>
+      </w:pPr>
+      <w:r>
+        <w:rPr>
+          <w:rtl w:val="0"/>
+        </w:rPr>
+      </w:r>
+    </w:p>
+    <w:p>
+      <w:pPr>
+        <w:pStyle w:val="Heading2"/>
+        <w:spacing w:line="276" w:lineRule="auto"/>
+        <w:jc w:val="both"/>
+        <w:rPr/>
+      </w:pPr>
+      <w:bookmarkStart w:colFirst="0" w:colLast="0" w:name="_wvvejb8e1n5e" w:id="6"/>
+      <w:bookmarkEnd w:id="6"/>
+      <w:r>
+        <w:rPr>
+          <w:rtl w:val="0"/>
+        </w:rPr>
+        <w:t xml:space="preserve">1.3 Research questions</w:t>
+      </w:r>
+    </w:p>
+    <w:p>
+      <w:pPr>
+        <w:spacing w:line="276" w:lineRule="auto"/>
+        <w:ind w:left="0" w:firstLine="0"/>
+        <w:jc w:val="both"/>
+        <w:rPr/>
+      </w:pPr>
+      <w:r>
+        <w:rPr>
+          <w:rtl w:val="0"/>
+        </w:rPr>
+      </w:r>
+    </w:p>
+    <w:p>
+      <w:pPr>
+        <w:spacing w:line="276" w:lineRule="auto"/>
+        <w:ind w:left="0" w:firstLine="0"/>
+        <w:jc w:val="both"/>
+        <w:rPr/>
+      </w:pPr>
+      <w:r>
         <w:rPr>
           <w:b w:val="1"/>
           <w:bCs w:val="1"/>
+          <w:rtl w:val="0"/>
+        </w:rPr>
+        <w:t xml:space="preserve">RQ1 (knowledge injection):</w:t>
+      </w:r>
+      <w:r>
+        <w:rPr>
+          <w:rtl w:val="0"/>
+        </w:rPr>
+        <w:t xml:space="preserve"> Does injecting a structured per-module API table raise</w:t>
+      </w:r>
+    </w:p>
+    <w:p>
+      <w:pPr>
+        <w:spacing w:line="276" w:lineRule="auto"/>
+        <w:ind w:left="0" w:firstLine="0"/>
+        <w:jc w:val="both"/>
+        <w:rPr/>
+      </w:pPr>
+      <w:r>
+        <w:rPr>
+          <w:rtl w:val="0"/>
+        </w:rPr>
+        <w:t xml:space="preserve">  the first-try compilation rate and task-completion rate compared with an un-augmented</w:t>
+      </w:r>
+    </w:p>
+    <w:p>
+      <w:pPr>
+        <w:spacing w:line="276" w:lineRule="auto"/>
+        <w:ind w:left="0" w:firstLine="0"/>
+        <w:jc w:val="both"/>
+        <w:rPr/>
+      </w:pPr>
+      <w:r>
+        <w:rPr>
+          <w:rtl w:val="0"/>
+        </w:rPr>
+        <w:t xml:space="preserve">  prompt?</w:t>
+      </w:r>
+    </w:p>
+    <w:p>
+      <w:pPr>
+        <w:spacing w:line="276" w:lineRule="auto"/>
+        <w:ind w:left="0" w:firstLine="0"/>
+        <w:jc w:val="both"/>
+        <w:rPr/>
+      </w:pPr>
+      <w:r>
+        <w:rPr>
+          <w:b w:val="1"/>
+          <w:bCs w:val="1"/>
+          <w:rtl w:val="0"/>
+        </w:rPr>
+        <w:t xml:space="preserve">RQ2 (feedback loop): </w:t>
+      </w:r>
+      <w:r>
+        <w:rPr>
+          <w:rtl w:val="0"/>
+        </w:rPr>
+        <w:t xml:space="preserve"> Does an automated compile-then-runtime error-feedback loop</w:t>
+      </w:r>
+    </w:p>
+    <w:p>
+      <w:pPr>
+        <w:spacing w:line="276" w:lineRule="auto"/>
+        <w:ind w:left="0" w:firstLine="0"/>
+        <w:jc w:val="both"/>
+        <w:rPr/>
+      </w:pPr>
+      <w:r>
+        <w:rPr>
+          <w:rtl w:val="0"/>
+        </w:rPr>
+        <w:t xml:space="preserve">  improve compilation success and task completion over a no-feedback baseline, and how</w:t>
+      </w:r>
+    </w:p>
+    <w:p>
+      <w:pPr>
+        <w:spacing w:line="276" w:lineRule="auto"/>
+        <w:ind w:left="0" w:firstLine="0"/>
+        <w:jc w:val="both"/>
+        <w:rPr/>
+      </w:pPr>
+      <w:r>
+        <w:rPr>
+          <w:rtl w:val="0"/>
+        </w:rPr>
+        <w:t xml:space="preserve">  many repair iterations does it typically need?</w:t>
+      </w:r>
+    </w:p>
+    <w:p>
+      <w:pPr>
+        <w:spacing w:line="276" w:lineRule="auto"/>
+        <w:ind w:left="0" w:firstLine="0"/>
+        <w:jc w:val="both"/>
+        <w:rPr/>
+      </w:pPr>
+      <w:r>
+        <w:rPr>
+          <w:b w:val="1"/>
+          <w:bCs w:val="1"/>
+          <w:rtl w:val="0"/>
+        </w:rPr>
+        <w:t xml:space="preserve">RQ3 (model trade-offs): </w:t>
+      </w:r>
+      <w:r>
+        <w:rPr>
+          <w:rtl w:val="0"/>
+        </w:rPr>
+        <w:t xml:space="preserve">Across at least two LLMs, how do task-completion rate,</w:t>
+      </w:r>
+    </w:p>
+    <w:p>
+      <w:pPr>
+        <w:spacing w:line="276" w:lineRule="auto"/>
+        <w:ind w:left="0" w:firstLine="0"/>
+        <w:jc w:val="both"/>
+        <w:rPr/>
+      </w:pPr>
+      <w:r>
+        <w:rPr>
+          <w:rtl w:val="0"/>
+        </w:rPr>
+        <w:t xml:space="preserve">  repair iterations, latency, and token cost trade off?</w:t>
+      </w:r>
+    </w:p>
+    <w:p>
+      <w:pPr>
+        <w:spacing w:line="276" w:lineRule="auto"/>
+        <w:ind w:left="0" w:firstLine="0"/>
+        <w:jc w:val="both"/>
+        <w:rPr/>
+      </w:pPr>
+      <w:r>
+        <w:rPr>
+          <w:rtl w:val="0"/>
+        </w:rPr>
+      </w:r>
+    </w:p>
+    <w:p>
+      <w:pPr>
+        <w:spacing w:line="276" w:lineRule="auto"/>
+        <w:ind w:left="0" w:firstLine="0"/>
+        <w:jc w:val="both"/>
+        <w:rPr/>
+      </w:pPr>
+      <w:r>
+        <w:rPr>
+          <w:rtl w:val="0"/>
+        </w:rPr>
+        <w:t xml:space="preserve">Each question is answered with objective, pre-defined metrics: `compiled N/total`,</w:t>
+      </w:r>
+    </w:p>
+    <w:p>
+      <w:pPr>
+        <w:spacing w:line="276" w:lineRule="auto"/>
+        <w:ind w:left="0" w:firstLine="0"/>
+        <w:jc w:val="both"/>
+        <w:rPr/>
+      </w:pPr>
+      <w:r>
+        <w:rPr>
+          <w:rtl w:val="0"/>
+        </w:rPr>
+        <w:t xml:space="preserve">task-completion rate, repair-iteration count, latency, and approximate token cost.</w:t>
+      </w:r>
+    </w:p>
+    <w:p>
+      <w:pPr>
+        <w:spacing w:line="276" w:lineRule="auto"/>
+        <w:ind w:left="0" w:firstLine="720"/>
+        <w:jc w:val="both"/>
+        <w:rPr>
+          <w:b w:val="1"/>
+          <w:bCs w:val="1"/>
+        </w:rPr>
+      </w:pPr>
+      <w:r>
+        <w:rPr>
+          <w:rtl w:val="0"/>
+        </w:rPr>
+      </w:r>
+    </w:p>
+    <w:p>
+      <w:pPr>
+        <w:spacing w:line="276" w:lineRule="auto"/>
+        <w:ind w:left="0" w:firstLine="0"/>
+        <w:jc w:val="both"/>
+        <w:rPr>
+          <w:b w:val="1"/>
+          <w:bCs w:val="1"/>
+        </w:rPr>
+      </w:pPr>
+      <w:r>
+        <w:rPr>
+          <w:rtl w:val="0"/>
+        </w:rPr>
+      </w:r>
+    </w:p>
+    <w:p>
+      <w:pPr>
+        <w:spacing w:line="276" w:lineRule="auto"/>
+        <w:ind w:left="0" w:firstLine="0"/>
+        <w:jc w:val="both"/>
+        <w:rPr>
+          <w:b w:val="1"/>
+          <w:bCs w:val="1"/>
         </w:rPr>
       </w:pPr>
       <w:r>
@@ -140,10 +2039,15 @@
     <w:p>
       <w:pPr>
         <w:pStyle w:val="Heading1"/>
-        <w:rPr/>
-      </w:pPr>
-      <w:bookmarkStart w:colFirst="0" w:colLast="0" w:name="_257c08td0n7r" w:id="3"/>
-      <w:bookmarkEnd w:id="3"/>
+        <w:spacing w:line="276" w:lineRule="auto"/>
+        <w:jc w:val="both"/>
+        <w:rPr>
+          <w:sz w:val="36"/>
+          <w:szCs w:val="36"/>
+        </w:rPr>
+      </w:pPr>
+      <w:bookmarkStart w:colFirst="0" w:colLast="0" w:name="_6pbrxq97kwz7" w:id="7"/>
+      <w:bookmarkEnd w:id="7"/>
       <w:r>
         <w:br w:type="page"/>
       </w:r>
@@ -156,10 +2060,2259 @@
     <w:p>
       <w:pPr>
         <w:pStyle w:val="Heading1"/>
-        <w:rPr/>
-      </w:pPr>
-      <w:bookmarkStart w:colFirst="0" w:colLast="0" w:name="_gek7spcerjx6" w:id="4"/>
-      <w:bookmarkEnd w:id="4"/>
+        <w:spacing w:line="276" w:lineRule="auto"/>
+        <w:jc w:val="both"/>
+        <w:rPr>
+          <w:sz w:val="36"/>
+          <w:szCs w:val="36"/>
+        </w:rPr>
+      </w:pPr>
+      <w:bookmarkStart w:colFirst="0" w:colLast="0" w:name="_r5inl1x711uk" w:id="8"/>
+      <w:bookmarkEnd w:id="8"/>
+      <w:r>
+        <w:rPr>
+          <w:rFonts w:ascii="Arial Unicode MS" w:cs="Arial Unicode MS" w:eastAsia="Arial Unicode MS" w:hAnsi="Arial Unicode MS"/>
+          <w:sz w:val="36"/>
+          <w:szCs w:val="36"/>
+          <w:rtl w:val="0"/>
+        </w:rPr>
+        <w:t xml:space="preserve">2.Review and Analysis：</w:t>
+      </w:r>
+    </w:p>
+    <w:p>
+      <w:pPr>
+        <w:pStyle w:val="Heading2"/>
+        <w:jc w:val="both"/>
+        <w:rPr/>
+      </w:pPr>
+      <w:bookmarkStart w:colFirst="0" w:colLast="0" w:name="_q7hvguphpbzd" w:id="9"/>
+      <w:bookmarkEnd w:id="9"/>
+      <w:r>
+        <w:rPr>
+          <w:rtl w:val="0"/>
+        </w:rPr>
+        <w:t xml:space="preserve">2.1: Research Review</w:t>
+      </w:r>
+    </w:p>
+    <w:p>
+      <w:pPr>
+        <w:jc w:val="both"/>
+        <w:rPr/>
+      </w:pPr>
+      <w:r>
+        <w:rPr>
+          <w:b w:val="1"/>
+          <w:bCs w:val="1"/>
+          <w:rtl w:val="0"/>
+        </w:rPr>
+        <w:t xml:space="preserve">LLMs for code generation.</w:t>
+      </w:r>
+      <w:r>
+        <w:rPr>
+          <w:rtl w:val="0"/>
+        </w:rPr>
+        <w:t xml:space="preserve"> The transformer architecture [3] underpins a generation of code LLMs. Codex and the HumanEval study [4], and program-synthesis work with LLMs [5], showed that models can synthesise correct, self-contained functions from natural-language specifications. These results, however, are established on </w:t>
+      </w:r>
+      <w:r>
+        <w:rPr>
+          <w:i w:val="1"/>
+          <w:iCs w:val="1"/>
+          <w:rtl w:val="0"/>
+        </w:rPr>
+        <w:t xml:space="preserve">standalone</w:t>
+      </w:r>
+      <w:r>
+        <w:rPr>
+          <w:rtl w:val="0"/>
+        </w:rPr>
+        <w:t xml:space="preserve"> problems in general-purpose domains — without external libraries, a real compiler, or target hardware. They establish that LLMs can write code, but not that they can produce code that </w:t>
+      </w:r>
+      <w:r>
+        <w:rPr>
+          <w:i w:val="1"/>
+          <w:iCs w:val="1"/>
+          <w:rtl w:val="0"/>
+        </w:rPr>
+        <w:t xml:space="preserve">compiles and runs on a specific device</w:t>
+      </w:r>
+      <w:r>
+        <w:rPr>
+          <w:rtl w:val="0"/>
+        </w:rPr>
+        <w:t xml:space="preserve">.</w:t>
+      </w:r>
+    </w:p>
+    <w:p>
+      <w:pPr>
+        <w:keepNext w:val="0"/>
+        <w:keepLines w:val="0"/>
+        <w:pageBreakBefore w:val="0"/>
+        <w:widowControl w:val="1"/>
+        <w:pBdr>
+          <w:top w:space="0" w:sz="0" w:val="nil"/>
+          <w:left w:space="0" w:sz="0" w:val="nil"/>
+          <w:bottom w:space="0" w:sz="0" w:val="nil"/>
+          <w:right w:space="0" w:sz="0" w:val="nil"/>
+          <w:between w:space="0" w:sz="0" w:val="nil"/>
+        </w:pBdr>
+        <w:shd w:fill="auto" w:val="clear"/>
+        <w:spacing w:after="0" w:before="0" w:line="276" w:lineRule="auto"/>
+        <w:ind w:left="0" w:right="0" w:firstLine="0"/>
+        <w:jc w:val="both"/>
+        <w:rPr/>
+      </w:pPr>
+      <w:r>
+        <w:rPr>
+          <w:rtl w:val="0"/>
+        </w:rPr>
+      </w:r>
+    </w:p>
+    <w:p>
+      <w:pPr>
+        <w:jc w:val="both"/>
+        <w:rPr/>
+      </w:pPr>
+      <w:r>
+        <w:rPr>
+          <w:b w:val="1"/>
+          <w:bCs w:val="1"/>
+          <w:rtl w:val="0"/>
+        </w:rPr>
+        <w:t xml:space="preserve">The embedded gap.</w:t>
+      </w:r>
+      <w:r>
+        <w:rPr>
+          <w:rtl w:val="0"/>
+        </w:rPr>
+        <w:t xml:space="preserve"> Embedded targets require the exact library, header, initialisation order, and board configuration; a sketch that is syntactically plausible still fails if any of these is wrong. Closing this gap needs two things general code LLMs lack: </w:t>
+      </w:r>
+      <w:r>
+        <w:rPr>
+          <w:i w:val="1"/>
+          <w:iCs w:val="1"/>
+          <w:rtl w:val="0"/>
+        </w:rPr>
+        <w:t xml:space="preserve">module-specific knowledge</w:t>
+      </w:r>
+      <w:r>
+        <w:rPr>
+          <w:rtl w:val="0"/>
+        </w:rPr>
+        <w:t xml:space="preserve"> at generation time, and </w:t>
+      </w:r>
+      <w:r>
+        <w:rPr>
+          <w:i w:val="1"/>
+          <w:iCs w:val="1"/>
+          <w:rtl w:val="0"/>
+        </w:rPr>
+        <w:t xml:space="preserve">real toolchain/runtime feedback</w:t>
+      </w:r>
+      <w:r>
+        <w:rPr>
+          <w:rtl w:val="0"/>
+        </w:rPr>
+        <w:t xml:space="preserve"> after generation.</w:t>
+      </w:r>
+    </w:p>
+    <w:p>
+      <w:pPr>
+        <w:keepNext w:val="0"/>
+        <w:keepLines w:val="0"/>
+        <w:pageBreakBefore w:val="0"/>
+        <w:widowControl w:val="1"/>
+        <w:pBdr>
+          <w:top w:space="0" w:sz="0" w:val="nil"/>
+          <w:left w:space="0" w:sz="0" w:val="nil"/>
+          <w:bottom w:space="0" w:sz="0" w:val="nil"/>
+          <w:right w:space="0" w:sz="0" w:val="nil"/>
+          <w:between w:space="0" w:sz="0" w:val="nil"/>
+        </w:pBdr>
+        <w:shd w:fill="auto" w:val="clear"/>
+        <w:spacing w:after="0" w:before="0" w:line="276" w:lineRule="auto"/>
+        <w:ind w:left="0" w:right="0" w:firstLine="0"/>
+        <w:jc w:val="both"/>
+        <w:rPr/>
+      </w:pPr>
+      <w:r>
+        <w:rPr>
+          <w:rtl w:val="0"/>
+        </w:rPr>
+      </w:r>
+    </w:p>
+    <w:p>
+      <w:pPr>
+        <w:jc w:val="both"/>
+        <w:rPr/>
+      </w:pPr>
+      <w:r>
+        <w:rPr>
+          <w:b w:val="1"/>
+          <w:bCs w:val="1"/>
+          <w:rtl w:val="0"/>
+        </w:rPr>
+        <w:t xml:space="preserve">Knowledge augmentation.</w:t>
+      </w:r>
+      <w:r>
+        <w:rPr>
+          <w:rtl w:val="0"/>
+        </w:rPr>
+        <w:t xml:space="preserve"> Retrieval-augmented generation [6] shows that injecting relevant external knowledge into the prompt improves knowledge-intensive generation. For a small, well-characterised hardware surface, a </w:t>
+      </w:r>
+      <w:r>
+        <w:rPr>
+          <w:i w:val="1"/>
+          <w:iCs w:val="1"/>
+          <w:rtl w:val="0"/>
+        </w:rPr>
+        <w:t xml:space="preserve">static, hand-verified</w:t>
+      </w:r>
+      <w:r>
+        <w:rPr>
+          <w:rtl w:val="0"/>
+        </w:rPr>
+        <w:t xml:space="preserve"> API table is a lightweight analog of RAG that guarantees the model is grounded in the correct API — and is the mechanism we adopt.</w:t>
+      </w:r>
+    </w:p>
+    <w:p>
+      <w:pPr>
+        <w:keepNext w:val="0"/>
+        <w:keepLines w:val="0"/>
+        <w:pageBreakBefore w:val="0"/>
+        <w:widowControl w:val="1"/>
+        <w:pBdr>
+          <w:top w:space="0" w:sz="0" w:val="nil"/>
+          <w:left w:space="0" w:sz="0" w:val="nil"/>
+          <w:bottom w:space="0" w:sz="0" w:val="nil"/>
+          <w:right w:space="0" w:sz="0" w:val="nil"/>
+          <w:between w:space="0" w:sz="0" w:val="nil"/>
+        </w:pBdr>
+        <w:shd w:fill="auto" w:val="clear"/>
+        <w:spacing w:after="0" w:before="0" w:line="276" w:lineRule="auto"/>
+        <w:ind w:left="0" w:right="0" w:firstLine="0"/>
+        <w:jc w:val="both"/>
+        <w:rPr/>
+      </w:pPr>
+      <w:r>
+        <w:rPr>
+          <w:rtl w:val="0"/>
+        </w:rPr>
+      </w:r>
+    </w:p>
+    <w:p>
+      <w:pPr>
+        <w:jc w:val="both"/>
+        <w:rPr/>
+      </w:pPr>
+      <w:r>
+        <w:rPr>
+          <w:b w:val="1"/>
+          <w:bCs w:val="1"/>
+          <w:rtl w:val="0"/>
+        </w:rPr>
+        <w:t xml:space="preserve">Agentic feedback loops.</w:t>
+      </w:r>
+      <w:r>
+        <w:rPr>
+          <w:rtl w:val="0"/>
+        </w:rPr>
+        <w:t xml:space="preserve"> ReAct [7] interleaves reasoning with actions and observations so a model improves over successive turns. The LLM-driven framework </w:t>
+      </w:r>
+      <w:r>
+        <w:rPr>
+          <w:b w:val="1"/>
+          <w:bCs w:val="1"/>
+          <w:rtl w:val="0"/>
+        </w:rPr>
+        <w:t xml:space="preserve">AutoEmbed</w:t>
+      </w:r>
+      <w:r>
+        <w:rPr>
+          <w:rtl w:val="0"/>
+        </w:rPr>
+        <w:t xml:space="preserve"> [8] instantiates this pattern for embedded development: its pipeline performs hardware/library initialisation, automatic knowledge-base construction, prompt and code generation, automatic compilation, automatic programming, runtime verification, and error-feedback correction.</w:t>
+      </w:r>
+    </w:p>
+    <w:p>
+      <w:pPr>
+        <w:keepNext w:val="0"/>
+        <w:keepLines w:val="0"/>
+        <w:pageBreakBefore w:val="0"/>
+        <w:widowControl w:val="1"/>
+        <w:pBdr>
+          <w:top w:space="0" w:sz="0" w:val="nil"/>
+          <w:left w:space="0" w:sz="0" w:val="nil"/>
+          <w:bottom w:space="0" w:sz="0" w:val="nil"/>
+          <w:right w:space="0" w:sz="0" w:val="nil"/>
+          <w:between w:space="0" w:sz="0" w:val="nil"/>
+        </w:pBdr>
+        <w:shd w:fill="auto" w:val="clear"/>
+        <w:spacing w:after="0" w:before="0" w:line="276" w:lineRule="auto"/>
+        <w:ind w:left="0" w:right="0" w:firstLine="0"/>
+        <w:jc w:val="both"/>
+        <w:rPr/>
+      </w:pPr>
+      <w:r>
+        <w:rPr>
+          <w:rtl w:val="0"/>
+        </w:rPr>
+      </w:r>
+    </w:p>
+    <w:p>
+      <w:pPr>
+        <w:jc w:val="both"/>
+        <w:rPr/>
+      </w:pPr>
+      <w:r>
+        <w:rPr>
+          <w:rtl w:val="0"/>
+        </w:rPr>
+        <w:t xml:space="preserve">We believe the most innovative part of AutoEmbed is its </w:t>
+      </w:r>
+      <w:r>
+        <w:rPr>
+          <w:b w:val="1"/>
+          <w:bCs w:val="1"/>
+          <w:rtl w:val="0"/>
+        </w:rPr>
+        <w:t xml:space="preserve">Auto-Programming module</w:t>
+      </w:r>
+      <w:r>
+        <w:rPr>
+          <w:rtl w:val="0"/>
+        </w:rPr>
+        <w:t xml:space="preserve">, which uses </w:t>
+      </w:r>
+      <w:r>
+        <w:rPr>
+          <w:i w:val="1"/>
+          <w:iCs w:val="1"/>
+          <w:rtl w:val="0"/>
+        </w:rPr>
+        <w:t xml:space="preserve">two</w:t>
+      </w:r>
+      <w:r>
+        <w:rPr>
+          <w:rtl w:val="0"/>
+        </w:rPr>
+        <w:t xml:space="preserve"> feedback loops — a compiler-error loop and a runtime-environment loop — to turn development into a continuously optimised closed loop. This is precisely the ReAct working mode [7]: the system gathers new observations from the compiler and the running device, then drives the LLM to reason and regenerate, steadily improving accuracy and the automated-development success rate.</w:t>
+      </w:r>
+    </w:p>
+    <w:p>
+      <w:pPr>
+        <w:spacing w:line="276" w:lineRule="auto"/>
+        <w:ind w:left="0" w:firstLine="0"/>
+        <w:jc w:val="both"/>
+        <w:rPr/>
+      </w:pPr>
+      <w:r>
+        <w:rPr>
+          <w:rtl w:val="0"/>
+        </w:rPr>
+      </w:r>
+    </w:p>
+    <w:p>
+      <w:pPr>
+        <w:pStyle w:val="Heading2"/>
+        <w:jc w:val="both"/>
+        <w:rPr/>
+      </w:pPr>
+      <w:bookmarkStart w:colFirst="0" w:colLast="0" w:name="_9pcf5qsjp6ft" w:id="10"/>
+      <w:bookmarkEnd w:id="10"/>
+      <w:r>
+        <w:rPr>
+          <w:rtl w:val="0"/>
+        </w:rPr>
+      </w:r>
+    </w:p>
+    <w:p>
+      <w:pPr>
+        <w:rPr/>
+      </w:pPr>
+      <w:r>
+        <w:rPr>
+          <w:rtl w:val="0"/>
+        </w:rPr>
+      </w:r>
+    </w:p>
+    <w:p>
+      <w:pPr>
+        <w:rPr/>
+      </w:pPr>
+      <w:r>
+        <w:rPr>
+          <w:rtl w:val="0"/>
+        </w:rPr>
+      </w:r>
+    </w:p>
+    <w:p>
+      <w:pPr>
+        <w:rPr/>
+      </w:pPr>
+      <w:r>
+        <w:rPr>
+          <w:rtl w:val="0"/>
+        </w:rPr>
+      </w:r>
+    </w:p>
+    <w:p>
+      <w:pPr>
+        <w:pStyle w:val="Heading2"/>
+        <w:jc w:val="both"/>
+        <w:rPr/>
+      </w:pPr>
+      <w:bookmarkStart w:colFirst="0" w:colLast="0" w:name="_q328o0asnsqb" w:id="11"/>
+      <w:bookmarkEnd w:id="11"/>
+      <w:r>
+        <w:rPr>
+          <w:rtl w:val="0"/>
+        </w:rPr>
+        <w:t xml:space="preserve">2.2 Solution Summary</w:t>
+      </w:r>
+    </w:p>
+    <w:p>
+      <w:pPr>
+        <w:jc w:val="both"/>
+        <w:rPr/>
+      </w:pPr>
+      <w:r>
+        <w:rPr>
+          <w:rtl w:val="0"/>
+        </w:rPr>
+        <w:t xml:space="preserve">Overall, the literature shows the strong potential of LLMs for embedded software development, but current approaches either focus on code generation alone [4], [5] or require significant manual intervention in library selection, debugging, and deployment. AutoEmbed [8] advances the field by combining structured API knowledge with an automated compile–debug feedback loop, demonstrating that iterative interaction between an LLM and the development tools markedly improves code quality and task-completion rate.</w:t>
+      </w:r>
+    </w:p>
+    <w:p>
+      <w:pPr>
+        <w:keepNext w:val="0"/>
+        <w:keepLines w:val="0"/>
+        <w:pageBreakBefore w:val="0"/>
+        <w:widowControl w:val="1"/>
+        <w:pBdr>
+          <w:top w:space="0" w:sz="0" w:val="nil"/>
+          <w:left w:space="0" w:sz="0" w:val="nil"/>
+          <w:bottom w:space="0" w:sz="0" w:val="nil"/>
+          <w:right w:space="0" w:sz="0" w:val="nil"/>
+          <w:between w:space="0" w:sz="0" w:val="nil"/>
+        </w:pBdr>
+        <w:shd w:fill="auto" w:val="clear"/>
+        <w:spacing w:after="0" w:before="0" w:line="276" w:lineRule="auto"/>
+        <w:ind w:left="0" w:right="0" w:firstLine="0"/>
+        <w:jc w:val="both"/>
+        <w:rPr/>
+      </w:pPr>
+      <w:r>
+        <w:rPr>
+          <w:rtl w:val="0"/>
+        </w:rPr>
+      </w:r>
+    </w:p>
+    <w:p>
+      <w:pPr>
+        <w:jc w:val="both"/>
+        <w:rPr/>
+      </w:pPr>
+      <w:r>
+        <w:rPr>
+          <w:rtl w:val="0"/>
+        </w:rPr>
+        <w:t xml:space="preserve">Building on these findings, our project implements a </w:t>
+      </w:r>
+      <w:r>
+        <w:rPr>
+          <w:b w:val="1"/>
+          <w:bCs w:val="1"/>
+          <w:rtl w:val="0"/>
+        </w:rPr>
+        <w:t xml:space="preserve">streamlined version of this architecture for the Arduino Nano 33 BLE Sense Rev2</w:t>
+      </w:r>
+      <w:r>
+        <w:rPr>
+          <w:rtl w:val="0"/>
+        </w:rPr>
+        <w:t xml:space="preserve">. Concretely we (i) inject module-specific API knowledge, hand-extracted from the corresponding Arduino library, into the prompt; (ii) run an external feedback loop that iteratively repairs the code from </w:t>
+      </w:r>
+      <w:r>
+        <w:rPr>
+          <w:rFonts w:ascii="Roboto Mono" w:cs="Roboto Mono" w:eastAsia="Roboto Mono" w:hAnsi="Roboto Mono"/>
+          <w:color w:val="188038"/>
+          <w:rtl w:val="0"/>
+        </w:rPr>
+        <w:t xml:space="preserve">arduino-cli</w:t>
+      </w:r>
+      <w:r>
+        <w:rPr>
+          <w:rtl w:val="0"/>
+        </w:rPr>
+        <w:t xml:space="preserve"> compilation errors and — in the final system — on-device serial output; and (iii) evaluate on a benchmark of 30–50 natural-language tasks across three complexity levels. We then compare the proposed system against a </w:t>
+      </w:r>
+      <w:r>
+        <w:rPr>
+          <w:i w:val="1"/>
+          <w:iCs w:val="1"/>
+          <w:rtl w:val="0"/>
+        </w:rPr>
+        <w:t xml:space="preserve">direct-prompt, no-feedback baseline</w:t>
+      </w:r>
+      <w:r>
+        <w:rPr>
+          <w:rtl w:val="0"/>
+        </w:rPr>
+        <w:t xml:space="preserve"> and across at least two different LLMs, on coding accuracy, task-completion rate, latency, and token cost. This isolates whether structured API knowledge and an automated feedback loop meaningfully improve the reliability and usability of LLM-assisted embedded development.</w:t>
+      </w:r>
+    </w:p>
+    <w:p>
+      <w:pPr>
+        <w:spacing w:line="276" w:lineRule="auto"/>
+        <w:jc w:val="both"/>
+        <w:rPr/>
+      </w:pPr>
+      <w:r>
+        <w:rPr>
+          <w:rtl w:val="0"/>
+        </w:rPr>
+      </w:r>
+    </w:p>
+    <w:p>
+      <w:pPr>
+        <w:pStyle w:val="Heading2"/>
+        <w:jc w:val="both"/>
+        <w:rPr/>
+      </w:pPr>
+      <w:bookmarkStart w:colFirst="0" w:colLast="0" w:name="_lgnhptjo22hz" w:id="12"/>
+      <w:bookmarkEnd w:id="12"/>
+      <w:r>
+        <w:br w:type="page"/>
+      </w:r>
+      <w:r>
+        <w:rPr>
+          <w:rtl w:val="0"/>
+        </w:rPr>
+      </w:r>
+    </w:p>
+    <w:p>
+      <w:pPr>
+        <w:pStyle w:val="Heading2"/>
+        <w:jc w:val="both"/>
+        <w:rPr/>
+      </w:pPr>
+      <w:bookmarkStart w:colFirst="0" w:colLast="0" w:name="_uqv2csvtxqkb" w:id="13"/>
+      <w:bookmarkEnd w:id="13"/>
+      <w:r>
+        <w:rPr>
+          <w:rtl w:val="0"/>
+        </w:rPr>
+        <w:t xml:space="preserve">2.3 Preliminary feasibility study</w:t>
+      </w:r>
+    </w:p>
+    <w:p>
+      <w:pPr>
+        <w:jc w:val="both"/>
+        <w:rPr/>
+      </w:pPr>
+      <w:r>
+        <w:rPr>
+          <w:rtl w:val="0"/>
+        </w:rPr>
+        <w:t xml:space="preserve">To validate the core before scaling, we built a compile-loop slice of the pipeline and ran it end-to-end on real tooling. The flow is:</w:t>
+      </w:r>
+    </w:p>
+    <w:p>
+      <w:pPr>
+        <w:keepNext w:val="0"/>
+        <w:keepLines w:val="0"/>
+        <w:pageBreakBefore w:val="0"/>
+        <w:widowControl w:val="1"/>
+        <w:pBdr>
+          <w:top w:space="0" w:sz="0" w:val="nil"/>
+          <w:left w:space="0" w:sz="0" w:val="nil"/>
+          <w:bottom w:space="0" w:sz="0" w:val="nil"/>
+          <w:right w:space="0" w:sz="0" w:val="nil"/>
+          <w:between w:space="0" w:sz="0" w:val="nil"/>
+        </w:pBdr>
+        <w:shd w:fill="auto" w:val="clear"/>
+        <w:spacing w:after="0" w:before="0" w:line="276" w:lineRule="auto"/>
+        <w:ind w:left="0" w:right="0" w:firstLine="0"/>
+        <w:jc w:val="both"/>
+        <w:rPr>
+          <w:sz w:val="18"/>
+          <w:szCs w:val="18"/>
+        </w:rPr>
+      </w:pPr>
+      <w:r>
+        <w:rPr>
+          <w:rtl w:val="0"/>
+        </w:rPr>
+      </w:r>
+    </w:p>
+    <w:p>
+      <w:pPr>
+        <w:jc w:val="both"/>
+        <w:rPr>
+          <w:sz w:val="18"/>
+          <w:szCs w:val="18"/>
+        </w:rPr>
+      </w:pPr>
+      <w:r>
+        <w:rPr>
+          <w:sz w:val="18"/>
+          <w:szCs w:val="18"/>
+          <w:rtl w:val="0"/>
+        </w:rPr>
+        <w:t xml:space="preserve"> plain-English task</w:t>
+      </w:r>
+    </w:p>
+    <w:p>
+      <w:pPr>
+        <w:keepNext w:val="0"/>
+        <w:keepLines w:val="0"/>
+        <w:pageBreakBefore w:val="0"/>
+        <w:widowControl w:val="1"/>
+        <w:pBdr>
+          <w:top w:space="0" w:sz="0" w:val="nil"/>
+          <w:left w:space="0" w:sz="0" w:val="nil"/>
+          <w:bottom w:space="0" w:sz="0" w:val="nil"/>
+          <w:right w:space="0" w:sz="0" w:val="nil"/>
+          <w:between w:space="0" w:sz="0" w:val="nil"/>
+        </w:pBdr>
+        <w:shd w:fill="auto" w:val="clear"/>
+        <w:spacing w:after="0" w:before="0" w:line="276" w:lineRule="auto"/>
+        <w:ind w:left="0" w:right="0" w:firstLine="0"/>
+        <w:jc w:val="both"/>
+        <w:rPr>
+          <w:sz w:val="18"/>
+          <w:szCs w:val="18"/>
+        </w:rPr>
+      </w:pPr>
+      <w:r>
+        <w:rPr>
+          <w:rtl w:val="0"/>
+        </w:rPr>
+      </w:r>
+    </w:p>
+    <w:p>
+      <w:pPr>
+        <w:jc w:val="both"/>
+        <w:rPr>
+          <w:sz w:val="18"/>
+          <w:szCs w:val="18"/>
+        </w:rPr>
+      </w:pPr>
+      <w:r>
+        <w:rPr>
+          <w:sz w:val="18"/>
+          <w:szCs w:val="18"/>
+          <w:rtl w:val="0"/>
+        </w:rPr>
+        <w:t xml:space="preserve">      │</w:t>
+      </w:r>
+    </w:p>
+    <w:p>
+      <w:pPr>
+        <w:keepNext w:val="0"/>
+        <w:keepLines w:val="0"/>
+        <w:pageBreakBefore w:val="0"/>
+        <w:widowControl w:val="1"/>
+        <w:pBdr>
+          <w:top w:space="0" w:sz="0" w:val="nil"/>
+          <w:left w:space="0" w:sz="0" w:val="nil"/>
+          <w:bottom w:space="0" w:sz="0" w:val="nil"/>
+          <w:right w:space="0" w:sz="0" w:val="nil"/>
+          <w:between w:space="0" w:sz="0" w:val="nil"/>
+        </w:pBdr>
+        <w:shd w:fill="auto" w:val="clear"/>
+        <w:spacing w:after="0" w:before="0" w:line="276" w:lineRule="auto"/>
+        <w:ind w:left="0" w:right="0" w:firstLine="0"/>
+        <w:jc w:val="both"/>
+        <w:rPr>
+          <w:sz w:val="18"/>
+          <w:szCs w:val="18"/>
+        </w:rPr>
+      </w:pPr>
+      <w:r>
+        <w:rPr>
+          <w:rtl w:val="0"/>
+        </w:rPr>
+      </w:r>
+    </w:p>
+    <w:p>
+      <w:pPr>
+        <w:jc w:val="both"/>
+        <w:rPr>
+          <w:sz w:val="18"/>
+          <w:szCs w:val="18"/>
+        </w:rPr>
+      </w:pPr>
+      <w:r>
+        <w:rPr>
+          <w:sz w:val="18"/>
+          <w:szCs w:val="18"/>
+          <w:rtl w:val="0"/>
+        </w:rPr>
+        <w:t xml:space="preserve">      ▼</w:t>
+      </w:r>
+    </w:p>
+    <w:p>
+      <w:pPr>
+        <w:keepNext w:val="0"/>
+        <w:keepLines w:val="0"/>
+        <w:pageBreakBefore w:val="0"/>
+        <w:widowControl w:val="1"/>
+        <w:pBdr>
+          <w:top w:space="0" w:sz="0" w:val="nil"/>
+          <w:left w:space="0" w:sz="0" w:val="nil"/>
+          <w:bottom w:space="0" w:sz="0" w:val="nil"/>
+          <w:right w:space="0" w:sz="0" w:val="nil"/>
+          <w:between w:space="0" w:sz="0" w:val="nil"/>
+        </w:pBdr>
+        <w:shd w:fill="auto" w:val="clear"/>
+        <w:spacing w:after="0" w:before="0" w:line="276" w:lineRule="auto"/>
+        <w:ind w:left="0" w:right="0" w:firstLine="0"/>
+        <w:jc w:val="both"/>
+        <w:rPr>
+          <w:sz w:val="18"/>
+          <w:szCs w:val="18"/>
+        </w:rPr>
+      </w:pPr>
+      <w:r>
+        <w:rPr>
+          <w:rtl w:val="0"/>
+        </w:rPr>
+      </w:r>
+    </w:p>
+    <w:p>
+      <w:pPr>
+        <w:jc w:val="both"/>
+        <w:rPr>
+          <w:sz w:val="18"/>
+          <w:szCs w:val="18"/>
+        </w:rPr>
+      </w:pPr>
+      <w:r>
+        <w:rPr>
+          <w:sz w:val="18"/>
+          <w:szCs w:val="18"/>
+          <w:rtl w:val="0"/>
+        </w:rPr>
+        <w:t xml:space="preserve"> build prompt  =  system instruction</w:t>
+      </w:r>
+    </w:p>
+    <w:p>
+      <w:pPr>
+        <w:keepNext w:val="0"/>
+        <w:keepLines w:val="0"/>
+        <w:pageBreakBefore w:val="0"/>
+        <w:widowControl w:val="1"/>
+        <w:pBdr>
+          <w:top w:space="0" w:sz="0" w:val="nil"/>
+          <w:left w:space="0" w:sz="0" w:val="nil"/>
+          <w:bottom w:space="0" w:sz="0" w:val="nil"/>
+          <w:right w:space="0" w:sz="0" w:val="nil"/>
+          <w:between w:space="0" w:sz="0" w:val="nil"/>
+        </w:pBdr>
+        <w:shd w:fill="auto" w:val="clear"/>
+        <w:spacing w:after="0" w:before="0" w:line="276" w:lineRule="auto"/>
+        <w:ind w:left="0" w:right="0" w:firstLine="0"/>
+        <w:jc w:val="both"/>
+        <w:rPr>
+          <w:sz w:val="18"/>
+          <w:szCs w:val="18"/>
+        </w:rPr>
+      </w:pPr>
+      <w:r>
+        <w:rPr>
+          <w:rtl w:val="0"/>
+        </w:rPr>
+      </w:r>
+    </w:p>
+    <w:p>
+      <w:pPr>
+        <w:jc w:val="both"/>
+        <w:rPr>
+          <w:sz w:val="18"/>
+          <w:szCs w:val="18"/>
+        </w:rPr>
+      </w:pPr>
+      <w:r>
+        <w:rPr>
+          <w:sz w:val="18"/>
+          <w:szCs w:val="18"/>
+          <w:rtl w:val="0"/>
+        </w:rPr>
+        <w:t xml:space="preserve">                + injected HS3003 API table  (the "knowledge injection")</w:t>
+      </w:r>
+    </w:p>
+    <w:p>
+      <w:pPr>
+        <w:keepNext w:val="0"/>
+        <w:keepLines w:val="0"/>
+        <w:pageBreakBefore w:val="0"/>
+        <w:widowControl w:val="1"/>
+        <w:pBdr>
+          <w:top w:space="0" w:sz="0" w:val="nil"/>
+          <w:left w:space="0" w:sz="0" w:val="nil"/>
+          <w:bottom w:space="0" w:sz="0" w:val="nil"/>
+          <w:right w:space="0" w:sz="0" w:val="nil"/>
+          <w:between w:space="0" w:sz="0" w:val="nil"/>
+        </w:pBdr>
+        <w:shd w:fill="auto" w:val="clear"/>
+        <w:spacing w:after="0" w:before="0" w:line="276" w:lineRule="auto"/>
+        <w:ind w:left="0" w:right="0" w:firstLine="0"/>
+        <w:jc w:val="both"/>
+        <w:rPr>
+          <w:sz w:val="18"/>
+          <w:szCs w:val="18"/>
+        </w:rPr>
+      </w:pPr>
+      <w:r>
+        <w:rPr>
+          <w:rtl w:val="0"/>
+        </w:rPr>
+      </w:r>
+    </w:p>
+    <w:p>
+      <w:pPr>
+        <w:jc w:val="both"/>
+        <w:rPr>
+          <w:sz w:val="18"/>
+          <w:szCs w:val="18"/>
+        </w:rPr>
+      </w:pPr>
+      <w:r>
+        <w:rPr>
+          <w:sz w:val="18"/>
+          <w:szCs w:val="18"/>
+          <w:rtl w:val="0"/>
+        </w:rPr>
+        <w:t xml:space="preserve">                + coding rules</w:t>
+      </w:r>
+    </w:p>
+    <w:p>
+      <w:pPr>
+        <w:keepNext w:val="0"/>
+        <w:keepLines w:val="0"/>
+        <w:pageBreakBefore w:val="0"/>
+        <w:widowControl w:val="1"/>
+        <w:pBdr>
+          <w:top w:space="0" w:sz="0" w:val="nil"/>
+          <w:left w:space="0" w:sz="0" w:val="nil"/>
+          <w:bottom w:space="0" w:sz="0" w:val="nil"/>
+          <w:right w:space="0" w:sz="0" w:val="nil"/>
+          <w:between w:space="0" w:sz="0" w:val="nil"/>
+        </w:pBdr>
+        <w:shd w:fill="auto" w:val="clear"/>
+        <w:spacing w:after="0" w:before="0" w:line="276" w:lineRule="auto"/>
+        <w:ind w:left="0" w:right="0" w:firstLine="0"/>
+        <w:jc w:val="both"/>
+        <w:rPr>
+          <w:sz w:val="18"/>
+          <w:szCs w:val="18"/>
+        </w:rPr>
+      </w:pPr>
+      <w:r>
+        <w:rPr>
+          <w:rtl w:val="0"/>
+        </w:rPr>
+      </w:r>
+    </w:p>
+    <w:p>
+      <w:pPr>
+        <w:jc w:val="both"/>
+        <w:rPr>
+          <w:sz w:val="18"/>
+          <w:szCs w:val="18"/>
+        </w:rPr>
+      </w:pPr>
+      <w:r>
+        <w:rPr>
+          <w:rFonts w:ascii="Arial Unicode MS" w:cs="Arial Unicode MS" w:eastAsia="Arial Unicode MS" w:hAnsi="Arial Unicode MS"/>
+          <w:sz w:val="18"/>
+          <w:szCs w:val="18"/>
+          <w:rtl w:val="0"/>
+        </w:rPr>
+        <w:t xml:space="preserve">                [ + previous compiler errors ]   ← attempts ≥ 2 only</w:t>
+      </w:r>
+    </w:p>
+    <w:p>
+      <w:pPr>
+        <w:keepNext w:val="0"/>
+        <w:keepLines w:val="0"/>
+        <w:pageBreakBefore w:val="0"/>
+        <w:widowControl w:val="1"/>
+        <w:pBdr>
+          <w:top w:space="0" w:sz="0" w:val="nil"/>
+          <w:left w:space="0" w:sz="0" w:val="nil"/>
+          <w:bottom w:space="0" w:sz="0" w:val="nil"/>
+          <w:right w:space="0" w:sz="0" w:val="nil"/>
+          <w:between w:space="0" w:sz="0" w:val="nil"/>
+        </w:pBdr>
+        <w:shd w:fill="auto" w:val="clear"/>
+        <w:spacing w:after="0" w:before="0" w:line="276" w:lineRule="auto"/>
+        <w:ind w:left="0" w:right="0" w:firstLine="0"/>
+        <w:jc w:val="both"/>
+        <w:rPr>
+          <w:sz w:val="18"/>
+          <w:szCs w:val="18"/>
+        </w:rPr>
+      </w:pPr>
+      <w:r>
+        <w:rPr>
+          <w:rtl w:val="0"/>
+        </w:rPr>
+      </w:r>
+    </w:p>
+    <w:p>
+      <w:pPr>
+        <w:jc w:val="both"/>
+        <w:rPr>
+          <w:sz w:val="18"/>
+          <w:szCs w:val="18"/>
+        </w:rPr>
+      </w:pPr>
+      <w:r>
+        <w:rPr>
+          <w:sz w:val="18"/>
+          <w:szCs w:val="18"/>
+          <w:rtl w:val="0"/>
+        </w:rPr>
+        <w:t xml:space="preserve">      │</w:t>
+      </w:r>
+    </w:p>
+    <w:p>
+      <w:pPr>
+        <w:keepNext w:val="0"/>
+        <w:keepLines w:val="0"/>
+        <w:pageBreakBefore w:val="0"/>
+        <w:widowControl w:val="1"/>
+        <w:pBdr>
+          <w:top w:space="0" w:sz="0" w:val="nil"/>
+          <w:left w:space="0" w:sz="0" w:val="nil"/>
+          <w:bottom w:space="0" w:sz="0" w:val="nil"/>
+          <w:right w:space="0" w:sz="0" w:val="nil"/>
+          <w:between w:space="0" w:sz="0" w:val="nil"/>
+        </w:pBdr>
+        <w:shd w:fill="auto" w:val="clear"/>
+        <w:spacing w:after="0" w:before="0" w:line="276" w:lineRule="auto"/>
+        <w:ind w:left="0" w:right="0" w:firstLine="0"/>
+        <w:jc w:val="both"/>
+        <w:rPr>
+          <w:sz w:val="18"/>
+          <w:szCs w:val="18"/>
+        </w:rPr>
+      </w:pPr>
+      <w:r>
+        <w:rPr>
+          <w:rtl w:val="0"/>
+        </w:rPr>
+      </w:r>
+    </w:p>
+    <w:p>
+      <w:pPr>
+        <w:jc w:val="both"/>
+        <w:rPr>
+          <w:sz w:val="18"/>
+          <w:szCs w:val="18"/>
+        </w:rPr>
+      </w:pPr>
+      <w:r>
+        <w:rPr>
+          <w:sz w:val="18"/>
+          <w:szCs w:val="18"/>
+          <w:rtl w:val="0"/>
+        </w:rPr>
+        <w:t xml:space="preserve">      ▼</w:t>
+      </w:r>
+    </w:p>
+    <w:p>
+      <w:pPr>
+        <w:keepNext w:val="0"/>
+        <w:keepLines w:val="0"/>
+        <w:pageBreakBefore w:val="0"/>
+        <w:widowControl w:val="1"/>
+        <w:pBdr>
+          <w:top w:space="0" w:sz="0" w:val="nil"/>
+          <w:left w:space="0" w:sz="0" w:val="nil"/>
+          <w:bottom w:space="0" w:sz="0" w:val="nil"/>
+          <w:right w:space="0" w:sz="0" w:val="nil"/>
+          <w:between w:space="0" w:sz="0" w:val="nil"/>
+        </w:pBdr>
+        <w:shd w:fill="auto" w:val="clear"/>
+        <w:spacing w:after="0" w:before="0" w:line="276" w:lineRule="auto"/>
+        <w:ind w:left="0" w:right="0" w:firstLine="0"/>
+        <w:jc w:val="both"/>
+        <w:rPr>
+          <w:sz w:val="18"/>
+          <w:szCs w:val="18"/>
+        </w:rPr>
+      </w:pPr>
+      <w:r>
+        <w:rPr>
+          <w:rtl w:val="0"/>
+        </w:rPr>
+      </w:r>
+    </w:p>
+    <w:p>
+      <w:pPr>
+        <w:jc w:val="both"/>
+        <w:rPr>
+          <w:sz w:val="18"/>
+          <w:szCs w:val="18"/>
+        </w:rPr>
+      </w:pPr>
+      <w:r>
+        <w:rPr>
+          <w:rFonts w:ascii="Arial Unicode MS" w:cs="Arial Unicode MS" w:eastAsia="Arial Unicode MS" w:hAnsi="Arial Unicode MS"/>
+          <w:sz w:val="18"/>
+          <w:szCs w:val="18"/>
+          <w:rtl w:val="0"/>
+        </w:rPr>
+        <w:t xml:space="preserve"> LLM (claude-sonnet-4-6, temperature 0)  →  reply</w:t>
+      </w:r>
+    </w:p>
+    <w:p>
+      <w:pPr>
+        <w:keepNext w:val="0"/>
+        <w:keepLines w:val="0"/>
+        <w:pageBreakBefore w:val="0"/>
+        <w:widowControl w:val="1"/>
+        <w:pBdr>
+          <w:top w:space="0" w:sz="0" w:val="nil"/>
+          <w:left w:space="0" w:sz="0" w:val="nil"/>
+          <w:bottom w:space="0" w:sz="0" w:val="nil"/>
+          <w:right w:space="0" w:sz="0" w:val="nil"/>
+          <w:between w:space="0" w:sz="0" w:val="nil"/>
+        </w:pBdr>
+        <w:shd w:fill="auto" w:val="clear"/>
+        <w:spacing w:after="0" w:before="0" w:line="276" w:lineRule="auto"/>
+        <w:ind w:left="0" w:right="0" w:firstLine="0"/>
+        <w:jc w:val="both"/>
+        <w:rPr>
+          <w:sz w:val="18"/>
+          <w:szCs w:val="18"/>
+        </w:rPr>
+      </w:pPr>
+      <w:r>
+        <w:rPr>
+          <w:rtl w:val="0"/>
+        </w:rPr>
+      </w:r>
+    </w:p>
+    <w:p>
+      <w:pPr>
+        <w:jc w:val="both"/>
+        <w:rPr>
+          <w:sz w:val="18"/>
+          <w:szCs w:val="18"/>
+        </w:rPr>
+      </w:pPr>
+      <w:r>
+        <w:rPr>
+          <w:sz w:val="18"/>
+          <w:szCs w:val="18"/>
+          <w:rtl w:val="0"/>
+        </w:rPr>
+        <w:t xml:space="preserve">      │</w:t>
+      </w:r>
+    </w:p>
+    <w:p>
+      <w:pPr>
+        <w:keepNext w:val="0"/>
+        <w:keepLines w:val="0"/>
+        <w:pageBreakBefore w:val="0"/>
+        <w:widowControl w:val="1"/>
+        <w:pBdr>
+          <w:top w:space="0" w:sz="0" w:val="nil"/>
+          <w:left w:space="0" w:sz="0" w:val="nil"/>
+          <w:bottom w:space="0" w:sz="0" w:val="nil"/>
+          <w:right w:space="0" w:sz="0" w:val="nil"/>
+          <w:between w:space="0" w:sz="0" w:val="nil"/>
+        </w:pBdr>
+        <w:shd w:fill="auto" w:val="clear"/>
+        <w:spacing w:after="0" w:before="0" w:line="276" w:lineRule="auto"/>
+        <w:ind w:left="0" w:right="0" w:firstLine="0"/>
+        <w:jc w:val="both"/>
+        <w:rPr>
+          <w:sz w:val="18"/>
+          <w:szCs w:val="18"/>
+        </w:rPr>
+      </w:pPr>
+      <w:r>
+        <w:rPr>
+          <w:rtl w:val="0"/>
+        </w:rPr>
+      </w:r>
+    </w:p>
+    <w:p>
+      <w:pPr>
+        <w:jc w:val="both"/>
+        <w:rPr>
+          <w:sz w:val="18"/>
+          <w:szCs w:val="18"/>
+        </w:rPr>
+      </w:pPr>
+      <w:r>
+        <w:rPr>
+          <w:sz w:val="18"/>
+          <w:szCs w:val="18"/>
+          <w:rtl w:val="0"/>
+        </w:rPr>
+        <w:t xml:space="preserve">      ▼</w:t>
+      </w:r>
+    </w:p>
+    <w:p>
+      <w:pPr>
+        <w:keepNext w:val="0"/>
+        <w:keepLines w:val="0"/>
+        <w:pageBreakBefore w:val="0"/>
+        <w:widowControl w:val="1"/>
+        <w:pBdr>
+          <w:top w:space="0" w:sz="0" w:val="nil"/>
+          <w:left w:space="0" w:sz="0" w:val="nil"/>
+          <w:bottom w:space="0" w:sz="0" w:val="nil"/>
+          <w:right w:space="0" w:sz="0" w:val="nil"/>
+          <w:between w:space="0" w:sz="0" w:val="nil"/>
+        </w:pBdr>
+        <w:shd w:fill="auto" w:val="clear"/>
+        <w:spacing w:after="0" w:before="0" w:line="276" w:lineRule="auto"/>
+        <w:ind w:left="0" w:right="0" w:firstLine="0"/>
+        <w:jc w:val="both"/>
+        <w:rPr>
+          <w:sz w:val="18"/>
+          <w:szCs w:val="18"/>
+        </w:rPr>
+      </w:pPr>
+      <w:r>
+        <w:rPr>
+          <w:rtl w:val="0"/>
+        </w:rPr>
+      </w:r>
+    </w:p>
+    <w:p>
+      <w:pPr>
+        <w:jc w:val="both"/>
+        <w:rPr>
+          <w:sz w:val="18"/>
+          <w:szCs w:val="18"/>
+        </w:rPr>
+      </w:pPr>
+      <w:r>
+        <w:rPr>
+          <w:rFonts w:ascii="Arial Unicode MS" w:cs="Arial Unicode MS" w:eastAsia="Arial Unicode MS" w:hAnsi="Arial Unicode MS"/>
+          <w:sz w:val="18"/>
+          <w:szCs w:val="18"/>
+          <w:rtl w:val="0"/>
+        </w:rPr>
+        <w:t xml:space="preserve"> strip markdown/prose  →  pure C/C++ sketch</w:t>
+      </w:r>
+    </w:p>
+    <w:p>
+      <w:pPr>
+        <w:keepNext w:val="0"/>
+        <w:keepLines w:val="0"/>
+        <w:pageBreakBefore w:val="0"/>
+        <w:widowControl w:val="1"/>
+        <w:pBdr>
+          <w:top w:space="0" w:sz="0" w:val="nil"/>
+          <w:left w:space="0" w:sz="0" w:val="nil"/>
+          <w:bottom w:space="0" w:sz="0" w:val="nil"/>
+          <w:right w:space="0" w:sz="0" w:val="nil"/>
+          <w:between w:space="0" w:sz="0" w:val="nil"/>
+        </w:pBdr>
+        <w:shd w:fill="auto" w:val="clear"/>
+        <w:spacing w:after="0" w:before="0" w:line="276" w:lineRule="auto"/>
+        <w:ind w:left="0" w:right="0" w:firstLine="0"/>
+        <w:jc w:val="both"/>
+        <w:rPr>
+          <w:sz w:val="18"/>
+          <w:szCs w:val="18"/>
+        </w:rPr>
+      </w:pPr>
+      <w:r>
+        <w:rPr>
+          <w:rtl w:val="0"/>
+        </w:rPr>
+      </w:r>
+    </w:p>
+    <w:p>
+      <w:pPr>
+        <w:jc w:val="both"/>
+        <w:rPr>
+          <w:sz w:val="18"/>
+          <w:szCs w:val="18"/>
+        </w:rPr>
+      </w:pPr>
+      <w:r>
+        <w:rPr>
+          <w:sz w:val="18"/>
+          <w:szCs w:val="18"/>
+          <w:rtl w:val="0"/>
+        </w:rPr>
+        <w:t xml:space="preserve">      │</w:t>
+      </w:r>
+    </w:p>
+    <w:p>
+      <w:pPr>
+        <w:keepNext w:val="0"/>
+        <w:keepLines w:val="0"/>
+        <w:pageBreakBefore w:val="0"/>
+        <w:widowControl w:val="1"/>
+        <w:pBdr>
+          <w:top w:space="0" w:sz="0" w:val="nil"/>
+          <w:left w:space="0" w:sz="0" w:val="nil"/>
+          <w:bottom w:space="0" w:sz="0" w:val="nil"/>
+          <w:right w:space="0" w:sz="0" w:val="nil"/>
+          <w:between w:space="0" w:sz="0" w:val="nil"/>
+        </w:pBdr>
+        <w:shd w:fill="auto" w:val="clear"/>
+        <w:spacing w:after="0" w:before="0" w:line="276" w:lineRule="auto"/>
+        <w:ind w:left="0" w:right="0" w:firstLine="0"/>
+        <w:jc w:val="both"/>
+        <w:rPr>
+          <w:sz w:val="18"/>
+          <w:szCs w:val="18"/>
+        </w:rPr>
+      </w:pPr>
+      <w:r>
+        <w:rPr>
+          <w:rtl w:val="0"/>
+        </w:rPr>
+      </w:r>
+    </w:p>
+    <w:p>
+      <w:pPr>
+        <w:jc w:val="both"/>
+        <w:rPr>
+          <w:sz w:val="18"/>
+          <w:szCs w:val="18"/>
+        </w:rPr>
+      </w:pPr>
+      <w:r>
+        <w:rPr>
+          <w:sz w:val="18"/>
+          <w:szCs w:val="18"/>
+          <w:rtl w:val="0"/>
+        </w:rPr>
+        <w:t xml:space="preserve">      ▼</w:t>
+      </w:r>
+    </w:p>
+    <w:p>
+      <w:pPr>
+        <w:keepNext w:val="0"/>
+        <w:keepLines w:val="0"/>
+        <w:pageBreakBefore w:val="0"/>
+        <w:widowControl w:val="1"/>
+        <w:pBdr>
+          <w:top w:space="0" w:sz="0" w:val="nil"/>
+          <w:left w:space="0" w:sz="0" w:val="nil"/>
+          <w:bottom w:space="0" w:sz="0" w:val="nil"/>
+          <w:right w:space="0" w:sz="0" w:val="nil"/>
+          <w:between w:space="0" w:sz="0" w:val="nil"/>
+        </w:pBdr>
+        <w:shd w:fill="auto" w:val="clear"/>
+        <w:spacing w:after="0" w:before="0" w:line="276" w:lineRule="auto"/>
+        <w:ind w:left="0" w:right="0" w:firstLine="0"/>
+        <w:jc w:val="both"/>
+        <w:rPr>
+          <w:sz w:val="18"/>
+          <w:szCs w:val="18"/>
+        </w:rPr>
+      </w:pPr>
+      <w:r>
+        <w:rPr>
+          <w:rtl w:val="0"/>
+        </w:rPr>
+      </w:r>
+    </w:p>
+    <w:p>
+      <w:pPr>
+        <w:jc w:val="both"/>
+        <w:rPr>
+          <w:sz w:val="18"/>
+          <w:szCs w:val="18"/>
+        </w:rPr>
+      </w:pPr>
+      <w:r>
+        <w:rPr>
+          <w:sz w:val="18"/>
+          <w:szCs w:val="18"/>
+          <w:rtl w:val="0"/>
+        </w:rPr>
+        <w:t xml:space="preserve"> arduino-cli compile  --fqbn arduino:mbed_nano:nano33ble</w:t>
+      </w:r>
+    </w:p>
+    <w:p>
+      <w:pPr>
+        <w:keepNext w:val="0"/>
+        <w:keepLines w:val="0"/>
+        <w:pageBreakBefore w:val="0"/>
+        <w:widowControl w:val="1"/>
+        <w:pBdr>
+          <w:top w:space="0" w:sz="0" w:val="nil"/>
+          <w:left w:space="0" w:sz="0" w:val="nil"/>
+          <w:bottom w:space="0" w:sz="0" w:val="nil"/>
+          <w:right w:space="0" w:sz="0" w:val="nil"/>
+          <w:between w:space="0" w:sz="0" w:val="nil"/>
+        </w:pBdr>
+        <w:shd w:fill="auto" w:val="clear"/>
+        <w:spacing w:after="0" w:before="0" w:line="276" w:lineRule="auto"/>
+        <w:ind w:left="0" w:right="0" w:firstLine="0"/>
+        <w:jc w:val="both"/>
+        <w:rPr>
+          <w:sz w:val="18"/>
+          <w:szCs w:val="18"/>
+        </w:rPr>
+      </w:pPr>
+      <w:r>
+        <w:rPr>
+          <w:rtl w:val="0"/>
+        </w:rPr>
+      </w:r>
+    </w:p>
+    <w:p>
+      <w:pPr>
+        <w:jc w:val="both"/>
+        <w:rPr>
+          <w:sz w:val="18"/>
+          <w:szCs w:val="18"/>
+        </w:rPr>
+      </w:pPr>
+      <w:r>
+        <w:rPr>
+          <w:sz w:val="18"/>
+          <w:szCs w:val="18"/>
+          <w:rtl w:val="0"/>
+        </w:rPr>
+        <w:t xml:space="preserve">      │</w:t>
+      </w:r>
+    </w:p>
+    <w:p>
+      <w:pPr>
+        <w:keepNext w:val="0"/>
+        <w:keepLines w:val="0"/>
+        <w:pageBreakBefore w:val="0"/>
+        <w:widowControl w:val="1"/>
+        <w:pBdr>
+          <w:top w:space="0" w:sz="0" w:val="nil"/>
+          <w:left w:space="0" w:sz="0" w:val="nil"/>
+          <w:bottom w:space="0" w:sz="0" w:val="nil"/>
+          <w:right w:space="0" w:sz="0" w:val="nil"/>
+          <w:between w:space="0" w:sz="0" w:val="nil"/>
+        </w:pBdr>
+        <w:shd w:fill="auto" w:val="clear"/>
+        <w:spacing w:after="0" w:before="0" w:line="276" w:lineRule="auto"/>
+        <w:ind w:left="0" w:right="0" w:firstLine="0"/>
+        <w:jc w:val="both"/>
+        <w:rPr>
+          <w:sz w:val="18"/>
+          <w:szCs w:val="18"/>
+        </w:rPr>
+      </w:pPr>
+      <w:r>
+        <w:rPr>
+          <w:rtl w:val="0"/>
+        </w:rPr>
+      </w:r>
+    </w:p>
+    <w:p>
+      <w:pPr>
+        <w:jc w:val="both"/>
+        <w:rPr>
+          <w:sz w:val="18"/>
+          <w:szCs w:val="18"/>
+        </w:rPr>
+      </w:pPr>
+      <w:r>
+        <w:rPr>
+          <w:sz w:val="18"/>
+          <w:szCs w:val="18"/>
+          <w:rtl w:val="0"/>
+        </w:rPr>
+        <w:t xml:space="preserve">   ┌──┴────────────┐</w:t>
+      </w:r>
+    </w:p>
+    <w:p>
+      <w:pPr>
+        <w:keepNext w:val="0"/>
+        <w:keepLines w:val="0"/>
+        <w:pageBreakBefore w:val="0"/>
+        <w:widowControl w:val="1"/>
+        <w:pBdr>
+          <w:top w:space="0" w:sz="0" w:val="nil"/>
+          <w:left w:space="0" w:sz="0" w:val="nil"/>
+          <w:bottom w:space="0" w:sz="0" w:val="nil"/>
+          <w:right w:space="0" w:sz="0" w:val="nil"/>
+          <w:between w:space="0" w:sz="0" w:val="nil"/>
+        </w:pBdr>
+        <w:shd w:fill="auto" w:val="clear"/>
+        <w:spacing w:after="0" w:before="0" w:line="276" w:lineRule="auto"/>
+        <w:ind w:left="0" w:right="0" w:firstLine="0"/>
+        <w:jc w:val="both"/>
+        <w:rPr>
+          <w:sz w:val="18"/>
+          <w:szCs w:val="18"/>
+        </w:rPr>
+      </w:pPr>
+      <w:r>
+        <w:rPr>
+          <w:rtl w:val="0"/>
+        </w:rPr>
+      </w:r>
+    </w:p>
+    <w:p>
+      <w:pPr>
+        <w:jc w:val="both"/>
+        <w:rPr>
+          <w:sz w:val="18"/>
+          <w:szCs w:val="18"/>
+        </w:rPr>
+      </w:pPr>
+      <w:r>
+        <w:rPr>
+          <w:sz w:val="18"/>
+          <w:szCs w:val="18"/>
+          <w:rtl w:val="0"/>
+        </w:rPr>
+        <w:t xml:space="preserve"> exit 0 (OK)   non-zero (fail)</w:t>
+      </w:r>
+    </w:p>
+    <w:p>
+      <w:pPr>
+        <w:keepNext w:val="0"/>
+        <w:keepLines w:val="0"/>
+        <w:pageBreakBefore w:val="0"/>
+        <w:widowControl w:val="1"/>
+        <w:pBdr>
+          <w:top w:space="0" w:sz="0" w:val="nil"/>
+          <w:left w:space="0" w:sz="0" w:val="nil"/>
+          <w:bottom w:space="0" w:sz="0" w:val="nil"/>
+          <w:right w:space="0" w:sz="0" w:val="nil"/>
+          <w:between w:space="0" w:sz="0" w:val="nil"/>
+        </w:pBdr>
+        <w:shd w:fill="auto" w:val="clear"/>
+        <w:spacing w:after="0" w:before="0" w:line="276" w:lineRule="auto"/>
+        <w:ind w:left="0" w:right="0" w:firstLine="0"/>
+        <w:jc w:val="both"/>
+        <w:rPr>
+          <w:sz w:val="18"/>
+          <w:szCs w:val="18"/>
+        </w:rPr>
+      </w:pPr>
+      <w:r>
+        <w:rPr>
+          <w:rtl w:val="0"/>
+        </w:rPr>
+      </w:r>
+    </w:p>
+    <w:p>
+      <w:pPr>
+        <w:jc w:val="both"/>
+        <w:rPr>
+          <w:sz w:val="18"/>
+          <w:szCs w:val="18"/>
+        </w:rPr>
+      </w:pPr>
+      <w:r>
+        <w:rPr>
+          <w:sz w:val="18"/>
+          <w:szCs w:val="18"/>
+          <w:rtl w:val="0"/>
+        </w:rPr>
+        <w:t xml:space="preserve">   │               │</w:t>
+      </w:r>
+    </w:p>
+    <w:p>
+      <w:pPr>
+        <w:keepNext w:val="0"/>
+        <w:keepLines w:val="0"/>
+        <w:pageBreakBefore w:val="0"/>
+        <w:widowControl w:val="1"/>
+        <w:pBdr>
+          <w:top w:space="0" w:sz="0" w:val="nil"/>
+          <w:left w:space="0" w:sz="0" w:val="nil"/>
+          <w:bottom w:space="0" w:sz="0" w:val="nil"/>
+          <w:right w:space="0" w:sz="0" w:val="nil"/>
+          <w:between w:space="0" w:sz="0" w:val="nil"/>
+        </w:pBdr>
+        <w:shd w:fill="auto" w:val="clear"/>
+        <w:spacing w:after="0" w:before="0" w:line="276" w:lineRule="auto"/>
+        <w:ind w:left="0" w:right="0" w:firstLine="0"/>
+        <w:jc w:val="both"/>
+        <w:rPr>
+          <w:sz w:val="18"/>
+          <w:szCs w:val="18"/>
+        </w:rPr>
+      </w:pPr>
+      <w:r>
+        <w:rPr>
+          <w:rtl w:val="0"/>
+        </w:rPr>
+      </w:r>
+    </w:p>
+    <w:p>
+      <w:pPr>
+        <w:jc w:val="both"/>
+        <w:rPr>
+          <w:sz w:val="18"/>
+          <w:szCs w:val="18"/>
+        </w:rPr>
+      </w:pPr>
+      <w:r>
+        <w:rPr>
+          <w:rFonts w:ascii="Arial Unicode MS" w:cs="Arial Unicode MS" w:eastAsia="Arial Unicode MS" w:hAnsi="Arial Unicode MS"/>
+          <w:sz w:val="18"/>
+          <w:szCs w:val="18"/>
+          <w:rtl w:val="0"/>
+        </w:rPr>
+        <w:t xml:space="preserve"> record ✓     feed compiler log back → regenerate  (≤ 3 attempts)</w:t>
+      </w:r>
+    </w:p>
+    <w:p>
+      <w:pPr>
+        <w:keepNext w:val="0"/>
+        <w:keepLines w:val="0"/>
+        <w:pageBreakBefore w:val="0"/>
+        <w:widowControl w:val="1"/>
+        <w:pBdr>
+          <w:top w:space="0" w:sz="0" w:val="nil"/>
+          <w:left w:space="0" w:sz="0" w:val="nil"/>
+          <w:bottom w:space="0" w:sz="0" w:val="nil"/>
+          <w:right w:space="0" w:sz="0" w:val="nil"/>
+          <w:between w:space="0" w:sz="0" w:val="nil"/>
+        </w:pBdr>
+        <w:shd w:fill="auto" w:val="clear"/>
+        <w:spacing w:after="0" w:before="0" w:line="276" w:lineRule="auto"/>
+        <w:ind w:left="0" w:right="0" w:firstLine="0"/>
+        <w:jc w:val="both"/>
+        <w:rPr>
+          <w:sz w:val="18"/>
+          <w:szCs w:val="18"/>
+        </w:rPr>
+      </w:pPr>
+      <w:r>
+        <w:rPr>
+          <w:rtl w:val="0"/>
+        </w:rPr>
+      </w:r>
+    </w:p>
+    <w:p>
+      <w:pPr>
+        <w:jc w:val="both"/>
+        <w:rPr>
+          <w:sz w:val="18"/>
+          <w:szCs w:val="18"/>
+        </w:rPr>
+      </w:pPr>
+      <w:r>
+        <w:rPr>
+          <w:sz w:val="18"/>
+          <w:szCs w:val="18"/>
+          <w:rtl w:val="0"/>
+        </w:rPr>
+        <w:t xml:space="preserve">                   │</w:t>
+      </w:r>
+    </w:p>
+    <w:p>
+      <w:pPr>
+        <w:keepNext w:val="0"/>
+        <w:keepLines w:val="0"/>
+        <w:pageBreakBefore w:val="0"/>
+        <w:widowControl w:val="1"/>
+        <w:pBdr>
+          <w:top w:space="0" w:sz="0" w:val="nil"/>
+          <w:left w:space="0" w:sz="0" w:val="nil"/>
+          <w:bottom w:space="0" w:sz="0" w:val="nil"/>
+          <w:right w:space="0" w:sz="0" w:val="nil"/>
+          <w:between w:space="0" w:sz="0" w:val="nil"/>
+        </w:pBdr>
+        <w:shd w:fill="auto" w:val="clear"/>
+        <w:spacing w:after="0" w:before="0" w:line="276" w:lineRule="auto"/>
+        <w:ind w:left="0" w:right="0" w:firstLine="0"/>
+        <w:jc w:val="both"/>
+        <w:rPr>
+          <w:sz w:val="18"/>
+          <w:szCs w:val="18"/>
+        </w:rPr>
+      </w:pPr>
+      <w:r>
+        <w:rPr>
+          <w:rtl w:val="0"/>
+        </w:rPr>
+      </w:r>
+    </w:p>
+    <w:p>
+      <w:pPr>
+        <w:jc w:val="both"/>
+        <w:rPr>
+          <w:sz w:val="18"/>
+          <w:szCs w:val="18"/>
+        </w:rPr>
+      </w:pPr>
+      <w:r>
+        <w:rPr>
+          <w:rFonts w:ascii="Arial Unicode MS" w:cs="Arial Unicode MS" w:eastAsia="Arial Unicode MS" w:hAnsi="Arial Unicode MS"/>
+          <w:sz w:val="18"/>
+          <w:szCs w:val="18"/>
+          <w:rtl w:val="0"/>
+        </w:rPr>
+        <w:t xml:space="preserve">              after N: record ✗  "failed after N"</w:t>
+      </w:r>
+    </w:p>
+    <w:p>
+      <w:pPr>
+        <w:keepNext w:val="0"/>
+        <w:keepLines w:val="0"/>
+        <w:pageBreakBefore w:val="0"/>
+        <w:widowControl w:val="1"/>
+        <w:pBdr>
+          <w:top w:space="0" w:sz="0" w:val="nil"/>
+          <w:left w:space="0" w:sz="0" w:val="nil"/>
+          <w:bottom w:space="0" w:sz="0" w:val="nil"/>
+          <w:right w:space="0" w:sz="0" w:val="nil"/>
+          <w:between w:space="0" w:sz="0" w:val="nil"/>
+        </w:pBdr>
+        <w:shd w:fill="auto" w:val="clear"/>
+        <w:spacing w:after="0" w:before="0" w:line="276" w:lineRule="auto"/>
+        <w:ind w:left="0" w:right="0" w:firstLine="0"/>
+        <w:jc w:val="both"/>
+        <w:rPr>
+          <w:sz w:val="18"/>
+          <w:szCs w:val="18"/>
+        </w:rPr>
+      </w:pPr>
+      <w:r>
+        <w:rPr>
+          <w:rtl w:val="0"/>
+        </w:rPr>
+      </w:r>
+    </w:p>
+    <w:p>
+      <w:pPr>
+        <w:jc w:val="both"/>
+        <w:rPr>
+          <w:sz w:val="18"/>
+          <w:szCs w:val="18"/>
+        </w:rPr>
+      </w:pPr>
+      <w:r>
+        <w:rPr>
+          <w:sz w:val="18"/>
+          <w:szCs w:val="18"/>
+          <w:rtl w:val="0"/>
+        </w:rPr>
+        <w:t xml:space="preserve">      │</w:t>
+      </w:r>
+    </w:p>
+    <w:p>
+      <w:pPr>
+        <w:keepNext w:val="0"/>
+        <w:keepLines w:val="0"/>
+        <w:pageBreakBefore w:val="0"/>
+        <w:widowControl w:val="1"/>
+        <w:pBdr>
+          <w:top w:space="0" w:sz="0" w:val="nil"/>
+          <w:left w:space="0" w:sz="0" w:val="nil"/>
+          <w:bottom w:space="0" w:sz="0" w:val="nil"/>
+          <w:right w:space="0" w:sz="0" w:val="nil"/>
+          <w:between w:space="0" w:sz="0" w:val="nil"/>
+        </w:pBdr>
+        <w:shd w:fill="auto" w:val="clear"/>
+        <w:spacing w:after="0" w:before="0" w:line="276" w:lineRule="auto"/>
+        <w:ind w:left="0" w:right="0" w:firstLine="0"/>
+        <w:jc w:val="both"/>
+        <w:rPr>
+          <w:sz w:val="18"/>
+          <w:szCs w:val="18"/>
+        </w:rPr>
+      </w:pPr>
+      <w:r>
+        <w:rPr>
+          <w:rtl w:val="0"/>
+        </w:rPr>
+      </w:r>
+    </w:p>
+    <w:p>
+      <w:pPr>
+        <w:jc w:val="both"/>
+        <w:rPr>
+          <w:sz w:val="18"/>
+          <w:szCs w:val="18"/>
+        </w:rPr>
+      </w:pPr>
+      <w:r>
+        <w:rPr>
+          <w:sz w:val="18"/>
+          <w:szCs w:val="18"/>
+          <w:rtl w:val="0"/>
+        </w:rPr>
+        <w:t xml:space="preserve">      ▼</w:t>
+      </w:r>
+    </w:p>
+    <w:p>
+      <w:pPr>
+        <w:keepNext w:val="0"/>
+        <w:keepLines w:val="0"/>
+        <w:pageBreakBefore w:val="0"/>
+        <w:widowControl w:val="1"/>
+        <w:pBdr>
+          <w:top w:space="0" w:sz="0" w:val="nil"/>
+          <w:left w:space="0" w:sz="0" w:val="nil"/>
+          <w:bottom w:space="0" w:sz="0" w:val="nil"/>
+          <w:right w:space="0" w:sz="0" w:val="nil"/>
+          <w:between w:space="0" w:sz="0" w:val="nil"/>
+        </w:pBdr>
+        <w:shd w:fill="auto" w:val="clear"/>
+        <w:spacing w:after="0" w:before="0" w:line="276" w:lineRule="auto"/>
+        <w:ind w:left="0" w:right="0" w:firstLine="0"/>
+        <w:jc w:val="both"/>
+        <w:rPr>
+          <w:sz w:val="18"/>
+          <w:szCs w:val="18"/>
+        </w:rPr>
+      </w:pPr>
+      <w:r>
+        <w:rPr>
+          <w:rtl w:val="0"/>
+        </w:rPr>
+      </w:r>
+    </w:p>
+    <w:p>
+      <w:pPr>
+        <w:jc w:val="both"/>
+        <w:rPr>
+          <w:sz w:val="18"/>
+          <w:szCs w:val="18"/>
+        </w:rPr>
+      </w:pPr>
+      <w:r>
+        <w:rPr>
+          <w:sz w:val="18"/>
+          <w:szCs w:val="18"/>
+          <w:rtl w:val="0"/>
+        </w:rPr>
+        <w:t xml:space="preserve"> report:  Compiled N / total   (= first-pass stand-in for completion rate)</w:t>
+      </w:r>
+    </w:p>
+    <w:p>
+      <w:pPr>
+        <w:jc w:val="both"/>
+        <w:rPr>
+          <w:sz w:val="18"/>
+          <w:szCs w:val="18"/>
+        </w:rPr>
+      </w:pPr>
+      <w:r>
+        <w:rPr>
+          <w:rtl w:val="0"/>
+        </w:rPr>
+      </w:r>
+    </w:p>
+    <w:p>
+      <w:pPr>
+        <w:jc w:val="both"/>
+        <w:rPr>
+          <w:sz w:val="18"/>
+          <w:szCs w:val="18"/>
+        </w:rPr>
+      </w:pPr>
+      <w:r>
+        <w:rPr>
+          <w:rtl w:val="0"/>
+        </w:rPr>
+      </w:r>
+    </w:p>
+    <w:p>
+      <w:pPr>
+        <w:jc w:val="both"/>
+        <w:rPr/>
+      </w:pPr>
+      <w:r>
+        <w:rPr>
+          <w:b w:val="1"/>
+          <w:bCs w:val="1"/>
+          <w:rtl w:val="0"/>
+        </w:rPr>
+        <w:t xml:space="preserve">Environment.</w:t>
+      </w:r>
+      <w:r>
+        <w:rPr>
+          <w:rtl w:val="0"/>
+        </w:rPr>
+        <w:t xml:space="preserve"> </w:t>
+      </w:r>
+      <w:r>
+        <w:rPr>
+          <w:rFonts w:ascii="Roboto Mono" w:cs="Roboto Mono" w:eastAsia="Roboto Mono" w:hAnsi="Roboto Mono"/>
+          <w:color w:val="188038"/>
+          <w:rtl w:val="0"/>
+        </w:rPr>
+        <w:t xml:space="preserve">arduino-cli</w:t>
+      </w:r>
+      <w:r>
+        <w:rPr>
+          <w:rtl w:val="0"/>
+        </w:rPr>
+        <w:t xml:space="preserve"> 1.5.1, core </w:t>
+      </w:r>
+      <w:r>
+        <w:rPr>
+          <w:rFonts w:ascii="Roboto Mono" w:cs="Roboto Mono" w:eastAsia="Roboto Mono" w:hAnsi="Roboto Mono"/>
+          <w:color w:val="188038"/>
+          <w:rtl w:val="0"/>
+        </w:rPr>
+        <w:t xml:space="preserve">arduino:mbed_nano</w:t>
+      </w:r>
+      <w:r>
+        <w:rPr>
+          <w:rtl w:val="0"/>
+        </w:rPr>
+        <w:t xml:space="preserve"> 4.6.0, sensor library </w:t>
+      </w:r>
+      <w:r>
+        <w:rPr>
+          <w:rFonts w:ascii="Roboto Mono" w:cs="Roboto Mono" w:eastAsia="Roboto Mono" w:hAnsi="Roboto Mono"/>
+          <w:color w:val="188038"/>
+          <w:rtl w:val="0"/>
+        </w:rPr>
+        <w:t xml:space="preserve">Arduino_HS300x</w:t>
+      </w:r>
+      <w:r>
+        <w:rPr>
+          <w:rtl w:val="0"/>
+        </w:rPr>
+        <w:t xml:space="preserve"> 1.0.0, model </w:t>
+      </w:r>
+      <w:r>
+        <w:rPr>
+          <w:rFonts w:ascii="Roboto Mono" w:cs="Roboto Mono" w:eastAsia="Roboto Mono" w:hAnsi="Roboto Mono"/>
+          <w:color w:val="188038"/>
+          <w:rtl w:val="0"/>
+        </w:rPr>
+        <w:t xml:space="preserve">claude-sonnet-4-6</w:t>
+      </w:r>
+      <w:r>
+        <w:rPr>
+          <w:rtl w:val="0"/>
+        </w:rPr>
+        <w:t xml:space="preserve"> (deterministic, </w:t>
+      </w:r>
+      <w:r>
+        <w:rPr>
+          <w:rFonts w:ascii="Roboto Mono" w:cs="Roboto Mono" w:eastAsia="Roboto Mono" w:hAnsi="Roboto Mono"/>
+          <w:color w:val="188038"/>
+          <w:rtl w:val="0"/>
+        </w:rPr>
+        <w:t xml:space="preserve">temperature=0</w:t>
+      </w:r>
+      <w:r>
+        <w:rPr>
+          <w:rtl w:val="0"/>
+        </w:rPr>
+        <w:t xml:space="preserve">), compile-only (no upload).</w:t>
+      </w:r>
+    </w:p>
+    <w:p>
+      <w:pPr>
+        <w:keepNext w:val="0"/>
+        <w:keepLines w:val="0"/>
+        <w:pageBreakBefore w:val="0"/>
+        <w:widowControl w:val="1"/>
+        <w:pBdr>
+          <w:top w:space="0" w:sz="0" w:val="nil"/>
+          <w:left w:space="0" w:sz="0" w:val="nil"/>
+          <w:bottom w:space="0" w:sz="0" w:val="nil"/>
+          <w:right w:space="0" w:sz="0" w:val="nil"/>
+          <w:between w:space="0" w:sz="0" w:val="nil"/>
+        </w:pBdr>
+        <w:shd w:fill="auto" w:val="clear"/>
+        <w:spacing w:after="0" w:before="0" w:line="276" w:lineRule="auto"/>
+        <w:ind w:left="0" w:right="0" w:firstLine="0"/>
+        <w:jc w:val="both"/>
+        <w:rPr/>
+      </w:pPr>
+      <w:r>
+        <w:rPr>
+          <w:rtl w:val="0"/>
+        </w:rPr>
+      </w:r>
+    </w:p>
+    <w:p>
+      <w:pPr>
+        <w:jc w:val="both"/>
+        <w:rPr/>
+      </w:pPr>
+      <w:r>
+        <w:rPr>
+          <w:b w:val="1"/>
+          <w:bCs w:val="1"/>
+          <w:rtl w:val="0"/>
+        </w:rPr>
+        <w:t xml:space="preserve">Result.</w:t>
+      </w:r>
+      <w:r>
+        <w:rPr>
+          <w:rtl w:val="0"/>
+        </w:rPr>
+        <w:t xml:space="preserve"> On five Level-1 single-sensor tasks (print temperature; print temperature + humidity; conditional over-temperature warning; rolling average of ten reads; print humidity only on a &gt;2 %RH change), the system produced firmware that </w:t>
+      </w:r>
+      <w:r>
+        <w:rPr>
+          <w:b w:val="1"/>
+          <w:bCs w:val="1"/>
+          <w:rtl w:val="0"/>
+        </w:rPr>
+        <w:t xml:space="preserve">compiled 5/5 on the first attempt</w:t>
+      </w:r>
+      <w:r>
+        <w:rPr>
+          <w:rtl w:val="0"/>
+        </w:rPr>
+        <w:t xml:space="preserve"> — the repair loop was not even needed. The generated sketches are genuine, task-correct firmware (correct </w:t>
+      </w:r>
+      <w:r>
+        <w:rPr>
+          <w:rFonts w:ascii="Roboto Mono" w:cs="Roboto Mono" w:eastAsia="Roboto Mono" w:hAnsi="Roboto Mono"/>
+          <w:color w:val="188038"/>
+          <w:rtl w:val="0"/>
+        </w:rPr>
+        <w:t xml:space="preserve">#include &lt;Arduino_HS300x.h&gt;</w:t>
+      </w:r>
+      <w:r>
+        <w:rPr>
+          <w:rtl w:val="0"/>
+        </w:rPr>
+        <w:t xml:space="preserve">, sensor initialisation with a failure guard, averaging, hysteresis, and conditional logic), not boilerplate stubs.</w:t>
+      </w:r>
+    </w:p>
+    <w:p>
+      <w:pPr>
+        <w:keepNext w:val="0"/>
+        <w:keepLines w:val="0"/>
+        <w:pageBreakBefore w:val="0"/>
+        <w:widowControl w:val="1"/>
+        <w:pBdr>
+          <w:top w:space="0" w:sz="0" w:val="nil"/>
+          <w:left w:space="0" w:sz="0" w:val="nil"/>
+          <w:bottom w:space="0" w:sz="0" w:val="nil"/>
+          <w:right w:space="0" w:sz="0" w:val="nil"/>
+          <w:between w:space="0" w:sz="0" w:val="nil"/>
+        </w:pBdr>
+        <w:shd w:fill="auto" w:val="clear"/>
+        <w:spacing w:after="0" w:before="0" w:line="276" w:lineRule="auto"/>
+        <w:ind w:left="0" w:right="0" w:firstLine="0"/>
+        <w:jc w:val="both"/>
+        <w:rPr/>
+      </w:pPr>
+      <w:r>
+        <w:rPr>
+          <w:rtl w:val="0"/>
+        </w:rPr>
+      </w:r>
+    </w:p>
+    <w:p>
+      <w:pPr>
+        <w:jc w:val="both"/>
+        <w:rPr/>
+      </w:pPr>
+      <w:r>
+        <w:rPr>
+          <w:b w:val="1"/>
+          <w:bCs w:val="1"/>
+          <w:rtl w:val="0"/>
+        </w:rPr>
+        <w:t xml:space="preserve">What this establishes.</w:t>
+      </w:r>
+      <w:r>
+        <w:rPr>
+          <w:rtl w:val="0"/>
+        </w:rPr>
+      </w:r>
+    </w:p>
+    <w:p>
+      <w:pPr>
+        <w:keepNext w:val="0"/>
+        <w:keepLines w:val="0"/>
+        <w:pageBreakBefore w:val="0"/>
+        <w:widowControl w:val="1"/>
+        <w:pBdr>
+          <w:top w:space="0" w:sz="0" w:val="nil"/>
+          <w:left w:space="0" w:sz="0" w:val="nil"/>
+          <w:bottom w:space="0" w:sz="0" w:val="nil"/>
+          <w:right w:space="0" w:sz="0" w:val="nil"/>
+          <w:between w:space="0" w:sz="0" w:val="nil"/>
+        </w:pBdr>
+        <w:shd w:fill="auto" w:val="clear"/>
+        <w:spacing w:after="0" w:before="0" w:line="276" w:lineRule="auto"/>
+        <w:ind w:left="0" w:right="0" w:firstLine="0"/>
+        <w:jc w:val="both"/>
+        <w:rPr/>
+      </w:pPr>
+      <w:r>
+        <w:rPr>
+          <w:rtl w:val="0"/>
+        </w:rPr>
+      </w:r>
+    </w:p>
+    <w:p>
+      <w:pPr>
+        <w:numPr>
+          <w:ilvl w:val="0"/>
+          <w:numId w:val="1"/>
+        </w:numPr>
+        <w:ind w:left="720" w:hanging="360"/>
+        <w:jc w:val="both"/>
+        <w:rPr>
+          <w:rFonts w:ascii="Arial" w:cs="Arial" w:eastAsia="Arial" w:hAnsi="Arial"/>
+          <w:b w:val="0"/>
+          <w:bCs w:val="0"/>
+          <w:i w:val="0"/>
+          <w:iCs w:val="0"/>
+          <w:smallCaps w:val="0"/>
+          <w:strike w:val="0"/>
+          <w:color w:val="000000"/>
+          <w:sz w:val="22"/>
+          <w:szCs w:val="22"/>
+          <w:u w:val="none"/>
+          <w:shd w:fill="auto" w:val="clear"/>
+          <w:vertAlign w:val="baseline"/>
+        </w:rPr>
+      </w:pPr>
+      <w:r>
+        <w:rPr>
+          <w:rtl w:val="0"/>
+        </w:rPr>
+        <w:t xml:space="preserve">Both core mechanisms — API-table injection and the compile-error feedback loop — work end-to-end against a real toolchain, not just in principle.</w:t>
+      </w:r>
+    </w:p>
+    <w:p>
+      <w:pPr>
+        <w:numPr>
+          <w:ilvl w:val="0"/>
+          <w:numId w:val="1"/>
+        </w:numPr>
+        <w:ind w:left="720" w:hanging="360"/>
+        <w:jc w:val="both"/>
+        <w:rPr>
+          <w:rFonts w:ascii="Arial" w:cs="Arial" w:eastAsia="Arial" w:hAnsi="Arial"/>
+          <w:b w:val="0"/>
+          <w:bCs w:val="0"/>
+          <w:i w:val="0"/>
+          <w:iCs w:val="0"/>
+          <w:smallCaps w:val="0"/>
+          <w:strike w:val="0"/>
+          <w:color w:val="000000"/>
+          <w:sz w:val="22"/>
+          <w:szCs w:val="22"/>
+          <w:u w:val="none"/>
+          <w:shd w:fill="auto" w:val="clear"/>
+          <w:vertAlign w:val="baseline"/>
+        </w:rPr>
+      </w:pPr>
+      <w:r>
+        <w:rPr>
+          <w:rtl w:val="0"/>
+        </w:rPr>
+        <w:t xml:space="preserve">A small, hand-verified API table is sufficient for a strong, low-cost model to reach a </w:t>
+      </w:r>
+      <w:r>
+        <w:rPr>
+          <w:b w:val="1"/>
+          <w:bCs w:val="1"/>
+          <w:rtl w:val="0"/>
+        </w:rPr>
+        <w:t xml:space="preserve">100 % first-try compile rate</w:t>
+      </w:r>
+      <w:r>
+        <w:rPr>
+          <w:rtl w:val="0"/>
+        </w:rPr>
+        <w:t xml:space="preserve"> on Level-1 tasks, supporting RQ1.</w:t>
+      </w:r>
+    </w:p>
+    <w:p>
+      <w:pPr>
+        <w:numPr>
+          <w:ilvl w:val="0"/>
+          <w:numId w:val="1"/>
+        </w:numPr>
+        <w:ind w:left="720" w:hanging="360"/>
+        <w:jc w:val="both"/>
+        <w:rPr>
+          <w:rFonts w:ascii="Arial" w:cs="Arial" w:eastAsia="Arial" w:hAnsi="Arial"/>
+          <w:b w:val="0"/>
+          <w:bCs w:val="0"/>
+          <w:i w:val="0"/>
+          <w:iCs w:val="0"/>
+          <w:smallCaps w:val="0"/>
+          <w:strike w:val="0"/>
+          <w:color w:val="000000"/>
+          <w:sz w:val="22"/>
+          <w:szCs w:val="22"/>
+          <w:u w:val="none"/>
+          <w:shd w:fill="auto" w:val="clear"/>
+          <w:vertAlign w:val="baseline"/>
+        </w:rPr>
+      </w:pPr>
+      <w:r>
+        <w:rPr>
+          <w:rtl w:val="0"/>
+        </w:rPr>
+        <w:t xml:space="preserve">The harness is already parameterised so the planned experiments run immediately: the </w:t>
+      </w:r>
+      <w:r>
+        <w:rPr>
+          <w:b w:val="1"/>
+          <w:bCs w:val="1"/>
+          <w:rtl w:val="0"/>
+        </w:rPr>
+        <w:t xml:space="preserve">no-feedback baseline</w:t>
+      </w:r>
+      <w:r>
+        <w:rPr>
+          <w:rtl w:val="0"/>
+        </w:rPr>
+        <w:t xml:space="preserve"> is a one-flag change (disable the loop), and the </w:t>
+      </w:r>
+      <w:r>
+        <w:rPr>
+          <w:rFonts w:ascii="Arial Unicode MS" w:cs="Arial Unicode MS" w:eastAsia="Arial Unicode MS" w:hAnsi="Arial Unicode MS"/>
+          <w:b w:val="1"/>
+          <w:bCs w:val="1"/>
+          <w:rtl w:val="0"/>
+        </w:rPr>
+        <w:t xml:space="preserve">≥2-LLM comparison</w:t>
+      </w:r>
+      <w:r>
+        <w:rPr>
+          <w:rtl w:val="0"/>
+        </w:rPr>
+        <w:t xml:space="preserve"> uses an existing model/provider seam — directly supporting the RQ2/RQ3 evaluation plan.</w:t>
+      </w:r>
+    </w:p>
+    <w:p>
+      <w:pPr>
+        <w:keepNext w:val="0"/>
+        <w:keepLines w:val="0"/>
+        <w:pageBreakBefore w:val="0"/>
+        <w:widowControl w:val="1"/>
+        <w:pBdr>
+          <w:top w:space="0" w:sz="0" w:val="nil"/>
+          <w:left w:space="0" w:sz="0" w:val="nil"/>
+          <w:bottom w:space="0" w:sz="0" w:val="nil"/>
+          <w:right w:space="0" w:sz="0" w:val="nil"/>
+          <w:between w:space="0" w:sz="0" w:val="nil"/>
+        </w:pBdr>
+        <w:shd w:fill="auto" w:val="clear"/>
+        <w:spacing w:after="0" w:before="0" w:line="276" w:lineRule="auto"/>
+        <w:ind w:left="0" w:right="0" w:firstLine="0"/>
+        <w:jc w:val="both"/>
+        <w:rPr/>
+      </w:pPr>
+      <w:r>
+        <w:rPr>
+          <w:rtl w:val="0"/>
+        </w:rPr>
+      </w:r>
+    </w:p>
+    <w:p>
+      <w:pPr>
+        <w:jc w:val="both"/>
+        <w:rPr/>
+      </w:pPr>
+      <w:r>
+        <w:rPr>
+          <w:b w:val="1"/>
+          <w:bCs w:val="1"/>
+          <w:rtl w:val="0"/>
+        </w:rPr>
+        <w:t xml:space="preserve">Honest limits (and why they set the roadmap).</w:t>
+      </w:r>
+      <w:r>
+        <w:rPr>
+          <w:rtl w:val="0"/>
+        </w:rPr>
+        <w:t xml:space="preserve"> This slice is </w:t>
+      </w:r>
+      <w:r>
+        <w:rPr>
+          <w:i w:val="1"/>
+          <w:iCs w:val="1"/>
+          <w:rtl w:val="0"/>
+        </w:rPr>
+        <w:t xml:space="preserve">compile-only</w:t>
+      </w:r>
+      <w:r>
+        <w:rPr>
+          <w:rtl w:val="0"/>
+        </w:rPr>
+        <w:t xml:space="preserve">: a successful compile proves the code can be built, not that the device behaves correctly — which is exactly what the runtime/serial </w:t>
+      </w:r>
+      <w:r>
+        <w:rPr>
+          <w:b w:val="1"/>
+          <w:bCs w:val="1"/>
+          <w:rtl w:val="0"/>
+        </w:rPr>
+        <w:t xml:space="preserve">flash loop</w:t>
+      </w:r>
+      <w:r>
+        <w:rPr>
+          <w:rtl w:val="0"/>
+        </w:rPr>
+        <w:t xml:space="preserve"> (next milestone, §3) will verify. It also uses a single model and Level-1 tasks only; scaling to two models and the 30–50 task, three-level benchmark is the work planned for Weeks 8–11. In short, the milestones in §3 are extensions of a demonstrated, working core rather than a from-scratch promise — a point that also lowers the hardware/knowledge risks discussed in §4.</w:t>
+      </w:r>
+    </w:p>
+    <w:p>
+      <w:pPr>
+        <w:spacing w:line="276" w:lineRule="auto"/>
+        <w:jc w:val="both"/>
+        <w:rPr/>
+      </w:pPr>
+      <w:r>
+        <w:rPr>
+          <w:rtl w:val="0"/>
+        </w:rPr>
+      </w:r>
+    </w:p>
+    <w:p>
+      <w:pPr>
+        <w:spacing w:line="276" w:lineRule="auto"/>
+        <w:ind w:left="0" w:firstLine="0"/>
+        <w:jc w:val="both"/>
+        <w:rPr/>
+      </w:pPr>
+      <w:r>
+        <w:rPr>
+          <w:rtl w:val="0"/>
+        </w:rPr>
+      </w:r>
+    </w:p>
+    <w:p>
+      <w:pPr>
+        <w:pStyle w:val="Heading1"/>
+        <w:spacing w:line="276" w:lineRule="auto"/>
+        <w:jc w:val="both"/>
+        <w:rPr/>
+      </w:pPr>
+      <w:bookmarkStart w:colFirst="0" w:colLast="0" w:name="_jezxhq8qn18x" w:id="14"/>
+      <w:bookmarkEnd w:id="14"/>
+      <w:r>
+        <w:br w:type="page"/>
+      </w:r>
+      <w:r>
+        <w:rPr>
+          <w:rtl w:val="0"/>
+        </w:rPr>
+      </w:r>
+    </w:p>
+    <w:p>
+      <w:pPr>
+        <w:pStyle w:val="Heading1"/>
+        <w:spacing w:line="276" w:lineRule="auto"/>
+        <w:jc w:val="both"/>
+        <w:rPr/>
+      </w:pPr>
+      <w:bookmarkStart w:colFirst="0" w:colLast="0" w:name="_257c08td0n7r" w:id="15"/>
+      <w:bookmarkEnd w:id="15"/>
       <w:r>
         <w:rPr>
           <w:rtl w:val="0"/>
@@ -169,9 +4322,13 @@
     </w:p>
     <w:p>
       <w:pPr>
+        <w:pStyle w:val="Heading2"/>
         <w:spacing w:after="160" w:lineRule="auto"/>
-        <w:rPr/>
-      </w:pPr>
+        <w:jc w:val="both"/>
+        <w:rPr/>
+      </w:pPr>
+      <w:bookmarkStart w:colFirst="0" w:colLast="0" w:name="_acsxtoykdfa" w:id="16"/>
+      <w:bookmarkEnd w:id="16"/>
       <w:r>
         <w:rPr>
           <w:rtl w:val="0"/>
@@ -181,32 +4338,38 @@
     </w:p>
     <w:p>
       <w:pPr>
+        <w:spacing w:after="160" w:line="276" w:lineRule="auto"/>
+        <w:jc w:val="both"/>
+        <w:rPr/>
+      </w:pPr>
+      <w:r>
+        <w:rPr>
+          <w:rtl w:val="0"/>
+        </w:rPr>
+        <w:t xml:space="preserve">This project will follow an incremental development strategy. The system will be divided into multiple modules that can be developed and tested independently. In the early stage, our team will focus on building the minimum viable prototype. After that, the system will be gradually refined with robust code generation and correction mechanisms.</w:t>
+      </w:r>
+    </w:p>
+    <w:p>
+      <w:pPr>
+        <w:spacing w:after="160" w:line="276" w:lineRule="auto"/>
+        <w:jc w:val="both"/>
+        <w:rPr/>
+      </w:pPr>
+      <w:r>
+        <w:rPr>
+          <w:rtl w:val="0"/>
+        </w:rPr>
+      </w:r>
+    </w:p>
+    <w:p>
+      <w:pPr>
+        <w:pStyle w:val="Heading2"/>
         <w:spacing w:after="160" w:lineRule="auto"/>
-        <w:rPr/>
-      </w:pPr>
-      <w:r>
-        <w:rPr>
-          <w:rtl w:val="0"/>
-        </w:rPr>
-        <w:t xml:space="preserve">This project will follow an incremental development strategy. The system will be divided into multiple modules that can be developed and tested independently. In early stage, our team will focus on building the minimum viable prototype. After that, the system will be gradually refined with robust code generation and correction mechanisms.</w:t>
-      </w:r>
-    </w:p>
-    <w:p>
-      <w:pPr>
-        <w:spacing w:after="160" w:lineRule="auto"/>
-        <w:rPr/>
-      </w:pPr>
-      <w:r>
-        <w:rPr>
-          <w:rtl w:val="0"/>
-        </w:rPr>
-      </w:r>
-    </w:p>
-    <w:p>
-      <w:pPr>
-        <w:spacing w:after="160" w:lineRule="auto"/>
-        <w:rPr/>
-      </w:pPr>
+        <w:jc w:val="both"/>
+        <w:rPr/>
+      </w:pPr>
+      <w:bookmarkStart w:colFirst="0" w:colLast="0" w:name="_mhw180wvphnv" w:id="17"/>
+      <w:bookmarkEnd w:id="17"/>
       <w:r>
         <w:rPr>
           <w:rtl w:val="0"/>
@@ -216,19 +4379,21 @@
     </w:p>
     <w:p>
       <w:pPr>
-        <w:spacing w:after="160" w:lineRule="auto"/>
-        <w:rPr/>
-      </w:pPr>
-      <w:r>
-        <w:rPr>
-          <w:rtl w:val="0"/>
-        </w:rPr>
-        <w:t xml:space="preserve">By the 8th week, we plan to complete a minimum feasible prototype system, which could be able to recognize natural language task descriptions, build prompts, generate Arduino C/C++ sketches, and compile the generated code using Arduino command line tools.</w:t>
-      </w:r>
-    </w:p>
-    <w:p>
-      <w:pPr>
-        <w:spacing w:after="160" w:lineRule="auto"/>
+        <w:spacing w:after="160" w:line="276" w:lineRule="auto"/>
+        <w:jc w:val="both"/>
+        <w:rPr/>
+      </w:pPr>
+      <w:r>
+        <w:rPr>
+          <w:rtl w:val="0"/>
+        </w:rPr>
+        <w:t xml:space="preserve">By the 8th week, we plan to complete a minimum feasible prototype system, which would be able to recognize natural language task descriptions, build prompts, generate Arduino C/C++ sketches, and compile the generated code using Arduino command line tools.</w:t>
+      </w:r>
+    </w:p>
+    <w:p>
+      <w:pPr>
+        <w:spacing w:after="160" w:line="276" w:lineRule="auto"/>
+        <w:jc w:val="both"/>
         <w:rPr/>
       </w:pPr>
       <w:r>
@@ -240,7 +4405,8 @@
     </w:p>
     <w:p>
       <w:pPr>
-        <w:spacing w:after="160" w:lineRule="auto"/>
+        <w:spacing w:after="160" w:line="276" w:lineRule="auto"/>
+        <w:jc w:val="both"/>
         <w:rPr/>
       </w:pPr>
       <w:r>
@@ -252,7 +4418,8 @@
     </w:p>
     <w:p>
       <w:pPr>
-        <w:spacing w:after="160" w:lineRule="auto"/>
+        <w:spacing w:after="160" w:line="276" w:lineRule="auto"/>
+        <w:jc w:val="both"/>
         <w:rPr/>
       </w:pPr>
       <w:r>
@@ -264,7 +4431,9 @@
     </w:p>
     <w:p>
       <w:pPr>
+        <w:spacing w:line="276" w:lineRule="auto"/>
         <w:ind w:left="1080" w:hanging="360"/>
+        <w:jc w:val="both"/>
         <w:rPr/>
       </w:pPr>
       <w:r>
@@ -275,7 +4444,6 @@
       </w:r>
       <w:r>
         <w:rPr>
-          <w:rFonts w:ascii="Times New Roman" w:cs="Times New Roman" w:eastAsia="Times New Roman" w:hAnsi="Times New Roman"/>
           <w:sz w:val="14"/>
           <w:szCs w:val="14"/>
           <w:rtl w:val="0"/>
@@ -291,7 +4459,9 @@
     </w:p>
     <w:p>
       <w:pPr>
+        <w:spacing w:line="276" w:lineRule="auto"/>
         <w:ind w:left="1080" w:hanging="360"/>
+        <w:jc w:val="both"/>
         <w:rPr/>
       </w:pPr>
       <w:r>
@@ -302,7 +4472,6 @@
       </w:r>
       <w:r>
         <w:rPr>
-          <w:rFonts w:ascii="Times New Roman" w:cs="Times New Roman" w:eastAsia="Times New Roman" w:hAnsi="Times New Roman"/>
           <w:sz w:val="14"/>
           <w:szCs w:val="14"/>
           <w:rtl w:val="0"/>
@@ -318,7 +4487,9 @@
     </w:p>
     <w:p>
       <w:pPr>
+        <w:spacing w:line="276" w:lineRule="auto"/>
         <w:ind w:left="1080" w:hanging="360"/>
+        <w:jc w:val="both"/>
         <w:rPr/>
       </w:pPr>
       <w:r>
@@ -329,7 +4500,6 @@
       </w:r>
       <w:r>
         <w:rPr>
-          <w:rFonts w:ascii="Times New Roman" w:cs="Times New Roman" w:eastAsia="Times New Roman" w:hAnsi="Times New Roman"/>
           <w:sz w:val="14"/>
           <w:szCs w:val="14"/>
           <w:rtl w:val="0"/>
@@ -345,21 +4515,44 @@
     </w:p>
     <w:p>
       <w:pPr>
+        <w:spacing w:after="160" w:line="276" w:lineRule="auto"/>
+        <w:ind w:left="0" w:firstLine="0"/>
+        <w:jc w:val="both"/>
+        <w:rPr/>
+      </w:pPr>
+      <w:r>
+        <w:rPr>
+          <w:rtl w:val="0"/>
+        </w:rPr>
+      </w:r>
+    </w:p>
+    <w:p>
+      <w:pPr>
+        <w:pStyle w:val="Heading2"/>
         <w:spacing w:after="160" w:lineRule="auto"/>
-        <w:ind w:left="0" w:firstLine="0"/>
-        <w:rPr/>
-      </w:pPr>
-      <w:r>
-        <w:rPr>
-          <w:rtl w:val="0"/>
-        </w:rPr>
-      </w:r>
-    </w:p>
-    <w:p>
-      <w:pPr>
+        <w:jc w:val="both"/>
+        <w:rPr/>
+      </w:pPr>
+      <w:bookmarkStart w:colFirst="0" w:colLast="0" w:name="_stb4g7l0db3c" w:id="18"/>
+      <w:bookmarkEnd w:id="18"/>
+      <w:r>
+        <w:br w:type="page"/>
+      </w:r>
+      <w:r>
+        <w:rPr>
+          <w:rtl w:val="0"/>
+        </w:rPr>
+      </w:r>
+    </w:p>
+    <w:p>
+      <w:pPr>
+        <w:pStyle w:val="Heading2"/>
         <w:spacing w:after="160" w:lineRule="auto"/>
-        <w:rPr/>
-      </w:pPr>
+        <w:jc w:val="both"/>
+        <w:rPr/>
+      </w:pPr>
+      <w:bookmarkStart w:colFirst="0" w:colLast="0" w:name="_i169zj2ajkg8" w:id="19"/>
+      <w:bookmarkEnd w:id="19"/>
       <w:r>
         <w:rPr>
           <w:rtl w:val="0"/>
@@ -369,68 +4562,95 @@
     </w:p>
     <w:p>
       <w:pPr>
+        <w:spacing w:after="160" w:line="276" w:lineRule="auto"/>
+        <w:jc w:val="both"/>
+        <w:rPr/>
+      </w:pPr>
+      <w:r>
+        <w:rPr>
+          <w:rtl w:val="0"/>
+        </w:rPr>
+        <w:t xml:space="preserve">The final milestone is to complete and evaluate an LLM-driven embedded software development system. Compared with the prototype in week 8, the final version will contain a more complete knowledge base, a stronger feedback loop, a larger task benchmark, and a systematic assessment of the generated code. </w:t>
+      </w:r>
+    </w:p>
+    <w:p>
+      <w:pPr>
+        <w:spacing w:after="160" w:line="276" w:lineRule="auto"/>
+        <w:jc w:val="both"/>
+        <w:rPr/>
+      </w:pPr>
+      <w:r>
+        <w:rPr>
+          <w:rtl w:val="0"/>
+        </w:rPr>
+        <w:t xml:space="preserve">In the final demonstration, the system is expected to support more embedded IoT tasks, and the knowledge base will contain more structured information about selected Arduino libraries, required inclusion statements, key API functions, and common usage restrictions. </w:t>
+      </w:r>
+    </w:p>
+    <w:p>
+      <w:pPr>
+        <w:spacing w:after="160" w:line="276" w:lineRule="auto"/>
+        <w:jc w:val="both"/>
+        <w:rPr/>
+      </w:pPr>
+      <w:r>
+        <w:rPr>
+          <w:rtl w:val="0"/>
+        </w:rPr>
+        <w:t xml:space="preserve">The final version will also include more complete compilation and repair loops. The system will be able to capture the compilation error, feed it back to LLM, and allow multiple repair attempts within the maximum number of predefined iterations. This mechanism will be compared with the baseline method that directly prompts LLM without providing compilation feedback to evaluate whether the feedback loop improves the compilation success rate and task completion rate. </w:t>
+      </w:r>
+    </w:p>
+    <w:p>
+      <w:pPr>
+        <w:spacing w:after="160" w:line="276" w:lineRule="auto"/>
+        <w:jc w:val="both"/>
+        <w:rPr/>
+      </w:pPr>
+      <w:r>
+        <w:rPr>
+          <w:rtl w:val="0"/>
+        </w:rPr>
+        <w:t xml:space="preserve">The final evaluation will be based on a benchmark task, which contains about 30-50 natural language requests of 3 difficulty levels. Evaluation indicators include code relevance, compilation success rate, task completion rate, number of repair iterations, delay and approximate word element cost. Two language learning models will be compared to examine the trade-offs between performance, response time and cost. </w:t>
+      </w:r>
+    </w:p>
+    <w:p>
+      <w:pPr>
+        <w:spacing w:after="160" w:line="276" w:lineRule="auto"/>
+        <w:jc w:val="both"/>
+        <w:rPr/>
+      </w:pPr>
+      <w:r>
+        <w:rPr>
+          <w:rtl w:val="0"/>
+        </w:rPr>
+      </w:r>
+    </w:p>
+    <w:p>
+      <w:pPr>
+        <w:pStyle w:val="Heading2"/>
         <w:spacing w:after="160" w:lineRule="auto"/>
-        <w:rPr/>
-      </w:pPr>
-      <w:r>
-        <w:rPr>
-          <w:rtl w:val="0"/>
-        </w:rPr>
-        <w:t xml:space="preserve">The final milestone is to complete and evaluate an LLM-driven embedded software development system. Compared with the prototype in week 8, the final version will contain a more complete knowledge base, a stronger feedback loop, a larger task benchmark, and a systematic assessment of the generated code. </w:t>
-      </w:r>
-    </w:p>
-    <w:p>
-      <w:pPr>
+        <w:jc w:val="both"/>
+        <w:rPr/>
+      </w:pPr>
+      <w:bookmarkStart w:colFirst="0" w:colLast="0" w:name="_nps9ww3mki4" w:id="20"/>
+      <w:bookmarkEnd w:id="20"/>
+      <w:r>
+        <w:br w:type="page"/>
+      </w:r>
+      <w:r>
+        <w:rPr>
+          <w:rtl w:val="0"/>
+        </w:rPr>
+      </w:r>
+    </w:p>
+    <w:p>
+      <w:pPr>
+        <w:pStyle w:val="Heading2"/>
         <w:spacing w:after="160" w:lineRule="auto"/>
-        <w:rPr/>
-      </w:pPr>
-      <w:r>
-        <w:rPr>
-          <w:rtl w:val="0"/>
-        </w:rPr>
-        <w:t xml:space="preserve">In the final demonstration, the system is expected to support more embedded IoT tasks, and the knowledge base will contain more structured information about selected Arduino libraries, required inclusion statements, key API functions, and common usage restrictions. </w:t>
-      </w:r>
-    </w:p>
-    <w:p>
-      <w:pPr>
-        <w:spacing w:after="160" w:lineRule="auto"/>
-        <w:rPr/>
-      </w:pPr>
-      <w:r>
-        <w:rPr>
-          <w:rtl w:val="0"/>
-        </w:rPr>
-        <w:t xml:space="preserve">The final version will also include more complete compilation and repair loops. The system will be able to capture the compilation error, feed it back to LLM, and allow multiple repair attempts within the maximum number of predefined iterations. This mechanism will be compared with the baseline method that directly prompts LLM without providing compilation feedback to evaluate whether the feedback loop improves the compilation success rate and task completion rate. </w:t>
-      </w:r>
-    </w:p>
-    <w:p>
-      <w:pPr>
-        <w:spacing w:after="160" w:lineRule="auto"/>
-        <w:rPr/>
-      </w:pPr>
-      <w:r>
-        <w:rPr>
-          <w:rtl w:val="0"/>
-        </w:rPr>
-        <w:t xml:space="preserve">The final evaluation will be based on a benchmark task, which contains about 30-50 natural language requests of 3 difficulty levels. Evaluation indicators include code relevance, compilation success rate, task completion rate, number of repair iterations, delay and approximate word element cost. Two language learning models will be compared to examine the trade-offs between performance, response time and cost. </w:t>
-      </w:r>
-    </w:p>
-    <w:p>
-      <w:pPr>
-        <w:spacing w:after="160" w:lineRule="auto"/>
-        <w:rPr/>
-      </w:pPr>
-      <w:r>
-        <w:rPr>
-          <w:rtl w:val="0"/>
-        </w:rPr>
-      </w:r>
-    </w:p>
-    <w:p>
-      <w:pPr>
-        <w:spacing w:after="160" w:lineRule="auto"/>
-        <w:rPr/>
-      </w:pPr>
+        <w:jc w:val="both"/>
+        <w:rPr/>
+      </w:pPr>
+      <w:bookmarkStart w:colFirst="0" w:colLast="0" w:name="_j7cvyx9el00z" w:id="21"/>
+      <w:bookmarkEnd w:id="21"/>
       <w:r>
         <w:rPr>
           <w:rtl w:val="0"/>
@@ -444,12 +4664,12 @@
         <w:tblW w:w="8895.0" w:type="dxa"/>
         <w:jc w:val="left"/>
         <w:tblBorders>
-          <w:top w:color="000000" w:space="0" w:sz="0" w:val="nil"/>
-          <w:left w:color="000000" w:space="0" w:sz="0" w:val="nil"/>
-          <w:bottom w:color="000000" w:space="0" w:sz="0" w:val="nil"/>
-          <w:right w:color="000000" w:space="0" w:sz="0" w:val="nil"/>
-          <w:insideH w:color="000000" w:space="0" w:sz="0" w:val="nil"/>
-          <w:insideV w:color="000000" w:space="0" w:sz="0" w:val="nil"/>
+          <w:top w:color="000000" w:space="0" w:sz="6" w:val="single"/>
+          <w:left w:color="000000" w:space="0" w:sz="6" w:val="single"/>
+          <w:bottom w:color="000000" w:space="0" w:sz="6" w:val="single"/>
+          <w:right w:color="000000" w:space="0" w:sz="6" w:val="single"/>
+          <w:insideH w:color="000000" w:space="0" w:sz="6" w:val="single"/>
+          <w:insideV w:color="000000" w:space="0" w:sz="6" w:val="single"/>
         </w:tblBorders>
         <w:tblLayout w:type="fixed"/>
         <w:tblLook w:val="0600"/>
@@ -475,22 +4695,24 @@
         <w:tc>
           <w:tcPr>
             <w:tcBorders>
-              <w:top w:color="000000" w:space="0" w:sz="0" w:val="nil"/>
-              <w:left w:color="000000" w:space="0" w:sz="0" w:val="nil"/>
+              <w:top w:color="000000" w:space="0" w:sz="6" w:val="single"/>
+              <w:left w:color="000000" w:space="0" w:sz="6" w:val="single"/>
               <w:bottom w:color="ffffff" w:space="0" w:sz="6" w:val="dotted"/>
-              <w:right w:color="000000" w:space="0" w:sz="0" w:val="nil"/>
+              <w:right w:color="000000" w:space="0" w:sz="6" w:val="single"/>
             </w:tcBorders>
             <w:shd w:fill="f2f2f2" w:val="clear"/>
             <w:tcMar>
-              <w:top w:w="0.0" w:type="dxa"/>
-              <w:left w:w="100.0" w:type="dxa"/>
-              <w:bottom w:w="0.0" w:type="dxa"/>
-              <w:right w:w="100.0" w:type="dxa"/>
+              <w:top w:w="56.69291338582678" w:type="dxa"/>
+              <w:left w:w="56.69291338582678" w:type="dxa"/>
+              <w:bottom w:w="56.69291338582678" w:type="dxa"/>
+              <w:right w:w="56.69291338582678" w:type="dxa"/>
             </w:tcMar>
             <w:vAlign w:val="top"/>
           </w:tcPr>
           <w:p>
             <w:pPr>
+              <w:spacing w:line="276" w:lineRule="auto"/>
+              <w:jc w:val="both"/>
               <w:rPr>
                 <w:b w:val="1"/>
                 <w:bCs w:val="1"/>
@@ -509,22 +4731,24 @@
         <w:tc>
           <w:tcPr>
             <w:tcBorders>
-              <w:top w:color="000000" w:space="0" w:sz="0" w:val="nil"/>
-              <w:left w:color="000000" w:space="0" w:sz="0" w:val="nil"/>
+              <w:top w:color="000000" w:space="0" w:sz="6" w:val="single"/>
+              <w:left w:color="000000" w:space="0" w:sz="6" w:val="single"/>
               <w:bottom w:color="ffffff" w:space="0" w:sz="6" w:val="dotted"/>
-              <w:right w:color="000000" w:space="0" w:sz="0" w:val="nil"/>
+              <w:right w:color="000000" w:space="0" w:sz="6" w:val="single"/>
             </w:tcBorders>
             <w:shd w:fill="f2f2f2" w:val="clear"/>
             <w:tcMar>
-              <w:top w:w="0.0" w:type="dxa"/>
-              <w:left w:w="100.0" w:type="dxa"/>
-              <w:bottom w:w="0.0" w:type="dxa"/>
-              <w:right w:w="100.0" w:type="dxa"/>
+              <w:top w:w="56.69291338582678" w:type="dxa"/>
+              <w:left w:w="56.69291338582678" w:type="dxa"/>
+              <w:bottom w:w="56.69291338582678" w:type="dxa"/>
+              <w:right w:w="56.69291338582678" w:type="dxa"/>
             </w:tcMar>
             <w:vAlign w:val="top"/>
           </w:tcPr>
           <w:p>
             <w:pPr>
+              <w:spacing w:line="276" w:lineRule="auto"/>
+              <w:jc w:val="both"/>
               <w:rPr>
                 <w:b w:val="1"/>
                 <w:bCs w:val="1"/>
@@ -543,22 +4767,24 @@
         <w:tc>
           <w:tcPr>
             <w:tcBorders>
-              <w:top w:color="000000" w:space="0" w:sz="0" w:val="nil"/>
-              <w:left w:color="000000" w:space="0" w:sz="0" w:val="nil"/>
+              <w:top w:color="000000" w:space="0" w:sz="6" w:val="single"/>
+              <w:left w:color="000000" w:space="0" w:sz="6" w:val="single"/>
               <w:bottom w:color="ffffff" w:space="0" w:sz="6" w:val="dotted"/>
-              <w:right w:color="000000" w:space="0" w:sz="0" w:val="nil"/>
+              <w:right w:color="000000" w:space="0" w:sz="6" w:val="single"/>
             </w:tcBorders>
             <w:shd w:fill="f2f2f2" w:val="clear"/>
             <w:tcMar>
-              <w:top w:w="0.0" w:type="dxa"/>
-              <w:left w:w="100.0" w:type="dxa"/>
-              <w:bottom w:w="0.0" w:type="dxa"/>
-              <w:right w:w="100.0" w:type="dxa"/>
+              <w:top w:w="56.69291338582678" w:type="dxa"/>
+              <w:left w:w="56.69291338582678" w:type="dxa"/>
+              <w:bottom w:w="56.69291338582678" w:type="dxa"/>
+              <w:right w:w="56.69291338582678" w:type="dxa"/>
             </w:tcMar>
             <w:vAlign w:val="top"/>
           </w:tcPr>
           <w:p>
             <w:pPr>
+              <w:spacing w:line="276" w:lineRule="auto"/>
+              <w:jc w:val="both"/>
               <w:rPr>
                 <w:b w:val="1"/>
                 <w:bCs w:val="1"/>
@@ -584,21 +4810,23 @@
         <w:tc>
           <w:tcPr>
             <w:tcBorders>
-              <w:top w:color="000000" w:space="0" w:sz="0" w:val="nil"/>
-              <w:left w:color="000000" w:space="0" w:sz="0" w:val="nil"/>
+              <w:top w:color="000000" w:space="0" w:sz="6" w:val="single"/>
+              <w:left w:color="000000" w:space="0" w:sz="6" w:val="single"/>
               <w:bottom w:color="ffffff" w:space="0" w:sz="6" w:val="dotted"/>
-              <w:right w:color="000000" w:space="0" w:sz="0" w:val="nil"/>
+              <w:right w:color="000000" w:space="0" w:sz="6" w:val="single"/>
             </w:tcBorders>
             <w:tcMar>
-              <w:top w:w="0.0" w:type="dxa"/>
-              <w:left w:w="100.0" w:type="dxa"/>
-              <w:bottom w:w="0.0" w:type="dxa"/>
-              <w:right w:w="100.0" w:type="dxa"/>
+              <w:top w:w="56.69291338582678" w:type="dxa"/>
+              <w:left w:w="56.69291338582678" w:type="dxa"/>
+              <w:bottom w:w="56.69291338582678" w:type="dxa"/>
+              <w:right w:w="56.69291338582678" w:type="dxa"/>
             </w:tcMar>
             <w:vAlign w:val="top"/>
           </w:tcPr>
           <w:p>
             <w:pPr>
+              <w:spacing w:line="276" w:lineRule="auto"/>
+              <w:jc w:val="both"/>
               <w:rPr/>
             </w:pPr>
             <w:r>
@@ -612,21 +4840,23 @@
         <w:tc>
           <w:tcPr>
             <w:tcBorders>
-              <w:top w:color="000000" w:space="0" w:sz="0" w:val="nil"/>
-              <w:left w:color="000000" w:space="0" w:sz="0" w:val="nil"/>
+              <w:top w:color="000000" w:space="0" w:sz="6" w:val="single"/>
+              <w:left w:color="000000" w:space="0" w:sz="6" w:val="single"/>
               <w:bottom w:color="ffffff" w:space="0" w:sz="6" w:val="dotted"/>
-              <w:right w:color="000000" w:space="0" w:sz="0" w:val="nil"/>
+              <w:right w:color="000000" w:space="0" w:sz="6" w:val="single"/>
             </w:tcBorders>
             <w:tcMar>
-              <w:top w:w="0.0" w:type="dxa"/>
-              <w:left w:w="100.0" w:type="dxa"/>
-              <w:bottom w:w="0.0" w:type="dxa"/>
-              <w:right w:w="100.0" w:type="dxa"/>
+              <w:top w:w="56.69291338582678" w:type="dxa"/>
+              <w:left w:w="56.69291338582678" w:type="dxa"/>
+              <w:bottom w:w="56.69291338582678" w:type="dxa"/>
+              <w:right w:w="56.69291338582678" w:type="dxa"/>
             </w:tcMar>
             <w:vAlign w:val="top"/>
           </w:tcPr>
           <w:p>
             <w:pPr>
+              <w:spacing w:line="276" w:lineRule="auto"/>
+              <w:jc w:val="both"/>
               <w:rPr/>
             </w:pPr>
             <w:r>
@@ -640,21 +4870,23 @@
         <w:tc>
           <w:tcPr>
             <w:tcBorders>
-              <w:top w:color="000000" w:space="0" w:sz="0" w:val="nil"/>
-              <w:left w:color="000000" w:space="0" w:sz="0" w:val="nil"/>
+              <w:top w:color="000000" w:space="0" w:sz="6" w:val="single"/>
+              <w:left w:color="000000" w:space="0" w:sz="6" w:val="single"/>
               <w:bottom w:color="ffffff" w:space="0" w:sz="6" w:val="dotted"/>
-              <w:right w:color="000000" w:space="0" w:sz="0" w:val="nil"/>
+              <w:right w:color="000000" w:space="0" w:sz="6" w:val="single"/>
             </w:tcBorders>
             <w:tcMar>
-              <w:top w:w="0.0" w:type="dxa"/>
-              <w:left w:w="100.0" w:type="dxa"/>
-              <w:bottom w:w="0.0" w:type="dxa"/>
-              <w:right w:w="100.0" w:type="dxa"/>
+              <w:top w:w="56.69291338582678" w:type="dxa"/>
+              <w:left w:w="56.69291338582678" w:type="dxa"/>
+              <w:bottom w:w="56.69291338582678" w:type="dxa"/>
+              <w:right w:w="56.69291338582678" w:type="dxa"/>
             </w:tcMar>
             <w:vAlign w:val="top"/>
           </w:tcPr>
           <w:p>
             <w:pPr>
+              <w:spacing w:line="276" w:lineRule="auto"/>
+              <w:jc w:val="both"/>
               <w:rPr/>
             </w:pPr>
             <w:r>
@@ -675,21 +4907,23 @@
         <w:tc>
           <w:tcPr>
             <w:tcBorders>
-              <w:top w:color="000000" w:space="0" w:sz="0" w:val="nil"/>
-              <w:left w:color="000000" w:space="0" w:sz="0" w:val="nil"/>
+              <w:top w:color="000000" w:space="0" w:sz="6" w:val="single"/>
+              <w:left w:color="000000" w:space="0" w:sz="6" w:val="single"/>
               <w:bottom w:color="ffffff" w:space="0" w:sz="6" w:val="dotted"/>
-              <w:right w:color="000000" w:space="0" w:sz="0" w:val="nil"/>
+              <w:right w:color="000000" w:space="0" w:sz="6" w:val="single"/>
             </w:tcBorders>
             <w:tcMar>
-              <w:top w:w="0.0" w:type="dxa"/>
-              <w:left w:w="100.0" w:type="dxa"/>
-              <w:bottom w:w="0.0" w:type="dxa"/>
-              <w:right w:w="100.0" w:type="dxa"/>
+              <w:top w:w="56.69291338582678" w:type="dxa"/>
+              <w:left w:w="56.69291338582678" w:type="dxa"/>
+              <w:bottom w:w="56.69291338582678" w:type="dxa"/>
+              <w:right w:w="56.69291338582678" w:type="dxa"/>
             </w:tcMar>
             <w:vAlign w:val="top"/>
           </w:tcPr>
           <w:p>
             <w:pPr>
+              <w:spacing w:line="276" w:lineRule="auto"/>
+              <w:jc w:val="both"/>
               <w:rPr/>
             </w:pPr>
             <w:r>
@@ -703,21 +4937,23 @@
         <w:tc>
           <w:tcPr>
             <w:tcBorders>
-              <w:top w:color="000000" w:space="0" w:sz="0" w:val="nil"/>
-              <w:left w:color="000000" w:space="0" w:sz="0" w:val="nil"/>
+              <w:top w:color="000000" w:space="0" w:sz="6" w:val="single"/>
+              <w:left w:color="000000" w:space="0" w:sz="6" w:val="single"/>
               <w:bottom w:color="ffffff" w:space="0" w:sz="6" w:val="dotted"/>
-              <w:right w:color="000000" w:space="0" w:sz="0" w:val="nil"/>
+              <w:right w:color="000000" w:space="0" w:sz="6" w:val="single"/>
             </w:tcBorders>
             <w:tcMar>
-              <w:top w:w="0.0" w:type="dxa"/>
-              <w:left w:w="100.0" w:type="dxa"/>
-              <w:bottom w:w="0.0" w:type="dxa"/>
-              <w:right w:w="100.0" w:type="dxa"/>
+              <w:top w:w="56.69291338582678" w:type="dxa"/>
+              <w:left w:w="56.69291338582678" w:type="dxa"/>
+              <w:bottom w:w="56.69291338582678" w:type="dxa"/>
+              <w:right w:w="56.69291338582678" w:type="dxa"/>
             </w:tcMar>
             <w:vAlign w:val="top"/>
           </w:tcPr>
           <w:p>
             <w:pPr>
+              <w:spacing w:line="276" w:lineRule="auto"/>
+              <w:jc w:val="both"/>
               <w:rPr/>
             </w:pPr>
             <w:r>
@@ -731,21 +4967,23 @@
         <w:tc>
           <w:tcPr>
             <w:tcBorders>
-              <w:top w:color="000000" w:space="0" w:sz="0" w:val="nil"/>
-              <w:left w:color="000000" w:space="0" w:sz="0" w:val="nil"/>
+              <w:top w:color="000000" w:space="0" w:sz="6" w:val="single"/>
+              <w:left w:color="000000" w:space="0" w:sz="6" w:val="single"/>
               <w:bottom w:color="ffffff" w:space="0" w:sz="6" w:val="dotted"/>
-              <w:right w:color="000000" w:space="0" w:sz="0" w:val="nil"/>
+              <w:right w:color="000000" w:space="0" w:sz="6" w:val="single"/>
             </w:tcBorders>
             <w:tcMar>
-              <w:top w:w="0.0" w:type="dxa"/>
-              <w:left w:w="100.0" w:type="dxa"/>
-              <w:bottom w:w="0.0" w:type="dxa"/>
-              <w:right w:w="100.0" w:type="dxa"/>
+              <w:top w:w="56.69291338582678" w:type="dxa"/>
+              <w:left w:w="56.69291338582678" w:type="dxa"/>
+              <w:bottom w:w="56.69291338582678" w:type="dxa"/>
+              <w:right w:w="56.69291338582678" w:type="dxa"/>
             </w:tcMar>
             <w:vAlign w:val="top"/>
           </w:tcPr>
           <w:p>
             <w:pPr>
+              <w:spacing w:line="276" w:lineRule="auto"/>
+              <w:jc w:val="both"/>
               <w:rPr/>
             </w:pPr>
             <w:r>
@@ -766,21 +5004,23 @@
         <w:tc>
           <w:tcPr>
             <w:tcBorders>
-              <w:top w:color="000000" w:space="0" w:sz="0" w:val="nil"/>
-              <w:left w:color="000000" w:space="0" w:sz="0" w:val="nil"/>
+              <w:top w:color="000000" w:space="0" w:sz="6" w:val="single"/>
+              <w:left w:color="000000" w:space="0" w:sz="6" w:val="single"/>
               <w:bottom w:color="ffffff" w:space="0" w:sz="6" w:val="dotted"/>
-              <w:right w:color="000000" w:space="0" w:sz="0" w:val="nil"/>
+              <w:right w:color="000000" w:space="0" w:sz="6" w:val="single"/>
             </w:tcBorders>
             <w:tcMar>
-              <w:top w:w="0.0" w:type="dxa"/>
-              <w:left w:w="100.0" w:type="dxa"/>
-              <w:bottom w:w="0.0" w:type="dxa"/>
-              <w:right w:w="100.0" w:type="dxa"/>
+              <w:top w:w="56.69291338582678" w:type="dxa"/>
+              <w:left w:w="56.69291338582678" w:type="dxa"/>
+              <w:bottom w:w="56.69291338582678" w:type="dxa"/>
+              <w:right w:w="56.69291338582678" w:type="dxa"/>
             </w:tcMar>
             <w:vAlign w:val="top"/>
           </w:tcPr>
           <w:p>
             <w:pPr>
+              <w:spacing w:line="276" w:lineRule="auto"/>
+              <w:jc w:val="both"/>
               <w:rPr/>
             </w:pPr>
             <w:r>
@@ -794,21 +5034,23 @@
         <w:tc>
           <w:tcPr>
             <w:tcBorders>
-              <w:top w:color="000000" w:space="0" w:sz="0" w:val="nil"/>
-              <w:left w:color="000000" w:space="0" w:sz="0" w:val="nil"/>
+              <w:top w:color="000000" w:space="0" w:sz="6" w:val="single"/>
+              <w:left w:color="000000" w:space="0" w:sz="6" w:val="single"/>
               <w:bottom w:color="ffffff" w:space="0" w:sz="6" w:val="dotted"/>
-              <w:right w:color="000000" w:space="0" w:sz="0" w:val="nil"/>
+              <w:right w:color="000000" w:space="0" w:sz="6" w:val="single"/>
             </w:tcBorders>
             <w:tcMar>
-              <w:top w:w="0.0" w:type="dxa"/>
-              <w:left w:w="100.0" w:type="dxa"/>
-              <w:bottom w:w="0.0" w:type="dxa"/>
-              <w:right w:w="100.0" w:type="dxa"/>
+              <w:top w:w="56.69291338582678" w:type="dxa"/>
+              <w:left w:w="56.69291338582678" w:type="dxa"/>
+              <w:bottom w:w="56.69291338582678" w:type="dxa"/>
+              <w:right w:w="56.69291338582678" w:type="dxa"/>
             </w:tcMar>
             <w:vAlign w:val="top"/>
           </w:tcPr>
           <w:p>
             <w:pPr>
+              <w:spacing w:line="276" w:lineRule="auto"/>
+              <w:jc w:val="both"/>
               <w:rPr/>
             </w:pPr>
             <w:r>
@@ -822,21 +5064,23 @@
         <w:tc>
           <w:tcPr>
             <w:tcBorders>
-              <w:top w:color="000000" w:space="0" w:sz="0" w:val="nil"/>
-              <w:left w:color="000000" w:space="0" w:sz="0" w:val="nil"/>
+              <w:top w:color="000000" w:space="0" w:sz="6" w:val="single"/>
+              <w:left w:color="000000" w:space="0" w:sz="6" w:val="single"/>
               <w:bottom w:color="ffffff" w:space="0" w:sz="6" w:val="dotted"/>
-              <w:right w:color="000000" w:space="0" w:sz="0" w:val="nil"/>
+              <w:right w:color="000000" w:space="0" w:sz="6" w:val="single"/>
             </w:tcBorders>
             <w:tcMar>
-              <w:top w:w="0.0" w:type="dxa"/>
-              <w:left w:w="100.0" w:type="dxa"/>
-              <w:bottom w:w="0.0" w:type="dxa"/>
-              <w:right w:w="100.0" w:type="dxa"/>
+              <w:top w:w="56.69291338582678" w:type="dxa"/>
+              <w:left w:w="56.69291338582678" w:type="dxa"/>
+              <w:bottom w:w="56.69291338582678" w:type="dxa"/>
+              <w:right w:w="56.69291338582678" w:type="dxa"/>
             </w:tcMar>
             <w:vAlign w:val="top"/>
           </w:tcPr>
           <w:p>
             <w:pPr>
+              <w:spacing w:line="276" w:lineRule="auto"/>
+              <w:jc w:val="both"/>
               <w:rPr/>
             </w:pPr>
             <w:r>
@@ -857,21 +5101,23 @@
         <w:tc>
           <w:tcPr>
             <w:tcBorders>
-              <w:top w:color="000000" w:space="0" w:sz="0" w:val="nil"/>
-              <w:left w:color="000000" w:space="0" w:sz="0" w:val="nil"/>
+              <w:top w:color="000000" w:space="0" w:sz="6" w:val="single"/>
+              <w:left w:color="000000" w:space="0" w:sz="6" w:val="single"/>
               <w:bottom w:color="ffffff" w:space="0" w:sz="6" w:val="dotted"/>
-              <w:right w:color="000000" w:space="0" w:sz="0" w:val="nil"/>
+              <w:right w:color="000000" w:space="0" w:sz="6" w:val="single"/>
             </w:tcBorders>
             <w:tcMar>
-              <w:top w:w="0.0" w:type="dxa"/>
-              <w:left w:w="100.0" w:type="dxa"/>
-              <w:bottom w:w="0.0" w:type="dxa"/>
-              <w:right w:w="100.0" w:type="dxa"/>
+              <w:top w:w="56.69291338582678" w:type="dxa"/>
+              <w:left w:w="56.69291338582678" w:type="dxa"/>
+              <w:bottom w:w="56.69291338582678" w:type="dxa"/>
+              <w:right w:w="56.69291338582678" w:type="dxa"/>
             </w:tcMar>
             <w:vAlign w:val="top"/>
           </w:tcPr>
           <w:p>
             <w:pPr>
+              <w:spacing w:line="276" w:lineRule="auto"/>
+              <w:jc w:val="both"/>
               <w:rPr/>
             </w:pPr>
             <w:r>
@@ -885,21 +5131,23 @@
         <w:tc>
           <w:tcPr>
             <w:tcBorders>
-              <w:top w:color="000000" w:space="0" w:sz="0" w:val="nil"/>
-              <w:left w:color="000000" w:space="0" w:sz="0" w:val="nil"/>
+              <w:top w:color="000000" w:space="0" w:sz="6" w:val="single"/>
+              <w:left w:color="000000" w:space="0" w:sz="6" w:val="single"/>
               <w:bottom w:color="ffffff" w:space="0" w:sz="6" w:val="dotted"/>
-              <w:right w:color="000000" w:space="0" w:sz="0" w:val="nil"/>
+              <w:right w:color="000000" w:space="0" w:sz="6" w:val="single"/>
             </w:tcBorders>
             <w:tcMar>
-              <w:top w:w="0.0" w:type="dxa"/>
-              <w:left w:w="100.0" w:type="dxa"/>
-              <w:bottom w:w="0.0" w:type="dxa"/>
-              <w:right w:w="100.0" w:type="dxa"/>
+              <w:top w:w="56.69291338582678" w:type="dxa"/>
+              <w:left w:w="56.69291338582678" w:type="dxa"/>
+              <w:bottom w:w="56.69291338582678" w:type="dxa"/>
+              <w:right w:w="56.69291338582678" w:type="dxa"/>
             </w:tcMar>
             <w:vAlign w:val="top"/>
           </w:tcPr>
           <w:p>
             <w:pPr>
+              <w:spacing w:line="276" w:lineRule="auto"/>
+              <w:jc w:val="both"/>
               <w:rPr/>
             </w:pPr>
             <w:r>
@@ -913,21 +5161,23 @@
         <w:tc>
           <w:tcPr>
             <w:tcBorders>
-              <w:top w:color="000000" w:space="0" w:sz="0" w:val="nil"/>
-              <w:left w:color="000000" w:space="0" w:sz="0" w:val="nil"/>
+              <w:top w:color="000000" w:space="0" w:sz="6" w:val="single"/>
+              <w:left w:color="000000" w:space="0" w:sz="6" w:val="single"/>
               <w:bottom w:color="ffffff" w:space="0" w:sz="6" w:val="dotted"/>
-              <w:right w:color="000000" w:space="0" w:sz="0" w:val="nil"/>
+              <w:right w:color="000000" w:space="0" w:sz="6" w:val="single"/>
             </w:tcBorders>
             <w:tcMar>
-              <w:top w:w="0.0" w:type="dxa"/>
-              <w:left w:w="100.0" w:type="dxa"/>
-              <w:bottom w:w="0.0" w:type="dxa"/>
-              <w:right w:w="100.0" w:type="dxa"/>
+              <w:top w:w="56.69291338582678" w:type="dxa"/>
+              <w:left w:w="56.69291338582678" w:type="dxa"/>
+              <w:bottom w:w="56.69291338582678" w:type="dxa"/>
+              <w:right w:w="56.69291338582678" w:type="dxa"/>
             </w:tcMar>
             <w:vAlign w:val="top"/>
           </w:tcPr>
           <w:p>
             <w:pPr>
+              <w:spacing w:line="276" w:lineRule="auto"/>
+              <w:jc w:val="both"/>
               <w:rPr/>
             </w:pPr>
             <w:r>
@@ -948,21 +5198,23 @@
         <w:tc>
           <w:tcPr>
             <w:tcBorders>
-              <w:top w:color="000000" w:space="0" w:sz="0" w:val="nil"/>
-              <w:left w:color="000000" w:space="0" w:sz="0" w:val="nil"/>
+              <w:top w:color="000000" w:space="0" w:sz="6" w:val="single"/>
+              <w:left w:color="000000" w:space="0" w:sz="6" w:val="single"/>
               <w:bottom w:color="ffffff" w:space="0" w:sz="6" w:val="dotted"/>
-              <w:right w:color="000000" w:space="0" w:sz="0" w:val="nil"/>
+              <w:right w:color="000000" w:space="0" w:sz="6" w:val="single"/>
             </w:tcBorders>
             <w:tcMar>
-              <w:top w:w="0.0" w:type="dxa"/>
-              <w:left w:w="100.0" w:type="dxa"/>
-              <w:bottom w:w="0.0" w:type="dxa"/>
-              <w:right w:w="100.0" w:type="dxa"/>
+              <w:top w:w="56.69291338582678" w:type="dxa"/>
+              <w:left w:w="56.69291338582678" w:type="dxa"/>
+              <w:bottom w:w="56.69291338582678" w:type="dxa"/>
+              <w:right w:w="56.69291338582678" w:type="dxa"/>
             </w:tcMar>
             <w:vAlign w:val="top"/>
           </w:tcPr>
           <w:p>
             <w:pPr>
+              <w:spacing w:line="276" w:lineRule="auto"/>
+              <w:jc w:val="both"/>
               <w:rPr/>
             </w:pPr>
             <w:r>
@@ -976,21 +5228,23 @@
         <w:tc>
           <w:tcPr>
             <w:tcBorders>
-              <w:top w:color="000000" w:space="0" w:sz="0" w:val="nil"/>
-              <w:left w:color="000000" w:space="0" w:sz="0" w:val="nil"/>
+              <w:top w:color="000000" w:space="0" w:sz="6" w:val="single"/>
+              <w:left w:color="000000" w:space="0" w:sz="6" w:val="single"/>
               <w:bottom w:color="ffffff" w:space="0" w:sz="6" w:val="dotted"/>
-              <w:right w:color="000000" w:space="0" w:sz="0" w:val="nil"/>
+              <w:right w:color="000000" w:space="0" w:sz="6" w:val="single"/>
             </w:tcBorders>
             <w:tcMar>
-              <w:top w:w="0.0" w:type="dxa"/>
-              <w:left w:w="100.0" w:type="dxa"/>
-              <w:bottom w:w="0.0" w:type="dxa"/>
-              <w:right w:w="100.0" w:type="dxa"/>
+              <w:top w:w="56.69291338582678" w:type="dxa"/>
+              <w:left w:w="56.69291338582678" w:type="dxa"/>
+              <w:bottom w:w="56.69291338582678" w:type="dxa"/>
+              <w:right w:w="56.69291338582678" w:type="dxa"/>
             </w:tcMar>
             <w:vAlign w:val="top"/>
           </w:tcPr>
           <w:p>
             <w:pPr>
+              <w:spacing w:line="276" w:lineRule="auto"/>
+              <w:jc w:val="both"/>
               <w:rPr/>
             </w:pPr>
             <w:r>
@@ -1004,21 +5258,23 @@
         <w:tc>
           <w:tcPr>
             <w:tcBorders>
-              <w:top w:color="000000" w:space="0" w:sz="0" w:val="nil"/>
-              <w:left w:color="000000" w:space="0" w:sz="0" w:val="nil"/>
+              <w:top w:color="000000" w:space="0" w:sz="6" w:val="single"/>
+              <w:left w:color="000000" w:space="0" w:sz="6" w:val="single"/>
               <w:bottom w:color="ffffff" w:space="0" w:sz="6" w:val="dotted"/>
-              <w:right w:color="000000" w:space="0" w:sz="0" w:val="nil"/>
+              <w:right w:color="000000" w:space="0" w:sz="6" w:val="single"/>
             </w:tcBorders>
             <w:tcMar>
-              <w:top w:w="0.0" w:type="dxa"/>
-              <w:left w:w="100.0" w:type="dxa"/>
-              <w:bottom w:w="0.0" w:type="dxa"/>
-              <w:right w:w="100.0" w:type="dxa"/>
+              <w:top w:w="56.69291338582678" w:type="dxa"/>
+              <w:left w:w="56.69291338582678" w:type="dxa"/>
+              <w:bottom w:w="56.69291338582678" w:type="dxa"/>
+              <w:right w:w="56.69291338582678" w:type="dxa"/>
             </w:tcMar>
             <w:vAlign w:val="top"/>
           </w:tcPr>
           <w:p>
             <w:pPr>
+              <w:spacing w:line="276" w:lineRule="auto"/>
+              <w:jc w:val="both"/>
               <w:rPr/>
             </w:pPr>
             <w:r>
@@ -1039,21 +5295,23 @@
         <w:tc>
           <w:tcPr>
             <w:tcBorders>
-              <w:top w:color="000000" w:space="0" w:sz="0" w:val="nil"/>
-              <w:left w:color="000000" w:space="0" w:sz="0" w:val="nil"/>
+              <w:top w:color="000000" w:space="0" w:sz="6" w:val="single"/>
+              <w:left w:color="000000" w:space="0" w:sz="6" w:val="single"/>
               <w:bottom w:color="ffffff" w:space="0" w:sz="6" w:val="dotted"/>
-              <w:right w:color="000000" w:space="0" w:sz="0" w:val="nil"/>
+              <w:right w:color="000000" w:space="0" w:sz="6" w:val="single"/>
             </w:tcBorders>
             <w:tcMar>
-              <w:top w:w="0.0" w:type="dxa"/>
-              <w:left w:w="100.0" w:type="dxa"/>
-              <w:bottom w:w="0.0" w:type="dxa"/>
-              <w:right w:w="100.0" w:type="dxa"/>
+              <w:top w:w="56.69291338582678" w:type="dxa"/>
+              <w:left w:w="56.69291338582678" w:type="dxa"/>
+              <w:bottom w:w="56.69291338582678" w:type="dxa"/>
+              <w:right w:w="56.69291338582678" w:type="dxa"/>
             </w:tcMar>
             <w:vAlign w:val="top"/>
           </w:tcPr>
           <w:p>
             <w:pPr>
+              <w:spacing w:line="276" w:lineRule="auto"/>
+              <w:jc w:val="both"/>
               <w:rPr/>
             </w:pPr>
             <w:r>
@@ -1067,21 +5325,23 @@
         <w:tc>
           <w:tcPr>
             <w:tcBorders>
-              <w:top w:color="000000" w:space="0" w:sz="0" w:val="nil"/>
-              <w:left w:color="000000" w:space="0" w:sz="0" w:val="nil"/>
+              <w:top w:color="000000" w:space="0" w:sz="6" w:val="single"/>
+              <w:left w:color="000000" w:space="0" w:sz="6" w:val="single"/>
               <w:bottom w:color="ffffff" w:space="0" w:sz="6" w:val="dotted"/>
-              <w:right w:color="000000" w:space="0" w:sz="0" w:val="nil"/>
+              <w:right w:color="000000" w:space="0" w:sz="6" w:val="single"/>
             </w:tcBorders>
             <w:tcMar>
-              <w:top w:w="0.0" w:type="dxa"/>
-              <w:left w:w="100.0" w:type="dxa"/>
-              <w:bottom w:w="0.0" w:type="dxa"/>
-              <w:right w:w="100.0" w:type="dxa"/>
+              <w:top w:w="56.69291338582678" w:type="dxa"/>
+              <w:left w:w="56.69291338582678" w:type="dxa"/>
+              <w:bottom w:w="56.69291338582678" w:type="dxa"/>
+              <w:right w:w="56.69291338582678" w:type="dxa"/>
             </w:tcMar>
             <w:vAlign w:val="top"/>
           </w:tcPr>
           <w:p>
             <w:pPr>
+              <w:spacing w:line="276" w:lineRule="auto"/>
+              <w:jc w:val="both"/>
               <w:rPr/>
             </w:pPr>
             <w:r>
@@ -1095,21 +5355,23 @@
         <w:tc>
           <w:tcPr>
             <w:tcBorders>
-              <w:top w:color="000000" w:space="0" w:sz="0" w:val="nil"/>
-              <w:left w:color="000000" w:space="0" w:sz="0" w:val="nil"/>
+              <w:top w:color="000000" w:space="0" w:sz="6" w:val="single"/>
+              <w:left w:color="000000" w:space="0" w:sz="6" w:val="single"/>
               <w:bottom w:color="ffffff" w:space="0" w:sz="6" w:val="dotted"/>
-              <w:right w:color="000000" w:space="0" w:sz="0" w:val="nil"/>
+              <w:right w:color="000000" w:space="0" w:sz="6" w:val="single"/>
             </w:tcBorders>
             <w:tcMar>
-              <w:top w:w="0.0" w:type="dxa"/>
-              <w:left w:w="100.0" w:type="dxa"/>
-              <w:bottom w:w="0.0" w:type="dxa"/>
-              <w:right w:w="100.0" w:type="dxa"/>
+              <w:top w:w="56.69291338582678" w:type="dxa"/>
+              <w:left w:w="56.69291338582678" w:type="dxa"/>
+              <w:bottom w:w="56.69291338582678" w:type="dxa"/>
+              <w:right w:w="56.69291338582678" w:type="dxa"/>
             </w:tcMar>
             <w:vAlign w:val="top"/>
           </w:tcPr>
           <w:p>
             <w:pPr>
+              <w:spacing w:line="276" w:lineRule="auto"/>
+              <w:jc w:val="both"/>
               <w:rPr/>
             </w:pPr>
             <w:r>
@@ -1130,21 +5392,23 @@
         <w:tc>
           <w:tcPr>
             <w:tcBorders>
-              <w:top w:color="000000" w:space="0" w:sz="0" w:val="nil"/>
-              <w:left w:color="000000" w:space="0" w:sz="0" w:val="nil"/>
+              <w:top w:color="000000" w:space="0" w:sz="6" w:val="single"/>
+              <w:left w:color="000000" w:space="0" w:sz="6" w:val="single"/>
               <w:bottom w:color="ffffff" w:space="0" w:sz="6" w:val="dotted"/>
-              <w:right w:color="000000" w:space="0" w:sz="0" w:val="nil"/>
+              <w:right w:color="000000" w:space="0" w:sz="6" w:val="single"/>
             </w:tcBorders>
             <w:tcMar>
-              <w:top w:w="0.0" w:type="dxa"/>
-              <w:left w:w="100.0" w:type="dxa"/>
-              <w:bottom w:w="0.0" w:type="dxa"/>
-              <w:right w:w="100.0" w:type="dxa"/>
+              <w:top w:w="56.69291338582678" w:type="dxa"/>
+              <w:left w:w="56.69291338582678" w:type="dxa"/>
+              <w:bottom w:w="56.69291338582678" w:type="dxa"/>
+              <w:right w:w="56.69291338582678" w:type="dxa"/>
             </w:tcMar>
             <w:vAlign w:val="top"/>
           </w:tcPr>
           <w:p>
             <w:pPr>
+              <w:spacing w:line="276" w:lineRule="auto"/>
+              <w:jc w:val="both"/>
               <w:rPr/>
             </w:pPr>
             <w:r>
@@ -1158,21 +5422,23 @@
         <w:tc>
           <w:tcPr>
             <w:tcBorders>
-              <w:top w:color="000000" w:space="0" w:sz="0" w:val="nil"/>
-              <w:left w:color="000000" w:space="0" w:sz="0" w:val="nil"/>
+              <w:top w:color="000000" w:space="0" w:sz="6" w:val="single"/>
+              <w:left w:color="000000" w:space="0" w:sz="6" w:val="single"/>
               <w:bottom w:color="ffffff" w:space="0" w:sz="6" w:val="dotted"/>
-              <w:right w:color="000000" w:space="0" w:sz="0" w:val="nil"/>
+              <w:right w:color="000000" w:space="0" w:sz="6" w:val="single"/>
             </w:tcBorders>
             <w:tcMar>
-              <w:top w:w="0.0" w:type="dxa"/>
-              <w:left w:w="100.0" w:type="dxa"/>
-              <w:bottom w:w="0.0" w:type="dxa"/>
-              <w:right w:w="100.0" w:type="dxa"/>
+              <w:top w:w="56.69291338582678" w:type="dxa"/>
+              <w:left w:w="56.69291338582678" w:type="dxa"/>
+              <w:bottom w:w="56.69291338582678" w:type="dxa"/>
+              <w:right w:w="56.69291338582678" w:type="dxa"/>
             </w:tcMar>
             <w:vAlign w:val="top"/>
           </w:tcPr>
           <w:p>
             <w:pPr>
+              <w:spacing w:line="276" w:lineRule="auto"/>
+              <w:jc w:val="both"/>
               <w:rPr/>
             </w:pPr>
             <w:r>
@@ -1186,21 +5452,23 @@
         <w:tc>
           <w:tcPr>
             <w:tcBorders>
-              <w:top w:color="000000" w:space="0" w:sz="0" w:val="nil"/>
-              <w:left w:color="000000" w:space="0" w:sz="0" w:val="nil"/>
+              <w:top w:color="000000" w:space="0" w:sz="6" w:val="single"/>
+              <w:left w:color="000000" w:space="0" w:sz="6" w:val="single"/>
               <w:bottom w:color="ffffff" w:space="0" w:sz="6" w:val="dotted"/>
-              <w:right w:color="000000" w:space="0" w:sz="0" w:val="nil"/>
+              <w:right w:color="000000" w:space="0" w:sz="6" w:val="single"/>
             </w:tcBorders>
             <w:tcMar>
-              <w:top w:w="0.0" w:type="dxa"/>
-              <w:left w:w="100.0" w:type="dxa"/>
-              <w:bottom w:w="0.0" w:type="dxa"/>
-              <w:right w:w="100.0" w:type="dxa"/>
+              <w:top w:w="56.69291338582678" w:type="dxa"/>
+              <w:left w:w="56.69291338582678" w:type="dxa"/>
+              <w:bottom w:w="56.69291338582678" w:type="dxa"/>
+              <w:right w:w="56.69291338582678" w:type="dxa"/>
             </w:tcMar>
             <w:vAlign w:val="top"/>
           </w:tcPr>
           <w:p>
             <w:pPr>
+              <w:spacing w:line="276" w:lineRule="auto"/>
+              <w:jc w:val="both"/>
               <w:rPr/>
             </w:pPr>
             <w:r>
@@ -1221,21 +5489,23 @@
         <w:tc>
           <w:tcPr>
             <w:tcBorders>
-              <w:top w:color="000000" w:space="0" w:sz="0" w:val="nil"/>
-              <w:left w:color="000000" w:space="0" w:sz="0" w:val="nil"/>
-              <w:bottom w:color="000000" w:space="0" w:sz="0" w:val="nil"/>
-              <w:right w:color="000000" w:space="0" w:sz="0" w:val="nil"/>
+              <w:top w:color="000000" w:space="0" w:sz="6" w:val="single"/>
+              <w:left w:color="000000" w:space="0" w:sz="6" w:val="single"/>
+              <w:bottom w:color="000000" w:space="0" w:sz="6" w:val="single"/>
+              <w:right w:color="000000" w:space="0" w:sz="6" w:val="single"/>
             </w:tcBorders>
             <w:tcMar>
-              <w:top w:w="0.0" w:type="dxa"/>
-              <w:left w:w="100.0" w:type="dxa"/>
-              <w:bottom w:w="0.0" w:type="dxa"/>
-              <w:right w:w="100.0" w:type="dxa"/>
+              <w:top w:w="56.69291338582678" w:type="dxa"/>
+              <w:left w:w="56.69291338582678" w:type="dxa"/>
+              <w:bottom w:w="56.69291338582678" w:type="dxa"/>
+              <w:right w:w="56.69291338582678" w:type="dxa"/>
             </w:tcMar>
             <w:vAlign w:val="top"/>
           </w:tcPr>
           <w:p>
             <w:pPr>
+              <w:spacing w:line="276" w:lineRule="auto"/>
+              <w:jc w:val="both"/>
               <w:rPr/>
             </w:pPr>
             <w:r>
@@ -1249,21 +5519,23 @@
         <w:tc>
           <w:tcPr>
             <w:tcBorders>
-              <w:top w:color="000000" w:space="0" w:sz="0" w:val="nil"/>
-              <w:left w:color="000000" w:space="0" w:sz="0" w:val="nil"/>
-              <w:bottom w:color="000000" w:space="0" w:sz="0" w:val="nil"/>
-              <w:right w:color="000000" w:space="0" w:sz="0" w:val="nil"/>
+              <w:top w:color="000000" w:space="0" w:sz="6" w:val="single"/>
+              <w:left w:color="000000" w:space="0" w:sz="6" w:val="single"/>
+              <w:bottom w:color="000000" w:space="0" w:sz="6" w:val="single"/>
+              <w:right w:color="000000" w:space="0" w:sz="6" w:val="single"/>
             </w:tcBorders>
             <w:tcMar>
-              <w:top w:w="0.0" w:type="dxa"/>
-              <w:left w:w="100.0" w:type="dxa"/>
-              <w:bottom w:w="0.0" w:type="dxa"/>
-              <w:right w:w="100.0" w:type="dxa"/>
+              <w:top w:w="56.69291338582678" w:type="dxa"/>
+              <w:left w:w="56.69291338582678" w:type="dxa"/>
+              <w:bottom w:w="56.69291338582678" w:type="dxa"/>
+              <w:right w:w="56.69291338582678" w:type="dxa"/>
             </w:tcMar>
             <w:vAlign w:val="top"/>
           </w:tcPr>
           <w:p>
             <w:pPr>
+              <w:spacing w:line="276" w:lineRule="auto"/>
+              <w:jc w:val="both"/>
               <w:rPr/>
             </w:pPr>
             <w:r>
@@ -1277,21 +5549,23 @@
         <w:tc>
           <w:tcPr>
             <w:tcBorders>
-              <w:top w:color="000000" w:space="0" w:sz="0" w:val="nil"/>
-              <w:left w:color="000000" w:space="0" w:sz="0" w:val="nil"/>
-              <w:bottom w:color="000000" w:space="0" w:sz="0" w:val="nil"/>
-              <w:right w:color="000000" w:space="0" w:sz="0" w:val="nil"/>
+              <w:top w:color="000000" w:space="0" w:sz="6" w:val="single"/>
+              <w:left w:color="000000" w:space="0" w:sz="6" w:val="single"/>
+              <w:bottom w:color="000000" w:space="0" w:sz="6" w:val="single"/>
+              <w:right w:color="000000" w:space="0" w:sz="6" w:val="single"/>
             </w:tcBorders>
             <w:tcMar>
-              <w:top w:w="0.0" w:type="dxa"/>
-              <w:left w:w="100.0" w:type="dxa"/>
-              <w:bottom w:w="0.0" w:type="dxa"/>
-              <w:right w:w="100.0" w:type="dxa"/>
+              <w:top w:w="56.69291338582678" w:type="dxa"/>
+              <w:left w:w="56.69291338582678" w:type="dxa"/>
+              <w:bottom w:w="56.69291338582678" w:type="dxa"/>
+              <w:right w:w="56.69291338582678" w:type="dxa"/>
             </w:tcMar>
             <w:vAlign w:val="top"/>
           </w:tcPr>
           <w:p>
             <w:pPr>
+              <w:spacing w:line="276" w:lineRule="auto"/>
+              <w:jc w:val="both"/>
               <w:rPr/>
             </w:pPr>
             <w:r>
@@ -1306,20 +5580,28 @@
     </w:tbl>
     <w:p>
       <w:pPr>
+        <w:pStyle w:val="Heading2"/>
         <w:spacing w:after="160" w:lineRule="auto"/>
-        <w:rPr/>
-      </w:pPr>
-      <w:r>
-        <w:rPr>
-          <w:rtl w:val="0"/>
-        </w:rPr>
-      </w:r>
-    </w:p>
-    <w:p>
-      <w:pPr>
+        <w:jc w:val="both"/>
+        <w:rPr/>
+      </w:pPr>
+      <w:bookmarkStart w:colFirst="0" w:colLast="0" w:name="_l4o0eyikscoz" w:id="22"/>
+      <w:bookmarkEnd w:id="22"/>
+      <w:r>
+        <w:rPr>
+          <w:rtl w:val="0"/>
+        </w:rPr>
+      </w:r>
+    </w:p>
+    <w:p>
+      <w:pPr>
+        <w:pStyle w:val="Heading2"/>
         <w:spacing w:after="160" w:lineRule="auto"/>
-        <w:rPr/>
-      </w:pPr>
+        <w:jc w:val="both"/>
+        <w:rPr/>
+      </w:pPr>
+      <w:bookmarkStart w:colFirst="0" w:colLast="0" w:name="_njo3a7kt9wrl" w:id="23"/>
+      <w:bookmarkEnd w:id="23"/>
       <w:r>
         <w:rPr>
           <w:rtl w:val="0"/>
@@ -1329,7 +5611,8 @@
     </w:p>
     <w:p>
       <w:pPr>
-        <w:spacing w:after="160" w:lineRule="auto"/>
+        <w:spacing w:after="160" w:line="276" w:lineRule="auto"/>
+        <w:jc w:val="both"/>
         <w:rPr/>
       </w:pPr>
       <w:r>
@@ -1341,19 +5624,21 @@
     </w:p>
     <w:p>
       <w:pPr>
-        <w:spacing w:after="160" w:lineRule="auto"/>
-        <w:rPr/>
-      </w:pPr>
-      <w:r>
-        <w:rPr>
-          <w:rtl w:val="0"/>
-        </w:rPr>
-        <w:t xml:space="preserve">The progress will be tracked weekly based on the timeline. Maintain standups to update the task progress and blockers every week. At the end of a week, the team will check planned task progress, record the problems encountered in implementation process, and adjust following tasks if necessary. For technical tasks, the progress will be evaluated by observable results like whether the generated program can show expected behavior on the selected hardware.</w:t>
-      </w:r>
-    </w:p>
-    <w:p>
-      <w:pPr>
-        <w:spacing w:after="160" w:lineRule="auto"/>
+        <w:spacing w:after="160" w:line="276" w:lineRule="auto"/>
+        <w:jc w:val="both"/>
+        <w:rPr/>
+      </w:pPr>
+      <w:r>
+        <w:rPr>
+          <w:rtl w:val="0"/>
+        </w:rPr>
+        <w:t xml:space="preserve">The progress will be tracked weekly based on the timeline. Maintain standups to update the task progress and blockers every week. At the end of a week, the team will check planned task progress, record the problems encountered in the implementation process, and adjust following tasks if necessary. For technical tasks, the progress will be evaluated by observable results like whether the generated program can show expected behavior on the selected hardware.</w:t>
+      </w:r>
+    </w:p>
+    <w:p>
+      <w:pPr>
+        <w:spacing w:after="160" w:line="276" w:lineRule="auto"/>
+        <w:jc w:val="both"/>
         <w:rPr/>
       </w:pPr>
       <w:r>
@@ -1368,10 +5653,12 @@
     <w:p>
       <w:pPr>
         <w:pStyle w:val="Heading1"/>
-        <w:rPr/>
-      </w:pPr>
-      <w:bookmarkStart w:colFirst="0" w:colLast="0" w:name="_qq3er7s6akb7" w:id="5"/>
-      <w:bookmarkEnd w:id="5"/>
+        <w:spacing w:line="276" w:lineRule="auto"/>
+        <w:jc w:val="both"/>
+        <w:rPr/>
+      </w:pPr>
+      <w:bookmarkStart w:colFirst="0" w:colLast="0" w:name="_qq3er7s6akb7" w:id="24"/>
+      <w:bookmarkEnd w:id="24"/>
       <w:r>
         <w:rPr>
           <w:rtl w:val="0"/>
@@ -1381,32 +5668,404 @@
     </w:p>
     <w:p>
       <w:pPr>
-        <w:rPr>
-          <w:b w:val="1"/>
-          <w:bCs w:val="1"/>
-        </w:rPr>
-      </w:pPr>
-      <w:r>
-        <w:rPr>
-          <w:b w:val="1"/>
-          <w:bCs w:val="1"/>
-          <w:rtl w:val="0"/>
-        </w:rPr>
-        <w:t xml:space="preserve">4.1 Hardware and Library Knowledge Errors</w:t>
-      </w:r>
-    </w:p>
-    <w:p>
-      <w:pPr>
-        <w:rPr/>
-      </w:pPr>
-      <w:r>
-        <w:rPr>
-          <w:rtl w:val="0"/>
-        </w:rPr>
-      </w:r>
-    </w:p>
-    <w:p>
-      <w:pPr>
+        <w:pStyle w:val="Heading2"/>
+        <w:jc w:val="both"/>
+        <w:rPr/>
+      </w:pPr>
+      <w:bookmarkStart w:colFirst="0" w:colLast="0" w:name="_sprr2flmzwac" w:id="25"/>
+      <w:bookmarkEnd w:id="25"/>
+      <w:r>
+        <w:rPr>
+          <w:rtl w:val="0"/>
+        </w:rPr>
+        <w:t xml:space="preserve">4.1 Knowledge of hardware and libraries Risk</w:t>
+      </w:r>
+    </w:p>
+    <w:p>
+      <w:pPr>
+        <w:spacing w:line="276" w:lineRule="auto"/>
+        <w:jc w:val="both"/>
+        <w:rPr>
+          <w:sz w:val="21"/>
+          <w:szCs w:val="21"/>
+        </w:rPr>
+      </w:pPr>
+      <w:r>
+        <w:rPr>
+          <w:sz w:val="21"/>
+          <w:szCs w:val="21"/>
+          <w:rtl w:val="0"/>
+        </w:rPr>
+        <w:t xml:space="preserve">The primary source of failure is the lack of knowledge about the specific hardware and libraries. The Arduino Nano 33BLE Sense includes several onboard sensors, and requires a variety of libraries. Various boards (e.g., Nano 33 BLE Sense rev1 vs rev2) and various sensor library releases may provide differing APIs. An LLM may confuse the two versions of the Nano 33 BLE Sense, select an incompatible library, or attempt to use functions associated with a different sensor. Since embedded programming can often look like it works but fails due to incorrect headers, incorrect initialization sequences, or mismatched function arguments, this is particularly important. A reliable embedded automation system must accurately account for hardware dependencies and structure API knowledge into its processing. AutoEmbed provides evidence that the reliability of embedded automation systems is dependent upon the accuracy of hardware dependency accounting and structured API knowledge injection. In order to minimize this risk, we will develop a static API knowledge base that contains verified library names, header files, initialization methods, key functions, return values, and brief examples for each of the selected board and sensors. This API knowledge base will be explicitly referenced in the prompts to the LLM to ensure that only the specified API is utilized.</w:t>
+      </w:r>
+    </w:p>
+    <w:p>
+      <w:pPr>
+        <w:spacing w:line="276" w:lineRule="auto"/>
+        <w:jc w:val="both"/>
+        <w:rPr/>
+      </w:pPr>
+      <w:r>
+        <w:rPr>
+          <w:rtl w:val="0"/>
+        </w:rPr>
+      </w:r>
+    </w:p>
+    <w:p>
+      <w:pPr>
+        <w:pStyle w:val="Heading2"/>
+        <w:jc w:val="both"/>
+        <w:rPr/>
+      </w:pPr>
+      <w:bookmarkStart w:colFirst="0" w:colLast="0" w:name="_od56yxs63v9e" w:id="26"/>
+      <w:bookmarkEnd w:id="26"/>
+      <w:r>
+        <w:rPr>
+          <w:rtl w:val="0"/>
+        </w:rPr>
+        <w:t xml:space="preserve">4.2</w:t>
+      </w:r>
+      <w:r>
+        <w:rPr>
+          <w:rtl w:val="0"/>
+        </w:rPr>
+        <w:t xml:space="preserve">  Compilation failure risk</w:t>
+      </w:r>
+    </w:p>
+    <w:p>
+      <w:pPr>
+        <w:spacing w:line="276" w:lineRule="auto"/>
+        <w:jc w:val="both"/>
+        <w:rPr>
+          <w:sz w:val="21"/>
+          <w:szCs w:val="21"/>
+        </w:rPr>
+      </w:pPr>
+      <w:r>
+        <w:rPr>
+          <w:sz w:val="21"/>
+          <w:szCs w:val="21"/>
+          <w:rtl w:val="0"/>
+        </w:rPr>
+        <w:t xml:space="preserve">The second type of risk is compilation failure. An LLM-generated program may fail to compile for many reasons. Examples include syntax errors, missing includes, improper class names, inconsistent library versions, or incorrect board configurations. Compilation failures are very common in embedded development because the generated program needs to match both Arduino C/C++ syntax and the exact interface of the sensor library. To minimize this risk, we will create a feedback loop for compilation using arduino-cli. If the compilation process fails, then the compiler error is returned to the LLM so that it can use this information to fix the error. This assumes that most LLM generated programs have errors that require repeated iterations of debugging rather than just one-time generation. In addition, to prevent the LLM from attempting to generate a working solution too many times, we will set a limit to the number of attempts (for example, three to five) that the LLM has to generate a working solution for each task. If a task still fails after exceeding the limit, then we will document what caused the task to fail.</w:t>
+      </w:r>
+    </w:p>
+    <w:p>
+      <w:pPr>
+        <w:pStyle w:val="Heading2"/>
+        <w:jc w:val="both"/>
+        <w:rPr/>
+      </w:pPr>
+      <w:bookmarkStart w:colFirst="0" w:colLast="0" w:name="_moiasecodzg2" w:id="27"/>
+      <w:bookmarkEnd w:id="27"/>
+      <w:r>
+        <w:rPr>
+          <w:rtl w:val="0"/>
+        </w:rPr>
+      </w:r>
+    </w:p>
+    <w:p>
+      <w:pPr>
+        <w:pStyle w:val="Heading2"/>
+        <w:jc w:val="both"/>
+        <w:rPr/>
+      </w:pPr>
+      <w:bookmarkStart w:colFirst="0" w:colLast="0" w:name="_98l2af109cz0" w:id="28"/>
+      <w:bookmarkEnd w:id="28"/>
+      <w:r>
+        <w:rPr>
+          <w:rtl w:val="0"/>
+        </w:rPr>
+      </w:r>
+    </w:p>
+    <w:p>
+      <w:pPr>
+        <w:pStyle w:val="Heading2"/>
+        <w:jc w:val="both"/>
+        <w:rPr/>
+      </w:pPr>
+      <w:bookmarkStart w:colFirst="0" w:colLast="0" w:name="_ek838wdblegi" w:id="29"/>
+      <w:bookmarkEnd w:id="29"/>
+      <w:r>
+        <w:rPr>
+          <w:rtl w:val="0"/>
+        </w:rPr>
+      </w:r>
+    </w:p>
+    <w:p>
+      <w:pPr>
+        <w:pStyle w:val="Heading2"/>
+        <w:jc w:val="both"/>
+        <w:rPr/>
+      </w:pPr>
+      <w:bookmarkStart w:colFirst="0" w:colLast="0" w:name="_h7icutor0r6" w:id="30"/>
+      <w:bookmarkEnd w:id="30"/>
+      <w:r>
+        <w:br w:type="page"/>
+      </w:r>
+      <w:r>
+        <w:rPr>
+          <w:rtl w:val="0"/>
+        </w:rPr>
+      </w:r>
+    </w:p>
+    <w:p>
+      <w:pPr>
+        <w:pStyle w:val="Heading2"/>
+        <w:jc w:val="both"/>
+        <w:rPr/>
+      </w:pPr>
+      <w:bookmarkStart w:colFirst="0" w:colLast="0" w:name="_kbf0gb3bhewb" w:id="31"/>
+      <w:bookmarkEnd w:id="31"/>
+      <w:r>
+        <w:rPr>
+          <w:rtl w:val="0"/>
+        </w:rPr>
+        <w:t xml:space="preserve">4.3 </w:t>
+      </w:r>
+      <w:r>
+        <w:rPr>
+          <w:rtl w:val="0"/>
+        </w:rPr>
+        <w:t xml:space="preserve">runtime behavior error</w:t>
+      </w:r>
+    </w:p>
+    <w:p>
+      <w:pPr>
+        <w:spacing w:line="276" w:lineRule="auto"/>
+        <w:jc w:val="both"/>
+        <w:rPr>
+          <w:sz w:val="21"/>
+          <w:szCs w:val="21"/>
+        </w:rPr>
+      </w:pPr>
+      <w:r>
+        <w:rPr>
+          <w:sz w:val="21"/>
+          <w:szCs w:val="21"/>
+          <w:rtl w:val="0"/>
+        </w:rPr>
+        <w:t xml:space="preserve">1. The third type of risk is the runtime behavior error. Even if the code compiles without any problems, there is no guarantee that the code will function as intended when it is loaded onto a circuit board. A successful compilation only confirms that the code can be written; a successful compilation does not confirm that the hardware will respond as intended.For example, a program may collect unreliable data from sensors, use incorrect thresholds to evaluate sensor readings, produce serial output that is incomprehensible, or inappropriately control an LED or BLE notification. Researchers who studied the use of LLMs for embedded systems found that testing on physical hardware is essential for verifying that an embedded system operates as intended, since embedded systems must provide evidence of their functionality through how they react in the real world. To minimize this risk, we will add standardized serial debug outputs to all generated sketches. Standardized serial debug outputs will include information regarding setup status, sensor initialization status, sensor readings status, decision-making logic status, and task completion status. These logs will help us determine if the program executed in the proper sequence and if the logic employed corresponds to the task.</w:t>
+      </w:r>
+    </w:p>
+    <w:p>
+      <w:pPr>
+        <w:spacing w:line="276" w:lineRule="auto"/>
+        <w:jc w:val="both"/>
+        <w:rPr/>
+      </w:pPr>
+      <w:r>
+        <w:rPr>
+          <w:rtl w:val="0"/>
+        </w:rPr>
+      </w:r>
+    </w:p>
+    <w:p>
+      <w:pPr>
+        <w:spacing w:line="276" w:lineRule="auto"/>
+        <w:jc w:val="both"/>
+        <w:rPr/>
+      </w:pPr>
+      <w:r>
+        <w:rPr>
+          <w:rtl w:val="0"/>
+        </w:rPr>
+      </w:r>
+    </w:p>
+    <w:p>
+      <w:pPr>
+        <w:pStyle w:val="Heading2"/>
+        <w:jc w:val="both"/>
+        <w:rPr/>
+      </w:pPr>
+      <w:bookmarkStart w:colFirst="0" w:colLast="0" w:name="_gjyg3psj3wtp" w:id="32"/>
+      <w:bookmarkEnd w:id="32"/>
+      <w:r>
+        <w:rPr>
+          <w:rtl w:val="0"/>
+        </w:rPr>
+        <w:t xml:space="preserve">4.4 </w:t>
+      </w:r>
+      <w:r>
+        <w:rPr>
+          <w:rtl w:val="0"/>
+        </w:rPr>
+        <w:t xml:space="preserve"> Flashing and serial communication stability risk</w:t>
+      </w:r>
+    </w:p>
+    <w:p>
+      <w:pPr>
+        <w:spacing w:line="276" w:lineRule="auto"/>
+        <w:jc w:val="both"/>
+        <w:rPr>
+          <w:sz w:val="21"/>
+          <w:szCs w:val="21"/>
+        </w:rPr>
+      </w:pPr>
+      <w:r>
+        <w:rPr>
+          <w:sz w:val="21"/>
+          <w:szCs w:val="21"/>
+          <w:rtl w:val="0"/>
+        </w:rPr>
+        <w:t xml:space="preserve">The fourth type of risk is instability associated with flashing and serial communication. Failures during automatic flashing and serial monitoring may occur due to port conflicts, USB disconnection, timing issues related to board resets, or delays in serial monitoring. Failures associated with flashing and/or serial reading will be recorded separately from failures related to LLM code generation.</w:t>
+      </w:r>
+    </w:p>
+    <w:p>
+      <w:pPr>
+        <w:spacing w:line="276" w:lineRule="auto"/>
+        <w:jc w:val="both"/>
+        <w:rPr/>
+      </w:pPr>
+      <w:r>
+        <w:rPr>
+          <w:rtl w:val="0"/>
+        </w:rPr>
+      </w:r>
+    </w:p>
+    <w:p>
+      <w:pPr>
+        <w:spacing w:line="276" w:lineRule="auto"/>
+        <w:jc w:val="both"/>
+        <w:rPr/>
+      </w:pPr>
+      <w:r>
+        <w:rPr>
+          <w:rtl w:val="0"/>
+        </w:rPr>
+      </w:r>
+    </w:p>
+    <w:p>
+      <w:pPr>
+        <w:pStyle w:val="Heading2"/>
+        <w:jc w:val="both"/>
+        <w:rPr/>
+      </w:pPr>
+      <w:bookmarkStart w:colFirst="0" w:colLast="0" w:name="_bxkezaakc1zk" w:id="33"/>
+      <w:bookmarkEnd w:id="33"/>
+      <w:r>
+        <w:rPr>
+          <w:rtl w:val="0"/>
+        </w:rPr>
+        <w:t xml:space="preserve">4.5 LLM variability/cost risk</w:t>
+      </w:r>
+    </w:p>
+    <w:p>
+      <w:pPr>
+        <w:spacing w:line="276" w:lineRule="auto"/>
+        <w:jc w:val="both"/>
+        <w:rPr>
+          <w:sz w:val="21"/>
+          <w:szCs w:val="21"/>
+        </w:rPr>
+      </w:pPr>
+      <w:r>
+        <w:rPr>
+          <w:sz w:val="21"/>
+          <w:szCs w:val="21"/>
+          <w:rtl w:val="0"/>
+        </w:rPr>
+        <w:t xml:space="preserve">Quality of output from LLMs varies greatly based upon quality of generation , speed , and cost . In addition, as well as being able to produce different answers using the same LLM when performing the same task, it is possible to achieve varying levels of compilation success or task completion using different LLMs. We plan to mitigate this risk by comparing at least two widely used LLMs while ensuring that each variable remains constant in our comparisons (e.g.prompting templates, model versioning, temperature settings, and API knowledge base).Some tasks may be repeated multiple times and results presented as averages.Additionally, we will define a maximum trial limit and conduct an initial test on a small subset of tasks to limit cost.</w:t>
+      </w:r>
+    </w:p>
+    <w:p>
+      <w:pPr>
+        <w:spacing w:line="276" w:lineRule="auto"/>
+        <w:jc w:val="both"/>
+        <w:rPr/>
+      </w:pPr>
+      <w:r>
+        <w:rPr>
+          <w:rtl w:val="0"/>
+        </w:rPr>
+      </w:r>
+    </w:p>
+    <w:p>
+      <w:pPr>
+        <w:pStyle w:val="Heading2"/>
+        <w:jc w:val="both"/>
+        <w:rPr/>
+      </w:pPr>
+      <w:bookmarkStart w:colFirst="0" w:colLast="0" w:name="_vy533ev74ctz" w:id="34"/>
+      <w:bookmarkEnd w:id="34"/>
+      <w:r>
+        <w:rPr>
+          <w:rtl w:val="0"/>
+        </w:rPr>
+      </w:r>
+    </w:p>
+    <w:p>
+      <w:pPr>
+        <w:pStyle w:val="Heading2"/>
+        <w:jc w:val="both"/>
+        <w:rPr/>
+      </w:pPr>
+      <w:bookmarkStart w:colFirst="0" w:colLast="0" w:name="_63xg5sghzkw7" w:id="35"/>
+      <w:bookmarkEnd w:id="35"/>
+      <w:r>
+        <w:br w:type="page"/>
+      </w:r>
+      <w:r>
+        <w:rPr>
+          <w:rtl w:val="0"/>
+        </w:rPr>
+      </w:r>
+    </w:p>
+    <w:p>
+      <w:pPr>
+        <w:pStyle w:val="Heading2"/>
+        <w:jc w:val="both"/>
+        <w:rPr/>
+      </w:pPr>
+      <w:bookmarkStart w:colFirst="0" w:colLast="0" w:name="_gcu31gr63uyq" w:id="36"/>
+      <w:bookmarkEnd w:id="36"/>
+      <w:r>
+        <w:rPr>
+          <w:rtl w:val="0"/>
+        </w:rPr>
+        <w:t xml:space="preserve">4.6 </w:t>
+      </w:r>
+      <w:r>
+        <w:rPr>
+          <w:rtl w:val="0"/>
+        </w:rPr>
+        <w:t xml:space="preserve">Evaluation objectivity/fairness risk</w:t>
+      </w:r>
+    </w:p>
+    <w:p>
+      <w:pPr>
+        <w:spacing w:line="276" w:lineRule="auto"/>
+        <w:jc w:val="both"/>
+        <w:rPr>
+          <w:sz w:val="21"/>
+          <w:szCs w:val="21"/>
+        </w:rPr>
+      </w:pPr>
+      <w:r>
+        <w:rPr>
+          <w:sz w:val="21"/>
+          <w:szCs w:val="21"/>
+          <w:rtl w:val="0"/>
+        </w:rPr>
+        <w:t xml:space="preserve">The last type of risk is evaluation objectivity/fairness. Tasks requiring subjective evaluations (e.g., BLE behavior/LED behavior/unclear serial outputs) may prove challenging to assess objectively. LDB provides evidence that runtime execution information can be useful for assessing intermediate program behavior. As such, we will define objective success/failure criteria for each task prior to testing. Valid serial output will serve as the basis for evaluating simple sensor tasks; however, evaluating BLE/actuator tasks may necessitate both debug logs and physical observation. Both the feedback loop system and no-feedback baseline systems will utilize identical task benches/prompts/hardware configurations/model settings/API knowledge bases. The primary distinction between the two systems will reside in whether or not compile errors and serial debug outputs are used for iterative refinement.</w:t>
+      </w:r>
+    </w:p>
+    <w:p>
+      <w:pPr>
+        <w:spacing w:line="276" w:lineRule="auto"/>
+        <w:jc w:val="both"/>
+        <w:rPr/>
+      </w:pPr>
+      <w:r>
+        <w:rPr>
+          <w:rtl w:val="0"/>
+        </w:rPr>
+      </w:r>
+    </w:p>
+    <w:p>
+      <w:pPr>
+        <w:spacing w:line="276" w:lineRule="auto"/>
+        <w:jc w:val="both"/>
         <w:rPr/>
       </w:pPr>
       <w:r>
@@ -1418,10 +6077,12 @@
     <w:p>
       <w:pPr>
         <w:pStyle w:val="Heading1"/>
-        <w:rPr/>
-      </w:pPr>
-      <w:bookmarkStart w:colFirst="0" w:colLast="0" w:name="_yqukwoinzbeg" w:id="6"/>
-      <w:bookmarkEnd w:id="6"/>
+        <w:spacing w:line="276" w:lineRule="auto"/>
+        <w:jc w:val="both"/>
+        <w:rPr/>
+      </w:pPr>
+      <w:bookmarkStart w:colFirst="0" w:colLast="0" w:name="_yqukwoinzbeg" w:id="37"/>
+      <w:bookmarkEnd w:id="37"/>
       <w:r>
         <w:br w:type="page"/>
       </w:r>
@@ -1434,78 +6095,109 @@
     <w:p>
       <w:pPr>
         <w:pStyle w:val="Heading1"/>
-        <w:rPr/>
-      </w:pPr>
-      <w:bookmarkStart w:colFirst="0" w:colLast="0" w:name="_tqqii6z9ulvc" w:id="7"/>
-      <w:bookmarkEnd w:id="7"/>
+        <w:jc w:val="both"/>
+        <w:rPr/>
+      </w:pPr>
+      <w:bookmarkStart w:colFirst="0" w:colLast="0" w:name="_tqqii6z9ulvc" w:id="38"/>
+      <w:bookmarkEnd w:id="38"/>
+      <w:r>
+        <w:rPr>
+          <w:rtl w:val="0"/>
+        </w:rPr>
+        <w:t xml:space="preserve">5. Demonstration goals</w:t>
+      </w:r>
+    </w:p>
+    <w:p>
+      <w:pPr>
+        <w:spacing w:line="276" w:lineRule="auto"/>
+        <w:jc w:val="both"/>
+        <w:rPr/>
+      </w:pPr>
+      <w:r>
+        <w:rPr>
+          <w:rtl w:val="0"/>
+        </w:rPr>
+        <w:t xml:space="preserve">The final demo will show an embedded IoT system which is based </w:t>
+      </w:r>
+      <w:r>
+        <w:rPr>
+          <w:rtl w:val="0"/>
+        </w:rPr>
+        <w:t xml:space="preserve">by LLM</w:t>
+      </w:r>
+      <w:r>
+        <w:rPr>
+          <w:rtl w:val="0"/>
+        </w:rPr>
+        <w:t xml:space="preserve"> support. The customers could use natural language to describe an ioT mask, and input the basic hardware information, such as the microcontroller board, sensor or actuator type, and pin connections. The system will generate the embedded code to suit the target device with this information. The demo focuses on showing this system how to reduce manual coding work, and supports code generation, library dependency selection, and basic validation.</w:t>
+      </w:r>
+    </w:p>
+    <w:p>
+      <w:pPr>
+        <w:spacing w:line="276" w:lineRule="auto"/>
+        <w:jc w:val="both"/>
+        <w:rPr/>
+      </w:pPr>
+      <w:r>
+        <w:rPr>
+          <w:rtl w:val="0"/>
+        </w:rPr>
+      </w:r>
+    </w:p>
+    <w:p>
+      <w:pPr>
+        <w:spacing w:line="276" w:lineRule="auto"/>
+        <w:jc w:val="both"/>
+        <w:rPr/>
+      </w:pPr>
+      <w:r>
+        <w:rPr>
+          <w:rtl w:val="0"/>
+        </w:rPr>
+        <w:t xml:space="preserve">The planned Demo scenario will use a simple sensor-based IoT application, such as reading data from temperature and humidity sensors and displaying or transmitting it through the device. During the demonstration, users first need to input the task requirements, and then the system will generate the corresponding code. Finally, the code will be tested  on the selected hardware platform. The Demo will also display whether the code can be successfully compiled and whether the actual behavior of the device complies with the task requirements.</w:t>
+      </w:r>
+    </w:p>
+    <w:p>
+      <w:pPr>
+        <w:spacing w:line="276" w:lineRule="auto"/>
+        <w:jc w:val="both"/>
+        <w:rPr/>
+      </w:pPr>
       <w:r>
         <w:rPr>
           <w:rFonts w:ascii="Arial Unicode MS" w:cs="Arial Unicode MS" w:eastAsia="Arial Unicode MS" w:hAnsi="Arial Unicode MS"/>
           <w:rtl w:val="0"/>
         </w:rPr>
-        <w:t xml:space="preserve">5. Demo/交付物</w:t>
-      </w:r>
-    </w:p>
-    <w:p>
-      <w:pPr>
-        <w:rPr>
-          <w:b w:val="1"/>
-          <w:bCs w:val="1"/>
-        </w:rPr>
-      </w:pPr>
-      <w:r>
-        <w:rPr>
-          <w:b w:val="1"/>
-          <w:bCs w:val="1"/>
-          <w:rtl w:val="0"/>
-        </w:rPr>
-        <w:t xml:space="preserve">The final demo will show an embedded IoT system which is based by LLM supported. The customers could use natural language to describe a IoT mask, and input the basic hardware information, such as the microcontroller board, sensor or actuator type, and pin connections. The system will generate the embedded code to suit target device with these information. The demo focus on showing this system how to reduce Manual coding work, and supports code generation, library dependency selection, and basic validation.</w:t>
-      </w:r>
-    </w:p>
-    <w:p>
-      <w:pPr>
-        <w:rPr>
-          <w:b w:val="1"/>
-          <w:bCs w:val="1"/>
-        </w:rPr>
-      </w:pPr>
-      <w:r>
-        <w:rPr>
-          <w:b w:val="1"/>
-          <w:bCs w:val="1"/>
-          <w:rtl w:val="0"/>
-        </w:rPr>
-        <w:t xml:space="preserve">The planned Demo scenario will use a simple sensor-based IoT application, such as reading data from temperature and humidity sensors and displaying or transmitting it through the device. During the demonstration, users first need to input the task requirements, and then system will generate the corresponding code. Finally, the code will be tested  on the selected hardware platform. The Demo will also display whether the code can be successfully compiled and whether the actual behavior of the device complies with the task requirements.</w:t>
-      </w:r>
-    </w:p>
-    <w:p>
-      <w:pPr>
-        <w:rPr>
-          <w:b w:val="1"/>
-          <w:bCs w:val="1"/>
-        </w:rPr>
-      </w:pPr>
-      <w:r>
-        <w:rPr>
-          <w:rFonts w:ascii="Arial Unicode MS" w:cs="Arial Unicode MS" w:eastAsia="Arial Unicode MS" w:hAnsi="Arial Unicode MS"/>
-          <w:b w:val="1"/>
-          <w:bCs w:val="1"/>
-          <w:rtl w:val="0"/>
-        </w:rPr>
         <w:t xml:space="preserve">The mainly deliverables of this project include：</w:t>
       </w:r>
     </w:p>
     <w:p>
       <w:pPr>
-        <w:rPr>
-          <w:b w:val="1"/>
-          <w:bCs w:val="1"/>
-        </w:rPr>
-      </w:pPr>
-      <w:r>
-        <w:rPr>
-          <w:b w:val="1"/>
-          <w:bCs w:val="1"/>
+        <w:spacing w:line="276" w:lineRule="auto"/>
+        <w:jc w:val="both"/>
+        <w:rPr/>
+      </w:pPr>
+      <w:r>
+        <w:rPr>
+          <w:rtl w:val="0"/>
+        </w:rPr>
+      </w:r>
+    </w:p>
+    <w:p>
+      <w:pPr>
+        <w:numPr>
+          <w:ilvl w:val="0"/>
+          <w:numId w:val="2"/>
+        </w:numPr>
+        <w:spacing w:line="276" w:lineRule="auto"/>
+        <w:ind w:left="720" w:hanging="360"/>
+        <w:jc w:val="both"/>
+        <w:rPr>
+          <w:u w:val="none"/>
+        </w:rPr>
+      </w:pPr>
+      <w:r>
+        <w:rPr>
           <w:rtl w:val="0"/>
         </w:rPr>
         <w:t xml:space="preserve">1.A functional prototype system capable of receiving user task descriptions and hardware configuration information.</w:t>
@@ -1513,15 +6205,31 @@
     </w:p>
     <w:p>
       <w:pPr>
-        <w:rPr>
-          <w:b w:val="1"/>
-          <w:bCs w:val="1"/>
-        </w:rPr>
-      </w:pPr>
-      <w:r>
-        <w:rPr>
-          <w:b w:val="1"/>
-          <w:bCs w:val="1"/>
+        <w:spacing w:line="276" w:lineRule="auto"/>
+        <w:jc w:val="both"/>
+        <w:rPr/>
+      </w:pPr>
+      <w:r>
+        <w:rPr>
+          <w:rtl w:val="0"/>
+        </w:rPr>
+      </w:r>
+    </w:p>
+    <w:p>
+      <w:pPr>
+        <w:numPr>
+          <w:ilvl w:val="0"/>
+          <w:numId w:val="2"/>
+        </w:numPr>
+        <w:spacing w:line="276" w:lineRule="auto"/>
+        <w:ind w:left="720" w:hanging="360"/>
+        <w:jc w:val="both"/>
+        <w:rPr>
+          <w:u w:val="none"/>
+        </w:rPr>
+      </w:pPr>
+      <w:r>
+        <w:rPr>
           <w:rtl w:val="0"/>
         </w:rPr>
         <w:t xml:space="preserve">2.A code generation module that can generate embedded C/C++ or MicroPython code for selected IoT tasks.</w:t>
@@ -1529,15 +6237,31 @@
     </w:p>
     <w:p>
       <w:pPr>
-        <w:rPr>
-          <w:b w:val="1"/>
-          <w:bCs w:val="1"/>
-        </w:rPr>
-      </w:pPr>
-      <w:r>
-        <w:rPr>
-          <w:b w:val="1"/>
-          <w:bCs w:val="1"/>
+        <w:spacing w:line="276" w:lineRule="auto"/>
+        <w:jc w:val="both"/>
+        <w:rPr/>
+      </w:pPr>
+      <w:r>
+        <w:rPr>
+          <w:rtl w:val="0"/>
+        </w:rPr>
+      </w:r>
+    </w:p>
+    <w:p>
+      <w:pPr>
+        <w:numPr>
+          <w:ilvl w:val="0"/>
+          <w:numId w:val="2"/>
+        </w:numPr>
+        <w:spacing w:line="276" w:lineRule="auto"/>
+        <w:ind w:left="720" w:hanging="360"/>
+        <w:jc w:val="both"/>
+        <w:rPr>
+          <w:u w:val="none"/>
+        </w:rPr>
+      </w:pPr>
+      <w:r>
+        <w:rPr>
           <w:rtl w:val="0"/>
         </w:rPr>
         <w:t xml:space="preserve">3.A basic library dependency selection mechanism to support common sensors and hardware modules.</w:t>
@@ -1545,15 +6269,31 @@
     </w:p>
     <w:p>
       <w:pPr>
-        <w:rPr>
-          <w:b w:val="1"/>
-          <w:bCs w:val="1"/>
-        </w:rPr>
-      </w:pPr>
-      <w:r>
-        <w:rPr>
-          <w:b w:val="1"/>
-          <w:bCs w:val="1"/>
+        <w:spacing w:line="276" w:lineRule="auto"/>
+        <w:jc w:val="both"/>
+        <w:rPr/>
+      </w:pPr>
+      <w:r>
+        <w:rPr>
+          <w:rtl w:val="0"/>
+        </w:rPr>
+      </w:r>
+    </w:p>
+    <w:p>
+      <w:pPr>
+        <w:numPr>
+          <w:ilvl w:val="0"/>
+          <w:numId w:val="2"/>
+        </w:numPr>
+        <w:spacing w:line="276" w:lineRule="auto"/>
+        <w:ind w:left="720" w:hanging="360"/>
+        <w:jc w:val="both"/>
+        <w:rPr>
+          <w:u w:val="none"/>
+        </w:rPr>
+      </w:pPr>
+      <w:r>
+        <w:rPr>
           <w:rtl w:val="0"/>
         </w:rPr>
         <w:t xml:space="preserve">4.A set of test cases covering different types of hardware tasks, such as sensor reading, LED control, button input, and simple communication.</w:t>
@@ -1561,15 +6301,31 @@
     </w:p>
     <w:p>
       <w:pPr>
-        <w:rPr>
-          <w:b w:val="1"/>
-          <w:bCs w:val="1"/>
-        </w:rPr>
-      </w:pPr>
-      <w:r>
-        <w:rPr>
-          <w:b w:val="1"/>
-          <w:bCs w:val="1"/>
+        <w:spacing w:line="276" w:lineRule="auto"/>
+        <w:jc w:val="both"/>
+        <w:rPr/>
+      </w:pPr>
+      <w:r>
+        <w:rPr>
+          <w:rtl w:val="0"/>
+        </w:rPr>
+      </w:r>
+    </w:p>
+    <w:p>
+      <w:pPr>
+        <w:numPr>
+          <w:ilvl w:val="0"/>
+          <w:numId w:val="2"/>
+        </w:numPr>
+        <w:spacing w:line="276" w:lineRule="auto"/>
+        <w:ind w:left="720" w:hanging="360"/>
+        <w:jc w:val="both"/>
+        <w:rPr>
+          <w:u w:val="none"/>
+        </w:rPr>
+      </w:pPr>
+      <w:r>
+        <w:rPr>
           <w:rtl w:val="0"/>
         </w:rPr>
         <w:t xml:space="preserve">5.A Demo video or live demonstration showing the complete process from user input to code generation and then to device operation.</w:t>
@@ -1577,15 +6333,31 @@
     </w:p>
     <w:p>
       <w:pPr>
-        <w:rPr>
-          <w:b w:val="1"/>
-          <w:bCs w:val="1"/>
-        </w:rPr>
-      </w:pPr>
-      <w:r>
-        <w:rPr>
-          <w:b w:val="1"/>
-          <w:bCs w:val="1"/>
+        <w:spacing w:line="276" w:lineRule="auto"/>
+        <w:jc w:val="both"/>
+        <w:rPr/>
+      </w:pPr>
+      <w:r>
+        <w:rPr>
+          <w:rtl w:val="0"/>
+        </w:rPr>
+      </w:r>
+    </w:p>
+    <w:p>
+      <w:pPr>
+        <w:numPr>
+          <w:ilvl w:val="0"/>
+          <w:numId w:val="2"/>
+        </w:numPr>
+        <w:spacing w:line="276" w:lineRule="auto"/>
+        <w:ind w:left="720" w:hanging="360"/>
+        <w:jc w:val="both"/>
+        <w:rPr>
+          <w:u w:val="none"/>
+        </w:rPr>
+      </w:pPr>
+      <w:r>
+        <w:rPr>
           <w:rtl w:val="0"/>
         </w:rPr>
         <w:t xml:space="preserve">6.Project documentation explaining the system design, implementation process, test results, limitations, and future improvement directions.</w:t>
@@ -1593,15 +6365,24 @@
     </w:p>
     <w:p>
       <w:pPr>
-        <w:rPr>
-          <w:b w:val="1"/>
-          <w:bCs w:val="1"/>
-        </w:rPr>
-      </w:pPr>
-      <w:r>
-        <w:rPr>
-          <w:b w:val="1"/>
-          <w:bCs w:val="1"/>
+        <w:spacing w:line="276" w:lineRule="auto"/>
+        <w:jc w:val="both"/>
+        <w:rPr/>
+      </w:pPr>
+      <w:r>
+        <w:rPr>
+          <w:rtl w:val="0"/>
+        </w:rPr>
+      </w:r>
+    </w:p>
+    <w:p>
+      <w:pPr>
+        <w:spacing w:line="276" w:lineRule="auto"/>
+        <w:jc w:val="both"/>
+        <w:rPr/>
+      </w:pPr>
+      <w:r>
+        <w:rPr>
           <w:rtl w:val="0"/>
         </w:rPr>
         <w:t xml:space="preserve">The final goal of this project is not to achieve a commercial-level embedded development platform, but to achieve a proof-of-concept prototype to demonstrate that the automated method based on LLM can assist in the development of embedded IoT software. The project will be evaluated mainly based on the relevance, compilability of the generated code, and whether the code can achieve the expected hardware behavior in the selected test cases.</w:t>
@@ -1609,10 +6390,9 @@
     </w:p>
     <w:p>
       <w:pPr>
-        <w:rPr>
-          <w:b w:val="1"/>
-          <w:bCs w:val="1"/>
-        </w:rPr>
+        <w:spacing w:line="276" w:lineRule="auto"/>
+        <w:jc w:val="both"/>
+        <w:rPr/>
       </w:pPr>
       <w:r>
         <w:rPr>
@@ -1623,10 +6403,12 @@
     <w:p>
       <w:pPr>
         <w:pStyle w:val="Heading1"/>
-        <w:rPr/>
-      </w:pPr>
-      <w:bookmarkStart w:colFirst="0" w:colLast="0" w:name="_yi84id7rvrfj" w:id="8"/>
-      <w:bookmarkEnd w:id="8"/>
+        <w:spacing w:line="276" w:lineRule="auto"/>
+        <w:jc w:val="both"/>
+        <w:rPr/>
+      </w:pPr>
+      <w:bookmarkStart w:colFirst="0" w:colLast="0" w:name="_yi84id7rvrfj" w:id="39"/>
+      <w:bookmarkEnd w:id="39"/>
       <w:r>
         <w:br w:type="page"/>
       </w:r>
@@ -1639,10 +6421,12 @@
     <w:p>
       <w:pPr>
         <w:pStyle w:val="Heading1"/>
-        <w:rPr/>
-      </w:pPr>
-      <w:bookmarkStart w:colFirst="0" w:colLast="0" w:name="_uyf45uualsvs" w:id="9"/>
-      <w:bookmarkEnd w:id="9"/>
+        <w:spacing w:line="276" w:lineRule="auto"/>
+        <w:jc w:val="both"/>
+        <w:rPr/>
+      </w:pPr>
+      <w:bookmarkStart w:colFirst="0" w:colLast="0" w:name="_uyf45uualsvs" w:id="40"/>
+      <w:bookmarkEnd w:id="40"/>
       <w:r>
         <w:rPr>
           <w:rtl w:val="0"/>
@@ -1652,7 +6436,8 @@
     </w:p>
     <w:p>
       <w:pPr>
-        <w:spacing w:after="240" w:before="240" w:lineRule="auto"/>
+        <w:spacing w:after="240" w:before="240" w:line="276" w:lineRule="auto"/>
+        <w:jc w:val="both"/>
         <w:rPr/>
       </w:pPr>
       <w:r>
@@ -1678,7 +6463,8 @@
     </w:p>
     <w:p>
       <w:pPr>
-        <w:spacing w:after="240" w:before="240" w:lineRule="auto"/>
+        <w:spacing w:after="240" w:before="240" w:line="276" w:lineRule="auto"/>
+        <w:jc w:val="both"/>
         <w:rPr/>
       </w:pPr>
       <w:r>
@@ -1704,7 +6490,8 @@
     </w:p>
     <w:p>
       <w:pPr>
-        <w:spacing w:after="240" w:before="240" w:lineRule="auto"/>
+        <w:spacing w:after="240" w:before="240" w:line="276" w:lineRule="auto"/>
+        <w:jc w:val="both"/>
         <w:rPr/>
       </w:pPr>
       <w:r>
@@ -1744,7 +6531,8 @@
     </w:p>
     <w:p>
       <w:pPr>
-        <w:spacing w:after="240" w:before="240" w:lineRule="auto"/>
+        <w:spacing w:after="240" w:before="240" w:line="276" w:lineRule="auto"/>
+        <w:jc w:val="both"/>
         <w:rPr/>
       </w:pPr>
       <w:r>
@@ -1784,7 +6572,8 @@
     </w:p>
     <w:p>
       <w:pPr>
-        <w:spacing w:after="240" w:before="240" w:lineRule="auto"/>
+        <w:spacing w:after="240" w:before="240" w:line="276" w:lineRule="auto"/>
+        <w:jc w:val="both"/>
         <w:rPr/>
       </w:pPr>
       <w:r>
@@ -1824,7 +6613,8 @@
     </w:p>
     <w:p>
       <w:pPr>
-        <w:spacing w:after="240" w:before="240" w:lineRule="auto"/>
+        <w:spacing w:after="240" w:before="240" w:line="276" w:lineRule="auto"/>
+        <w:jc w:val="both"/>
         <w:rPr/>
       </w:pPr>
       <w:r>
@@ -1864,7 +6654,8 @@
     </w:p>
     <w:p>
       <w:pPr>
-        <w:spacing w:after="240" w:before="240" w:lineRule="auto"/>
+        <w:spacing w:after="240" w:before="240" w:line="276" w:lineRule="auto"/>
+        <w:jc w:val="both"/>
         <w:rPr/>
       </w:pPr>
       <w:r>
@@ -1904,7 +6695,8 @@
     </w:p>
     <w:p>
       <w:pPr>
-        <w:spacing w:after="240" w:before="240" w:lineRule="auto"/>
+        <w:spacing w:after="240" w:before="240" w:line="276" w:lineRule="auto"/>
+        <w:jc w:val="both"/>
         <w:rPr/>
       </w:pPr>
       <w:r>
@@ -1930,662 +6722,224 @@
     </w:p>
     <w:p>
       <w:pPr>
-        <w:rPr/>
-      </w:pPr>
-      <w:r>
-        <w:rPr>
-          <w:rtl w:val="0"/>
-        </w:rPr>
-      </w:r>
-    </w:p>
-    <w:p>
-      <w:pPr>
-        <w:rPr/>
-      </w:pPr>
-      <w:r>
-        <w:rPr>
-          <w:rtl w:val="0"/>
-        </w:rPr>
-      </w:r>
-    </w:p>
-    <w:p>
-      <w:pPr>
-        <w:rPr/>
-      </w:pPr>
-      <w:r>
-        <w:rPr>
-          <w:rtl w:val="0"/>
-        </w:rPr>
-      </w:r>
-    </w:p>
-    <w:p>
-      <w:pPr>
-        <w:rPr/>
-      </w:pPr>
-      <w:r>
-        <w:rPr>
-          <w:rtl w:val="0"/>
-        </w:rPr>
-      </w:r>
-    </w:p>
-    <w:p>
-      <w:pPr>
-        <w:rPr/>
-      </w:pPr>
-      <w:r>
-        <w:rPr>
-          <w:rtl w:val="0"/>
-        </w:rPr>
-      </w:r>
-    </w:p>
-    <w:p>
-      <w:pPr>
-        <w:rPr/>
-      </w:pPr>
-      <w:r>
-        <w:rPr>
-          <w:rtl w:val="0"/>
-        </w:rPr>
-      </w:r>
-    </w:p>
-    <w:p>
-      <w:pPr>
-        <w:rPr/>
-      </w:pPr>
-      <w:r>
-        <w:rPr>
-          <w:rtl w:val="0"/>
-        </w:rPr>
-      </w:r>
-    </w:p>
-    <w:p>
-      <w:pPr>
-        <w:rPr/>
-      </w:pPr>
-      <w:r>
-        <w:rPr>
-          <w:rtl w:val="0"/>
-        </w:rPr>
-      </w:r>
-    </w:p>
-    <w:p>
-      <w:pPr>
-        <w:rPr/>
-      </w:pPr>
-      <w:r>
-        <w:rPr>
-          <w:rtl w:val="0"/>
-        </w:rPr>
-      </w:r>
-    </w:p>
-    <w:p>
-      <w:pPr>
-        <w:rPr/>
-      </w:pPr>
-      <w:r>
-        <w:rPr>
-          <w:rtl w:val="0"/>
-        </w:rPr>
-      </w:r>
-    </w:p>
-    <w:p>
-      <w:pPr>
-        <w:rPr/>
-      </w:pPr>
-      <w:r>
-        <w:rPr>
-          <w:rtl w:val="0"/>
-        </w:rPr>
-      </w:r>
-    </w:p>
-    <w:p>
-      <w:pPr>
-        <w:rPr/>
-      </w:pPr>
-      <w:r>
-        <w:rPr>
-          <w:rtl w:val="0"/>
-        </w:rPr>
-      </w:r>
-    </w:p>
-    <w:p>
-      <w:pPr>
-        <w:rPr/>
-      </w:pPr>
-      <w:r>
-        <w:rPr>
-          <w:rtl w:val="0"/>
-        </w:rPr>
-      </w:r>
-    </w:p>
-    <w:p>
-      <w:pPr>
-        <w:rPr/>
-      </w:pPr>
-      <w:r>
-        <w:rPr>
-          <w:rtl w:val="0"/>
-        </w:rPr>
-      </w:r>
-    </w:p>
-    <w:p>
-      <w:pPr>
-        <w:rPr/>
-      </w:pPr>
-      <w:r>
-        <w:rPr>
-          <w:rtl w:val="0"/>
-        </w:rPr>
-      </w:r>
-    </w:p>
-    <w:p>
-      <w:pPr>
-        <w:rPr/>
-      </w:pPr>
-      <w:r>
-        <w:rPr>
-          <w:rtl w:val="0"/>
-        </w:rPr>
-      </w:r>
-    </w:p>
-    <w:p>
-      <w:pPr>
-        <w:rPr/>
-      </w:pPr>
-      <w:r>
-        <w:rPr>
-          <w:rtl w:val="0"/>
-        </w:rPr>
-      </w:r>
-    </w:p>
-    <w:p>
-      <w:pPr>
-        <w:rPr/>
-      </w:pPr>
-      <w:r>
-        <w:rPr>
-          <w:rtl w:val="0"/>
-        </w:rPr>
-      </w:r>
-    </w:p>
-    <w:p>
-      <w:pPr>
-        <w:rPr/>
-      </w:pPr>
-      <w:r>
-        <w:rPr>
-          <w:rtl w:val="0"/>
-        </w:rPr>
-      </w:r>
-    </w:p>
-    <w:p>
-      <w:pPr>
-        <w:rPr/>
-      </w:pPr>
-      <w:r>
-        <w:rPr>
-          <w:rtl w:val="0"/>
-        </w:rPr>
-      </w:r>
-    </w:p>
-    <w:p>
-      <w:pPr>
-        <w:rPr/>
-      </w:pPr>
-      <w:r>
-        <w:rPr>
-          <w:rtl w:val="0"/>
-        </w:rPr>
-      </w:r>
-    </w:p>
-    <w:p>
-      <w:pPr>
-        <w:rPr/>
-      </w:pPr>
-      <w:r>
-        <w:rPr>
-          <w:rtl w:val="0"/>
-        </w:rPr>
-      </w:r>
-    </w:p>
-    <w:p>
-      <w:pPr>
-        <w:rPr/>
-      </w:pPr>
-      <w:r>
-        <w:rPr>
-          <w:rtl w:val="0"/>
-        </w:rPr>
-        <w:t xml:space="preserve">1  Guangyu Ma</w:t>
-      </w:r>
-    </w:p>
-    <w:p>
-      <w:pPr>
-        <w:rPr/>
-      </w:pPr>
-      <w:r>
-        <w:rPr>
-          <w:rtl w:val="0"/>
-        </w:rPr>
-        <w:t xml:space="preserve">2 yichen ma</w:t>
-      </w:r>
-    </w:p>
-    <w:p>
-      <w:pPr>
-        <w:rPr/>
-      </w:pPr>
-      <w:r>
-        <w:rPr>
-          <w:rtl w:val="0"/>
-        </w:rPr>
-        <w:t xml:space="preserve">3 Huaixuan Hu</w:t>
-      </w:r>
-    </w:p>
-    <w:p>
-      <w:pPr>
-        <w:rPr/>
-      </w:pPr>
-      <w:r>
-        <w:rPr>
-          <w:rtl w:val="0"/>
-        </w:rPr>
-        <w:t xml:space="preserve">4. Sijun Chen</w:t>
-      </w:r>
-    </w:p>
-    <w:p>
-      <w:pPr>
-        <w:rPr/>
-      </w:pPr>
-      <w:r>
-        <w:rPr>
-          <w:rtl w:val="0"/>
-        </w:rPr>
-        <w:t xml:space="preserve">5&amp;6 Jianyang Dong</w:t>
-      </w:r>
-    </w:p>
-    <w:p>
-      <w:pPr>
-        <w:pStyle w:val="Heading3"/>
-        <w:keepNext w:val="0"/>
-        <w:keepLines w:val="0"/>
-        <w:spacing w:before="280" w:lineRule="auto"/>
-        <w:rPr>
-          <w:b w:val="1"/>
-          <w:bCs w:val="1"/>
-          <w:color w:val="000000"/>
-          <w:sz w:val="26"/>
-          <w:szCs w:val="26"/>
-        </w:rPr>
-      </w:pPr>
-      <w:bookmarkStart w:colFirst="0" w:colLast="0" w:name="_i9w2g3fxdl6a" w:id="10"/>
-      <w:bookmarkEnd w:id="10"/>
-      <w:r>
-        <w:rPr>
-          <w:rFonts w:ascii="Arial Unicode MS" w:cs="Arial Unicode MS" w:eastAsia="Arial Unicode MS" w:hAnsi="Arial Unicode MS"/>
-          <w:b w:val="1"/>
-          <w:bCs w:val="1"/>
-          <w:color w:val="000000"/>
-          <w:sz w:val="26"/>
-          <w:szCs w:val="26"/>
-          <w:rtl w:val="0"/>
-        </w:rPr>
-        <w:t xml:space="preserve">3 报告该有哪些段落,各写什么</w:t>
-      </w:r>
-    </w:p>
-    <w:p>
-      <w:pPr>
-        <w:numPr>
-          <w:ilvl w:val="0"/>
-          <w:numId w:val="1"/>
-        </w:numPr>
-        <w:spacing w:after="240" w:before="240" w:lineRule="auto"/>
-        <w:ind w:left="720" w:hanging="360"/>
-      </w:pPr>
-      <w:r>
-        <w:rPr>
-          <w:rFonts w:ascii="Arial Unicode MS" w:cs="Arial Unicode MS" w:eastAsia="Arial Unicode MS" w:hAnsi="Arial Unicode MS"/>
-          <w:b w:val="1"/>
-          <w:bCs w:val="1"/>
-          <w:rtl w:val="0"/>
-        </w:rPr>
-        <w:t xml:space="preserve">标题 + 小组成员</w:t>
-      </w:r>
-      <w:r>
-        <w:rPr>
-          <w:rFonts w:ascii="Arial Unicode MS" w:cs="Arial Unicode MS" w:eastAsia="Arial Unicode MS" w:hAnsi="Arial Unicode MS"/>
-          <w:rtl w:val="0"/>
-        </w:rPr>
-        <w:t xml:space="preserve">(谁负责哪块)。</w:t>
-      </w:r>
-    </w:p>
-    <w:p>
-      <w:pPr>
-        <w:spacing w:after="240" w:before="240" w:lineRule="auto"/>
-        <w:rPr/>
-      </w:pPr>
-      <w:r>
-        <w:rPr>
-          <w:rtl w:val="0"/>
-        </w:rPr>
-      </w:r>
-    </w:p>
-    <w:p>
-      <w:pPr>
-        <w:numPr>
-          <w:ilvl w:val="0"/>
-          <w:numId w:val="1"/>
-        </w:numPr>
-        <w:spacing w:after="240" w:before="240" w:lineRule="auto"/>
-        <w:ind w:left="720" w:hanging="360"/>
-      </w:pPr>
-      <w:r>
-        <w:rPr>
-          <w:rFonts w:ascii="Arial Unicode MS" w:cs="Arial Unicode MS" w:eastAsia="Arial Unicode MS" w:hAnsi="Arial Unicode MS"/>
-          <w:b w:val="1"/>
-          <w:bCs w:val="1"/>
-          <w:rtl w:val="0"/>
-        </w:rPr>
-        <w:t xml:space="preserve">引言 / 问题陈述(对应 Topic Definition 20%)</w:t>
-      </w:r>
-      <w:r>
-        <w:rPr>
-          <w:rFonts w:ascii="Arial Unicode MS" w:cs="Arial Unicode MS" w:eastAsia="Arial Unicode MS" w:hAnsi="Arial Unicode MS"/>
-          <w:rtl w:val="0"/>
-        </w:rPr>
-        <w:t xml:space="preserve">:用大白话讲清楚——嵌入式 C/C++ 难写、门槛高,你们要做一个 LLM 工具让人用自然语言为 Nano 33 BLE Sense Rev2 生成 C/C++。明确写清做什么、不做什么(做:5 个板载传感器 + BLE、API 小抄、自我改错循环、30–50 条任务集、两组对比;不做:AutoEmbed 那套 7000 库检索、多板扩展)。</w:t>
-      </w:r>
-    </w:p>
-    <w:p>
-      <w:pPr>
-        <w:spacing w:after="240" w:before="240" w:lineRule="auto"/>
-        <w:rPr/>
-      </w:pPr>
-      <w:r>
-        <w:rPr>
-          <w:rtl w:val="0"/>
-        </w:rPr>
-      </w:r>
-    </w:p>
-    <w:p>
-      <w:pPr>
-        <w:numPr>
-          <w:ilvl w:val="0"/>
-          <w:numId w:val="1"/>
-        </w:numPr>
-        <w:spacing w:after="240" w:before="240" w:lineRule="auto"/>
-        <w:ind w:left="720" w:hanging="360"/>
-      </w:pPr>
-      <w:r>
-        <w:rPr>
-          <w:rFonts w:ascii="Arial Unicode MS" w:cs="Arial Unicode MS" w:eastAsia="Arial Unicode MS" w:hAnsi="Arial Unicode MS"/>
-          <w:b w:val="1"/>
-          <w:bCs w:val="1"/>
-          <w:rtl w:val="0"/>
-        </w:rPr>
-        <w:t xml:space="preserve">背景与相关工作(对应 Background 30%,花最多精力)</w:t>
-      </w:r>
-      <w:r>
-        <w:rPr>
-          <w:rFonts w:ascii="Arial Unicode MS" w:cs="Arial Unicode MS" w:eastAsia="Arial Unicode MS" w:hAnsi="Arial Unicode MS"/>
-          <w:rtl w:val="0"/>
-        </w:rPr>
-        <w:t xml:space="preserve">:概述 AutoEmbed(三个方法 + 它的结果),并放进相关研究里(LLM 写代码、LLM 做嵌入式、Englhardt 那篇 human-in-the-loop 当对照),论证你们的方案为什么合适。这段要让读者看懂后面的设计。引用挑精的,别堆。</w:t>
-      </w:r>
-    </w:p>
-    <w:p>
-      <w:pPr>
-        <w:spacing w:after="240" w:before="240" w:lineRule="auto"/>
-        <w:rPr/>
-      </w:pPr>
-      <w:r>
-        <w:rPr>
-          <w:rtl w:val="0"/>
-        </w:rPr>
-      </w:r>
-    </w:p>
-    <w:p>
-      <w:pPr>
-        <w:numPr>
-          <w:ilvl w:val="0"/>
-          <w:numId w:val="1"/>
-        </w:numPr>
-        <w:spacing w:after="240" w:before="240" w:lineRule="auto"/>
-        <w:ind w:left="720" w:hanging="360"/>
-      </w:pPr>
-      <w:r>
-        <w:rPr>
-          <w:rFonts w:ascii="Arial Unicode MS" w:cs="Arial Unicode MS" w:eastAsia="Arial Unicode MS" w:hAnsi="Arial Unicode MS"/>
-          <w:b w:val="1"/>
-          <w:bCs w:val="1"/>
-          <w:rtl w:val="0"/>
-        </w:rPr>
-        <w:t xml:space="preserve">方案与系统设计</w:t>
-      </w:r>
-      <w:r>
-        <w:rPr>
-          <w:rFonts w:ascii="Arial Unicode MS" w:cs="Arial Unicode MS" w:eastAsia="Arial Unicode MS" w:hAnsi="Arial Unicode MS"/>
-          <w:rtl w:val="0"/>
-        </w:rPr>
-        <w:t xml:space="preserve">:放我们前面那张流水线图(自然语言→提示生成→Coder→编译循环→烧录循环→可跑的 sketch,加上 API 知识库和反馈),配文字说明。</w:t>
-      </w:r>
-    </w:p>
-    <w:p>
-      <w:pPr>
-        <w:spacing w:after="240" w:before="240" w:lineRule="auto"/>
-        <w:rPr/>
-      </w:pPr>
-      <w:r>
-        <w:rPr>
-          <w:rtl w:val="0"/>
-        </w:rPr>
-      </w:r>
-    </w:p>
-    <w:p>
-      <w:pPr>
-        <w:numPr>
-          <w:ilvl w:val="0"/>
-          <w:numId w:val="1"/>
-        </w:numPr>
-        <w:spacing w:after="240" w:before="240" w:lineRule="auto"/>
-        <w:ind w:left="720" w:hanging="360"/>
-      </w:pPr>
-      <w:r>
-        <w:rPr>
-          <w:rFonts w:ascii="Arial Unicode MS" w:cs="Arial Unicode MS" w:eastAsia="Arial Unicode MS" w:hAnsi="Arial Unicode MS"/>
-          <w:b w:val="1"/>
-          <w:bCs w:val="1"/>
-          <w:rtl w:val="0"/>
-        </w:rPr>
-        <w:t xml:space="preserve">实现计划 + 时间线 + 里程碑(对应 Project Plan 25%)</w:t>
-      </w:r>
-      <w:r>
-        <w:rPr>
-          <w:rFonts w:ascii="Arial Unicode MS" w:cs="Arial Unicode MS" w:eastAsia="Arial Unicode MS" w:hAnsi="Arial Unicode MS"/>
-          <w:rtl w:val="0"/>
-        </w:rPr>
-        <w:t xml:space="preserve">:带"资源 + 时长"的里程碑表 + 分工(见下方模板)。</w:t>
-      </w:r>
-    </w:p>
-    <w:p>
-      <w:pPr>
-        <w:spacing w:after="240" w:before="240" w:lineRule="auto"/>
-        <w:rPr/>
-      </w:pPr>
-      <w:r>
-        <w:rPr>
-          <w:rtl w:val="0"/>
-        </w:rPr>
-      </w:r>
-    </w:p>
-    <w:p>
-      <w:pPr>
-        <w:spacing w:after="240" w:before="240" w:lineRule="auto"/>
-        <w:rPr/>
-      </w:pPr>
-      <w:r>
-        <w:rPr>
-          <w:rtl w:val="0"/>
-        </w:rPr>
-      </w:r>
-    </w:p>
-    <w:p>
-      <w:pPr>
-        <w:spacing w:after="240" w:before="240" w:lineRule="auto"/>
-        <w:rPr/>
-      </w:pPr>
-      <w:r>
-        <w:rPr>
-          <w:rtl w:val="0"/>
-        </w:rPr>
-      </w:r>
-    </w:p>
-    <w:p>
-      <w:pPr>
-        <w:numPr>
-          <w:ilvl w:val="0"/>
-          <w:numId w:val="1"/>
-        </w:numPr>
-        <w:spacing w:after="240" w:before="240" w:lineRule="auto"/>
-        <w:ind w:left="720" w:hanging="360"/>
-      </w:pPr>
-      <w:r>
-        <w:rPr>
-          <w:rFonts w:ascii="Arial Unicode MS" w:cs="Arial Unicode MS" w:eastAsia="Arial Unicode MS" w:hAnsi="Arial Unicode MS"/>
-          <w:b w:val="1"/>
-          <w:bCs w:val="1"/>
-          <w:rtl w:val="0"/>
-        </w:rPr>
-        <w:t xml:space="preserve">风险评估</w:t>
-      </w:r>
-      <w:r>
-        <w:rPr>
-          <w:rFonts w:ascii="Arial Unicode MS" w:cs="Arial Unicode MS" w:eastAsia="Arial Unicode MS" w:hAnsi="Arial Unicode MS"/>
-          <w:rtl w:val="0"/>
-        </w:rPr>
-        <w:t xml:space="preserve">:rubric 明确加分项,很多组栽在这里,务必认真(见下方模板)。</w:t>
-      </w:r>
-    </w:p>
-    <w:p>
-      <w:pPr>
-        <w:spacing w:after="240" w:before="240" w:lineRule="auto"/>
-        <w:rPr/>
-      </w:pPr>
-      <w:r>
-        <w:rPr/>
-        <w:drawing>
-          <wp:inline distB="114300" distT="114300" distL="114300" distR="114300">
-            <wp:extent cx="5731200" cy="2628900"/>
-            <wp:effectExtent b="0" l="0" r="0" t="0"/>
-            <wp:docPr id="1" name="image1.png"/>
-            <a:graphic>
-              <a:graphicData uri="http://schemas.openxmlformats.org/drawingml/2006/picture">
-                <pic:pic>
-                  <pic:nvPicPr>
-                    <pic:cNvPr id="0" name="image1.png"/>
-                    <pic:cNvPicPr preferRelativeResize="0"/>
-                  </pic:nvPicPr>
-                  <pic:blipFill>
-                    <a:blip r:embed="rId6"/>
-                    <a:srcRect b="0" l="0" r="0" t="0"/>
-                    <a:stretch>
-                      <a:fillRect/>
-                    </a:stretch>
-                  </pic:blipFill>
-                  <pic:spPr>
-                    <a:xfrm>
-                      <a:off x="0" y="0"/>
-                      <a:ext cx="5731200" cy="2628900"/>
-                    </a:xfrm>
-                    <a:prstGeom prst="rect"/>
-                    <a:ln/>
-                  </pic:spPr>
-                </pic:pic>
-              </a:graphicData>
-            </a:graphic>
-          </wp:inline>
-        </w:drawing>
-      </w:r>
-      <w:r>
-        <w:rPr>
-          <w:rtl w:val="0"/>
-        </w:rPr>
-      </w:r>
-    </w:p>
-    <w:p>
-      <w:pPr>
-        <w:spacing w:after="240" w:before="240" w:lineRule="auto"/>
-        <w:rPr/>
-      </w:pPr>
-      <w:r>
-        <w:rPr>
-          <w:rtl w:val="0"/>
-        </w:rPr>
-      </w:r>
-    </w:p>
-    <w:p>
-      <w:pPr>
-        <w:numPr>
-          <w:ilvl w:val="0"/>
-          <w:numId w:val="1"/>
-        </w:numPr>
-        <w:spacing w:after="240" w:before="240" w:lineRule="auto"/>
-        <w:ind w:left="720" w:hanging="360"/>
-      </w:pPr>
-      <w:r>
-        <w:rPr>
-          <w:b w:val="1"/>
-          <w:bCs w:val="1"/>
-          <w:rtl w:val="0"/>
-        </w:rPr>
-        <w:t xml:space="preserve">Demonstration goals</w:t>
-      </w:r>
-      <w:r>
-        <w:rPr>
-          <w:rFonts w:ascii="Arial Unicode MS" w:cs="Arial Unicode MS" w:eastAsia="Arial Unicode MS" w:hAnsi="Arial Unicode MS"/>
-          <w:rtl w:val="0"/>
-        </w:rPr>
-        <w:t xml:space="preserve">:简介强制要求——写清最终 demo 要演示什么(现场输入一句话→自动生成/编译/烧录→板子真做出对应行为;现场制造一个错误展示循环修好它;展示任务集指标和两组对比图)。</w:t>
-      </w:r>
-    </w:p>
-    <w:p>
-      <w:pPr>
-        <w:spacing w:after="240" w:before="240" w:lineRule="auto"/>
-        <w:rPr/>
-      </w:pPr>
-      <w:r>
-        <w:rPr>
-          <w:rtl w:val="0"/>
-        </w:rPr>
-      </w:r>
-    </w:p>
-    <w:p>
-      <w:pPr>
-        <w:numPr>
-          <w:ilvl w:val="0"/>
-          <w:numId w:val="1"/>
-        </w:numPr>
-        <w:spacing w:after="240" w:before="240" w:lineRule="auto"/>
-        <w:ind w:left="720" w:hanging="360"/>
-      </w:pPr>
-      <w:r>
-        <w:rPr>
-          <w:rFonts w:ascii="Arial Unicode MS" w:cs="Arial Unicode MS" w:eastAsia="Arial Unicode MS" w:hAnsi="Arial Unicode MS"/>
-          <w:b w:val="1"/>
-          <w:bCs w:val="1"/>
-          <w:rtl w:val="0"/>
-        </w:rPr>
-        <w:t xml:space="preserve">参考文献</w:t>
-      </w:r>
-      <w:r>
-        <w:rPr>
-          <w:rFonts w:ascii="Arial Unicode MS" w:cs="Arial Unicode MS" w:eastAsia="Arial Unicode MS" w:hAnsi="Arial Unicode MS"/>
-          <w:rtl w:val="0"/>
-        </w:rPr>
-        <w:t xml:space="preserve">:统一 IEEE 或 ACM 格式(对应 Presentation 25% 的一部分)。</w:t>
-      </w:r>
-    </w:p>
-    <w:p>
-      <w:pPr>
+        <w:spacing w:line="276" w:lineRule="auto"/>
+        <w:jc w:val="both"/>
+        <w:rPr/>
+      </w:pPr>
+      <w:r>
+        <w:rPr>
+          <w:rtl w:val="0"/>
+        </w:rPr>
+      </w:r>
+    </w:p>
+    <w:p>
+      <w:pPr>
+        <w:spacing w:line="276" w:lineRule="auto"/>
+        <w:jc w:val="both"/>
+        <w:rPr/>
+      </w:pPr>
+      <w:r>
+        <w:rPr>
+          <w:rtl w:val="0"/>
+        </w:rPr>
+      </w:r>
+    </w:p>
+    <w:p>
+      <w:pPr>
+        <w:spacing w:line="276" w:lineRule="auto"/>
+        <w:jc w:val="both"/>
+        <w:rPr/>
+      </w:pPr>
+      <w:r>
+        <w:rPr>
+          <w:rtl w:val="0"/>
+        </w:rPr>
+      </w:r>
+    </w:p>
+    <w:p>
+      <w:pPr>
+        <w:spacing w:line="276" w:lineRule="auto"/>
+        <w:jc w:val="both"/>
+        <w:rPr/>
+      </w:pPr>
+      <w:r>
+        <w:rPr>
+          <w:rtl w:val="0"/>
+        </w:rPr>
+      </w:r>
+    </w:p>
+    <w:p>
+      <w:pPr>
+        <w:spacing w:line="276" w:lineRule="auto"/>
+        <w:jc w:val="both"/>
+        <w:rPr/>
+      </w:pPr>
+      <w:r>
+        <w:rPr>
+          <w:rtl w:val="0"/>
+        </w:rPr>
+      </w:r>
+    </w:p>
+    <w:p>
+      <w:pPr>
+        <w:spacing w:line="276" w:lineRule="auto"/>
+        <w:jc w:val="both"/>
+        <w:rPr/>
+      </w:pPr>
+      <w:r>
+        <w:rPr>
+          <w:rtl w:val="0"/>
+        </w:rPr>
+      </w:r>
+    </w:p>
+    <w:p>
+      <w:pPr>
+        <w:spacing w:line="276" w:lineRule="auto"/>
+        <w:jc w:val="both"/>
+        <w:rPr/>
+      </w:pPr>
+      <w:r>
+        <w:rPr>
+          <w:rtl w:val="0"/>
+        </w:rPr>
+      </w:r>
+    </w:p>
+    <w:p>
+      <w:pPr>
+        <w:spacing w:line="276" w:lineRule="auto"/>
+        <w:jc w:val="both"/>
+        <w:rPr/>
+      </w:pPr>
+      <w:r>
+        <w:rPr>
+          <w:rtl w:val="0"/>
+        </w:rPr>
+      </w:r>
+    </w:p>
+    <w:p>
+      <w:pPr>
+        <w:spacing w:line="276" w:lineRule="auto"/>
+        <w:jc w:val="both"/>
+        <w:rPr/>
+      </w:pPr>
+      <w:r>
+        <w:rPr>
+          <w:rtl w:val="0"/>
+        </w:rPr>
+      </w:r>
+    </w:p>
+    <w:p>
+      <w:pPr>
+        <w:spacing w:line="276" w:lineRule="auto"/>
+        <w:jc w:val="both"/>
+        <w:rPr/>
+      </w:pPr>
+      <w:r>
+        <w:rPr>
+          <w:rtl w:val="0"/>
+        </w:rPr>
+      </w:r>
+    </w:p>
+    <w:p>
+      <w:pPr>
+        <w:spacing w:line="276" w:lineRule="auto"/>
+        <w:jc w:val="both"/>
+        <w:rPr/>
+      </w:pPr>
+      <w:r>
+        <w:rPr>
+          <w:rtl w:val="0"/>
+        </w:rPr>
+      </w:r>
+    </w:p>
+    <w:p>
+      <w:pPr>
+        <w:spacing w:line="276" w:lineRule="auto"/>
+        <w:jc w:val="both"/>
+        <w:rPr/>
+      </w:pPr>
+      <w:r>
+        <w:rPr>
+          <w:rtl w:val="0"/>
+        </w:rPr>
+      </w:r>
+    </w:p>
+    <w:p>
+      <w:pPr>
+        <w:spacing w:line="276" w:lineRule="auto"/>
+        <w:jc w:val="both"/>
+        <w:rPr/>
+      </w:pPr>
+      <w:r>
+        <w:rPr>
+          <w:rtl w:val="0"/>
+        </w:rPr>
+      </w:r>
+    </w:p>
+    <w:p>
+      <w:pPr>
+        <w:spacing w:line="276" w:lineRule="auto"/>
+        <w:jc w:val="both"/>
+        <w:rPr/>
+      </w:pPr>
+      <w:r>
+        <w:rPr>
+          <w:rtl w:val="0"/>
+        </w:rPr>
+      </w:r>
+    </w:p>
+    <w:p>
+      <w:pPr>
+        <w:spacing w:line="276" w:lineRule="auto"/>
+        <w:jc w:val="both"/>
+        <w:rPr/>
+      </w:pPr>
+      <w:r>
+        <w:rPr>
+          <w:rtl w:val="0"/>
+        </w:rPr>
+      </w:r>
+    </w:p>
+    <w:p>
+      <w:pPr>
+        <w:spacing w:line="276" w:lineRule="auto"/>
+        <w:jc w:val="both"/>
+        <w:rPr/>
+      </w:pPr>
+      <w:r>
+        <w:rPr>
+          <w:rtl w:val="0"/>
+        </w:rPr>
+      </w:r>
+    </w:p>
+    <w:p>
+      <w:pPr>
+        <w:spacing w:line="276" w:lineRule="auto"/>
+        <w:jc w:val="both"/>
+        <w:rPr/>
+      </w:pPr>
+      <w:r>
+        <w:rPr>
+          <w:rtl w:val="0"/>
+        </w:rPr>
+      </w:r>
+    </w:p>
+    <w:p>
+      <w:pPr>
+        <w:spacing w:line="276" w:lineRule="auto"/>
+        <w:jc w:val="both"/>
+        <w:rPr/>
+      </w:pPr>
+      <w:r>
+        <w:rPr>
+          <w:rtl w:val="0"/>
+        </w:rPr>
+      </w:r>
+    </w:p>
+    <w:p>
+      <w:pPr>
+        <w:spacing w:line="276" w:lineRule="auto"/>
+        <w:jc w:val="both"/>
         <w:rPr/>
       </w:pPr>
       <w:r>
@@ -2595,12 +6949,53 @@
       </w:r>
     </w:p>
     <w:sectPr>
+      <w:footerReference r:id="rId6" w:type="default"/>
+      <w:footerReference r:id="rId7" w:type="first"/>
       <w:pgSz w:h="16834" w:w="11909" w:orient="portrait"/>
       <w:pgMar w:bottom="1440" w:top="1440" w:left="1440" w:right="1440" w:header="720" w:footer="720"/>
-      <w:pgNumType w:start="1"/>
+      <w:pgNumType w:start="0"/>
+      <w:titlePg w:val="1"/>
     </w:sectPr>
   </w:body>
 </w:document>
+</file>
+
+<file path=word/footer1.xml><?xml version="1.0" encoding="utf-8"?>
+<w:ftr xmlns:mc="http://schemas.openxmlformats.org/markup-compatibility/2006" xmlns:o="urn:schemas-microsoft-com:office:office" xmlns:r="http://schemas.openxmlformats.org/officeDocument/2006/relationships" xmlns:m="http://schemas.openxmlformats.org/officeDocument/2006/math" xmlns:v="urn:schemas-microsoft-com:vml" xmlns:wp="http://schemas.openxmlformats.org/drawingml/2006/wordprocessingDrawing" xmlns:w10="urn:schemas-microsoft-com:office:word" xmlns:w="http://schemas.openxmlformats.org/wordprocessingml/2006/main" xmlns:wne="http://schemas.microsoft.com/office/word/2006/wordml" xmlns:sl="http://schemas.openxmlformats.org/schemaLibrary/2006/main" xmlns:a="http://schemas.openxmlformats.org/drawingml/2006/main" xmlns:pic="http://schemas.openxmlformats.org/drawingml/2006/picture" xmlns:c="http://schemas.openxmlformats.org/drawingml/2006/chart" xmlns:lc="http://schemas.openxmlformats.org/drawingml/2006/lockedCanvas" xmlns:dgm="http://schemas.openxmlformats.org/drawingml/2006/diagram" xmlns:wps="http://schemas.microsoft.com/office/word/2010/wordprocessingShape" xmlns:wpg="http://schemas.microsoft.com/office/word/2010/wordprocessingGroup" xmlns:w14="http://schemas.microsoft.com/office/word/2010/wordml" xmlns:w15="http://schemas.microsoft.com/office/word/2012/wordml" xmlns:w16="http://schemas.microsoft.com/office/word/2018/wordml" xmlns:w16cex="http://schemas.microsoft.com/office/word/2018/wordml/cex" xmlns:w16cid="http://schemas.microsoft.com/office/word/2016/wordml/cid" xmlns="http://schemas.microsoft.com/office/tasks/2019/documenttasks" xmlns:cr="http://schemas.microsoft.com/office/comments/2020/reactions">
+  <w:p>
+    <w:pPr>
+      <w:rPr/>
+    </w:pPr>
+    <w:r>
+      <w:rPr>
+        <w:rtl w:val="0"/>
+      </w:rPr>
+    </w:r>
+  </w:p>
+</w:ftr>
+</file>
+
+<file path=word/footer2.xml><?xml version="1.0" encoding="utf-8"?>
+<w:ftr xmlns:mc="http://schemas.openxmlformats.org/markup-compatibility/2006" xmlns:o="urn:schemas-microsoft-com:office:office" xmlns:r="http://schemas.openxmlformats.org/officeDocument/2006/relationships" xmlns:m="http://schemas.openxmlformats.org/officeDocument/2006/math" xmlns:v="urn:schemas-microsoft-com:vml" xmlns:wp="http://schemas.openxmlformats.org/drawingml/2006/wordprocessingDrawing" xmlns:w10="urn:schemas-microsoft-com:office:word" xmlns:w="http://schemas.openxmlformats.org/wordprocessingml/2006/main" xmlns:wne="http://schemas.microsoft.com/office/word/2006/wordml" xmlns:sl="http://schemas.openxmlformats.org/schemaLibrary/2006/main" xmlns:a="http://schemas.openxmlformats.org/drawingml/2006/main" xmlns:pic="http://schemas.openxmlformats.org/drawingml/2006/picture" xmlns:c="http://schemas.openxmlformats.org/drawingml/2006/chart" xmlns:lc="http://schemas.openxmlformats.org/drawingml/2006/lockedCanvas" xmlns:dgm="http://schemas.openxmlformats.org/drawingml/2006/diagram" xmlns:wps="http://schemas.microsoft.com/office/word/2010/wordprocessingShape" xmlns:wpg="http://schemas.microsoft.com/office/word/2010/wordprocessingGroup" xmlns:w14="http://schemas.microsoft.com/office/word/2010/wordml" xmlns:w15="http://schemas.microsoft.com/office/word/2012/wordml" xmlns:w16="http://schemas.microsoft.com/office/word/2018/wordml" xmlns:w16cex="http://schemas.microsoft.com/office/word/2018/wordml/cex" xmlns:w16cid="http://schemas.microsoft.com/office/word/2016/wordml/cid" xmlns="http://schemas.microsoft.com/office/tasks/2019/documenttasks" xmlns:cr="http://schemas.microsoft.com/office/comments/2020/reactions">
+  <w:p>
+    <w:pPr>
+      <w:jc w:val="right"/>
+      <w:rPr/>
+    </w:pPr>
+    <w:r>
+      <w:rPr/>
+      <w:fldChar w:fldCharType="begin"/>
+      <w:instrText xml:space="preserve">PAGE</w:instrText>
+      <w:fldChar w:fldCharType="separate"/>
+      <w:fldChar w:fldCharType="end"/>
+    </w:r>
+    <w:r>
+      <w:rPr>
+        <w:rtl w:val="0"/>
+      </w:rPr>
+    </w:r>
+  </w:p>
+</w:ftr>
 </file>
 
 <file path=word/numbering.xml><?xml version="1.0" encoding="utf-8"?>
@@ -2608,8 +7003,130 @@
   <w:abstractNum w:abstractNumId="1">
     <w:lvl w:ilvl="0">
       <w:start w:val="1"/>
-      <w:numFmt w:val="decimal"/>
-      <w:lvlText w:val="%1."/>
+      <w:numFmt w:val="bullet"/>
+      <w:lvlText w:val="-"/>
+      <w:lvlJc w:val="left"/>
+      <w:pPr>
+        <w:ind w:left="720" w:hanging="360"/>
+      </w:pPr>
+      <w:rPr>
+        <w:rFonts w:ascii="Arial" w:cs="Arial" w:eastAsia="Arial" w:hAnsi="Arial"/>
+        <w:b w:val="0"/>
+        <w:bCs w:val="0"/>
+        <w:i w:val="0"/>
+        <w:iCs w:val="0"/>
+        <w:smallCaps w:val="0"/>
+        <w:strike w:val="0"/>
+        <w:color w:val="000000"/>
+        <w:sz w:val="22"/>
+        <w:szCs w:val="22"/>
+        <w:u w:val="none"/>
+        <w:shd w:fill="auto" w:val="clear"/>
+        <w:vertAlign w:val="baseline"/>
+      </w:rPr>
+    </w:lvl>
+    <w:lvl w:ilvl="1">
+      <w:start w:val="1"/>
+      <w:numFmt w:val="bullet"/>
+      <w:lvlText w:val="-"/>
+      <w:lvlJc w:val="left"/>
+      <w:pPr>
+        <w:ind w:left="1440" w:hanging="360"/>
+      </w:pPr>
+      <w:rPr>
+        <w:u w:val="none"/>
+      </w:rPr>
+    </w:lvl>
+    <w:lvl w:ilvl="2">
+      <w:start w:val="1"/>
+      <w:numFmt w:val="bullet"/>
+      <w:lvlText w:val="-"/>
+      <w:lvlJc w:val="left"/>
+      <w:pPr>
+        <w:ind w:left="2160" w:hanging="360"/>
+      </w:pPr>
+      <w:rPr>
+        <w:u w:val="none"/>
+      </w:rPr>
+    </w:lvl>
+    <w:lvl w:ilvl="3">
+      <w:start w:val="1"/>
+      <w:numFmt w:val="bullet"/>
+      <w:lvlText w:val="-"/>
+      <w:lvlJc w:val="left"/>
+      <w:pPr>
+        <w:ind w:left="2880" w:hanging="360"/>
+      </w:pPr>
+      <w:rPr>
+        <w:u w:val="none"/>
+      </w:rPr>
+    </w:lvl>
+    <w:lvl w:ilvl="4">
+      <w:start w:val="1"/>
+      <w:numFmt w:val="bullet"/>
+      <w:lvlText w:val="-"/>
+      <w:lvlJc w:val="left"/>
+      <w:pPr>
+        <w:ind w:left="3600" w:hanging="360"/>
+      </w:pPr>
+      <w:rPr>
+        <w:u w:val="none"/>
+      </w:rPr>
+    </w:lvl>
+    <w:lvl w:ilvl="5">
+      <w:start w:val="1"/>
+      <w:numFmt w:val="bullet"/>
+      <w:lvlText w:val="-"/>
+      <w:lvlJc w:val="left"/>
+      <w:pPr>
+        <w:ind w:left="4320" w:hanging="360"/>
+      </w:pPr>
+      <w:rPr>
+        <w:u w:val="none"/>
+      </w:rPr>
+    </w:lvl>
+    <w:lvl w:ilvl="6">
+      <w:start w:val="1"/>
+      <w:numFmt w:val="bullet"/>
+      <w:lvlText w:val="-"/>
+      <w:lvlJc w:val="left"/>
+      <w:pPr>
+        <w:ind w:left="5040" w:hanging="360"/>
+      </w:pPr>
+      <w:rPr>
+        <w:u w:val="none"/>
+      </w:rPr>
+    </w:lvl>
+    <w:lvl w:ilvl="7">
+      <w:start w:val="1"/>
+      <w:numFmt w:val="bullet"/>
+      <w:lvlText w:val="-"/>
+      <w:lvlJc w:val="left"/>
+      <w:pPr>
+        <w:ind w:left="5760" w:hanging="360"/>
+      </w:pPr>
+      <w:rPr>
+        <w:u w:val="none"/>
+      </w:rPr>
+    </w:lvl>
+    <w:lvl w:ilvl="8">
+      <w:start w:val="1"/>
+      <w:numFmt w:val="bullet"/>
+      <w:lvlText w:val="-"/>
+      <w:lvlJc w:val="left"/>
+      <w:pPr>
+        <w:ind w:left="6480" w:hanging="360"/>
+      </w:pPr>
+      <w:rPr>
+        <w:u w:val="none"/>
+      </w:rPr>
+    </w:lvl>
+  </w:abstractNum>
+  <w:abstractNum w:abstractNumId="2">
+    <w:lvl w:ilvl="0">
+      <w:start w:val="1"/>
+      <w:numFmt w:val="bullet"/>
+      <w:lvlText w:val="●"/>
       <w:lvlJc w:val="left"/>
       <w:pPr>
         <w:ind w:left="720" w:hanging="360"/>
@@ -2620,8 +7137,8 @@
     </w:lvl>
     <w:lvl w:ilvl="1">
       <w:start w:val="1"/>
-      <w:numFmt w:val="lowerLetter"/>
-      <w:lvlText w:val="%2."/>
+      <w:numFmt w:val="bullet"/>
+      <w:lvlText w:val="○"/>
       <w:lvlJc w:val="left"/>
       <w:pPr>
         <w:ind w:left="1440" w:hanging="360"/>
@@ -2632,8 +7149,8 @@
     </w:lvl>
     <w:lvl w:ilvl="2">
       <w:start w:val="1"/>
-      <w:numFmt w:val="lowerRoman"/>
-      <w:lvlText w:val="%3."/>
+      <w:numFmt w:val="bullet"/>
+      <w:lvlText w:val="■"/>
       <w:lvlJc w:val="left"/>
       <w:pPr>
         <w:ind w:left="2160" w:hanging="360"/>
@@ -2644,8 +7161,8 @@
     </w:lvl>
     <w:lvl w:ilvl="3">
       <w:start w:val="1"/>
-      <w:numFmt w:val="decimal"/>
-      <w:lvlText w:val="%4."/>
+      <w:numFmt w:val="bullet"/>
+      <w:lvlText w:val="●"/>
       <w:lvlJc w:val="left"/>
       <w:pPr>
         <w:ind w:left="2880" w:hanging="360"/>
@@ -2656,8 +7173,8 @@
     </w:lvl>
     <w:lvl w:ilvl="4">
       <w:start w:val="1"/>
-      <w:numFmt w:val="lowerLetter"/>
-      <w:lvlText w:val="%5."/>
+      <w:numFmt w:val="bullet"/>
+      <w:lvlText w:val="○"/>
       <w:lvlJc w:val="left"/>
       <w:pPr>
         <w:ind w:left="3600" w:hanging="360"/>
@@ -2668,8 +7185,8 @@
     </w:lvl>
     <w:lvl w:ilvl="5">
       <w:start w:val="1"/>
-      <w:numFmt w:val="lowerRoman"/>
-      <w:lvlText w:val="%6."/>
+      <w:numFmt w:val="bullet"/>
+      <w:lvlText w:val="■"/>
       <w:lvlJc w:val="left"/>
       <w:pPr>
         <w:ind w:left="4320" w:hanging="360"/>
@@ -2680,8 +7197,8 @@
     </w:lvl>
     <w:lvl w:ilvl="6">
       <w:start w:val="1"/>
-      <w:numFmt w:val="decimal"/>
-      <w:lvlText w:val="%7."/>
+      <w:numFmt w:val="bullet"/>
+      <w:lvlText w:val="●"/>
       <w:lvlJc w:val="left"/>
       <w:pPr>
         <w:ind w:left="5040" w:hanging="360"/>
@@ -2692,8 +7209,8 @@
     </w:lvl>
     <w:lvl w:ilvl="7">
       <w:start w:val="1"/>
-      <w:numFmt w:val="lowerLetter"/>
-      <w:lvlText w:val="%8."/>
+      <w:numFmt w:val="bullet"/>
+      <w:lvlText w:val="○"/>
       <w:lvlJc w:val="left"/>
       <w:pPr>
         <w:ind w:left="5760" w:hanging="360"/>
@@ -2704,8 +7221,8 @@
     </w:lvl>
     <w:lvl w:ilvl="8">
       <w:start w:val="1"/>
-      <w:numFmt w:val="lowerRoman"/>
-      <w:lvlText w:val="%9."/>
+      <w:numFmt w:val="bullet"/>
+      <w:lvlText w:val="■"/>
       <w:lvlJc w:val="left"/>
       <w:pPr>
         <w:ind w:left="6480" w:hanging="360"/>
@@ -2717,6 +7234,9 @@
   </w:abstractNum>
   <w:num w:numId="1">
     <w:abstractNumId w:val="1"/>
+  </w:num>
+  <w:num w:numId="2">
+    <w:abstractNumId w:val="2"/>
   </w:num>
 </w:numbering>
 </file>
@@ -2893,6 +7413,42 @@
       <w:tblStyleColBandSize w:val="1"/>
       <w:tblCellMar/>
     </w:tblPr>
+    <w:tblStylePr w:type="band1Horz">
+      <w:tcPr/>
+    </w:tblStylePr>
+    <w:tblStylePr w:type="band1Vert">
+      <w:tcPr/>
+    </w:tblStylePr>
+    <w:tblStylePr w:type="band2Horz">
+      <w:tcPr/>
+    </w:tblStylePr>
+    <w:tblStylePr w:type="band2Vert">
+      <w:tcPr/>
+    </w:tblStylePr>
+    <w:tblStylePr w:type="firstCol">
+      <w:tcPr/>
+    </w:tblStylePr>
+    <w:tblStylePr w:type="firstRow">
+      <w:tcPr/>
+    </w:tblStylePr>
+    <w:tblStylePr w:type="lastCol">
+      <w:tcPr/>
+    </w:tblStylePr>
+    <w:tblStylePr w:type="lastRow">
+      <w:tcPr/>
+    </w:tblStylePr>
+    <w:tblStylePr w:type="neCell">
+      <w:tcPr/>
+    </w:tblStylePr>
+    <w:tblStylePr w:type="nwCell">
+      <w:tcPr/>
+    </w:tblStylePr>
+    <w:tblStylePr w:type="seCell">
+      <w:tcPr/>
+    </w:tblStylePr>
+    <w:tblStylePr w:type="swCell">
+      <w:tcPr/>
+    </w:tblStylePr>
   </w:style>
 </w:styles>
 </file>
